--- a/docs/04-scenerio/auth.docx
+++ b/docs/04-scenerio/auth.docx
@@ -19,8 +19,14 @@
     </w:p>
     <w:tbl>
       <w:tblPr>
-        <w:tblStyle w:val="693"/>
+        <w:tblStyle w:val="912"/>
         <w:tblW w:w="9000" w:type="dxa"/>
+        <w:tblCellMar>
+          <w:left w:w="100" w:type="dxa"/>
+          <w:top w:w="100" w:type="dxa"/>
+          <w:right w:w="100" w:type="dxa"/>
+          <w:bottom w:w="100" w:type="dxa"/>
+        </w:tblCellMar>
         <w:tblBorders>
           <w:top w:val="single" w:color="000000" w:sz="8" w:space="0"/>
           <w:left w:val="single" w:color="000000" w:sz="8" w:space="0"/>
@@ -35,20 +41,11 @@
       <w:tblGrid>
         <w:gridCol w:w="1665"/>
         <w:gridCol w:w="7335"/>
-        <w:tblGridChange w:id="0">
-          <w:tblGrid>
-            <w:gridCol w:w="1665"/>
-            <w:gridCol w:w="7335"/>
-          </w:tblGrid>
-        </w:tblGridChange>
       </w:tblGrid>
       <w:tr>
-        <w:trPr>
-          <w:cantSplit w:val="false"/>
-        </w:trPr>
+        <w:trPr/>
         <w:tc>
           <w:tcPr>
-            <w:shd w:val="clear" w:color="auto" w:fill="auto"/>
             <w:tcBorders/>
             <w:tcMar>
               <w:left w:w="100" w:type="dxa"/>
@@ -56,6 +53,7 @@
               <w:right w:w="100" w:type="dxa"/>
               <w:bottom w:w="100" w:type="dxa"/>
             </w:tcMar>
+            <w:tcW w:w="1665" w:type="dxa"/>
             <w:vAlign w:val="top"/>
           </w:tcPr>
           <w:p>
@@ -88,7 +86,6 @@
         </w:tc>
         <w:tc>
           <w:tcPr>
-            <w:shd w:val="clear" w:color="auto" w:fill="auto"/>
             <w:tcBorders/>
             <w:tcMar>
               <w:left w:w="100" w:type="dxa"/>
@@ -96,6 +93,7 @@
               <w:right w:w="100" w:type="dxa"/>
               <w:bottom w:w="100" w:type="dxa"/>
             </w:tcMar>
+            <w:tcW w:w="7335" w:type="dxa"/>
             <w:vAlign w:val="top"/>
           </w:tcPr>
           <w:p>
@@ -118,22 +116,16 @@
               <w:rPr/>
             </w:pPr>
             <w:r>
-              <w:rPr>
-                <w:rtl w:val="0"/>
-              </w:rPr>
-              <w:t xml:space="preserve">Đăng kí</w:t>
+              <w:t xml:space="preserve">Đăng ký</w:t>
             </w:r>
             <w:r/>
           </w:p>
         </w:tc>
       </w:tr>
       <w:tr>
-        <w:trPr>
-          <w:cantSplit w:val="false"/>
-        </w:trPr>
+        <w:trPr/>
         <w:tc>
           <w:tcPr>
-            <w:shd w:val="clear" w:color="auto" w:fill="auto"/>
             <w:tcBorders/>
             <w:tcMar>
               <w:left w:w="100" w:type="dxa"/>
@@ -141,6 +133,7 @@
               <w:right w:w="100" w:type="dxa"/>
               <w:bottom w:w="100" w:type="dxa"/>
             </w:tcMar>
+            <w:tcW w:w="1665" w:type="dxa"/>
             <w:vAlign w:val="top"/>
           </w:tcPr>
           <w:p>
@@ -173,7 +166,6 @@
         </w:tc>
         <w:tc>
           <w:tcPr>
-            <w:shd w:val="clear" w:color="auto" w:fill="auto"/>
             <w:tcBorders/>
             <w:tcMar>
               <w:left w:w="100" w:type="dxa"/>
@@ -181,6 +173,7 @@
               <w:right w:w="100" w:type="dxa"/>
               <w:bottom w:w="100" w:type="dxa"/>
             </w:tcMar>
+            <w:tcW w:w="7335" w:type="dxa"/>
             <w:vAlign w:val="top"/>
           </w:tcPr>
           <w:p>
@@ -213,12 +206,9 @@
         </w:tc>
       </w:tr>
       <w:tr>
-        <w:trPr>
-          <w:cantSplit w:val="false"/>
-        </w:trPr>
+        <w:trPr/>
         <w:tc>
           <w:tcPr>
-            <w:shd w:val="clear" w:color="auto" w:fill="auto"/>
             <w:tcBorders/>
             <w:tcMar>
               <w:left w:w="100" w:type="dxa"/>
@@ -226,6 +216,7 @@
               <w:right w:w="100" w:type="dxa"/>
               <w:bottom w:w="100" w:type="dxa"/>
             </w:tcMar>
+            <w:tcW w:w="1665" w:type="dxa"/>
             <w:vAlign w:val="top"/>
           </w:tcPr>
           <w:p>
@@ -258,7 +249,6 @@
         </w:tc>
         <w:tc>
           <w:tcPr>
-            <w:shd w:val="clear" w:color="auto" w:fill="auto"/>
             <w:tcBorders/>
             <w:tcMar>
               <w:left w:w="100" w:type="dxa"/>
@@ -266,6 +256,7 @@
               <w:right w:w="100" w:type="dxa"/>
               <w:bottom w:w="100" w:type="dxa"/>
             </w:tcMar>
+            <w:tcW w:w="7335" w:type="dxa"/>
             <w:vAlign w:val="top"/>
           </w:tcPr>
           <w:p>
@@ -303,12 +294,9 @@
         </w:tc>
       </w:tr>
       <w:tr>
-        <w:trPr>
-          <w:cantSplit w:val="false"/>
-        </w:trPr>
+        <w:trPr/>
         <w:tc>
           <w:tcPr>
-            <w:shd w:val="clear" w:color="auto" w:fill="auto"/>
             <w:tcBorders/>
             <w:tcMar>
               <w:left w:w="100" w:type="dxa"/>
@@ -316,6 +304,7 @@
               <w:right w:w="100" w:type="dxa"/>
               <w:bottom w:w="100" w:type="dxa"/>
             </w:tcMar>
+            <w:tcW w:w="1665" w:type="dxa"/>
             <w:vAlign w:val="top"/>
           </w:tcPr>
           <w:p>
@@ -348,7 +337,6 @@
         </w:tc>
         <w:tc>
           <w:tcPr>
-            <w:shd w:val="clear" w:color="auto" w:fill="auto"/>
             <w:tcBorders/>
             <w:tcMar>
               <w:left w:w="100" w:type="dxa"/>
@@ -356,6 +344,7 @@
               <w:right w:w="100" w:type="dxa"/>
               <w:bottom w:w="100" w:type="dxa"/>
             </w:tcMar>
+            <w:tcW w:w="7335" w:type="dxa"/>
             <w:vAlign w:val="top"/>
           </w:tcPr>
           <w:p>
@@ -425,12 +414,9 @@
         </w:tc>
       </w:tr>
       <w:tr>
-        <w:trPr>
-          <w:cantSplit w:val="false"/>
-        </w:trPr>
+        <w:trPr/>
         <w:tc>
           <w:tcPr>
-            <w:shd w:val="clear" w:color="auto" w:fill="auto"/>
             <w:tcBorders/>
             <w:tcMar>
               <w:left w:w="100" w:type="dxa"/>
@@ -438,6 +424,7 @@
               <w:right w:w="100" w:type="dxa"/>
               <w:bottom w:w="100" w:type="dxa"/>
             </w:tcMar>
+            <w:tcW w:w="1665" w:type="dxa"/>
             <w:vAlign w:val="top"/>
           </w:tcPr>
           <w:p>
@@ -470,7 +457,6 @@
         </w:tc>
         <w:tc>
           <w:tcPr>
-            <w:shd w:val="clear" w:color="auto" w:fill="auto"/>
             <w:tcBorders/>
             <w:tcMar>
               <w:left w:w="100" w:type="dxa"/>
@@ -478,6 +464,7 @@
               <w:right w:w="100" w:type="dxa"/>
               <w:bottom w:w="100" w:type="dxa"/>
             </w:tcMar>
+            <w:tcW w:w="7335" w:type="dxa"/>
             <w:vAlign w:val="top"/>
           </w:tcPr>
           <w:p>
@@ -717,12 +704,9 @@
         </w:tc>
       </w:tr>
       <w:tr>
-        <w:trPr>
-          <w:cantSplit w:val="false"/>
-        </w:trPr>
+        <w:trPr/>
         <w:tc>
           <w:tcPr>
-            <w:shd w:val="clear" w:color="auto" w:fill="auto"/>
             <w:tcBorders/>
             <w:tcMar>
               <w:left w:w="100" w:type="dxa"/>
@@ -730,6 +714,7 @@
               <w:right w:w="100" w:type="dxa"/>
               <w:bottom w:w="100" w:type="dxa"/>
             </w:tcMar>
+            <w:tcW w:w="1665" w:type="dxa"/>
             <w:vAlign w:val="top"/>
           </w:tcPr>
           <w:p>
@@ -762,7 +747,6 @@
         </w:tc>
         <w:tc>
           <w:tcPr>
-            <w:shd w:val="clear" w:color="auto" w:fill="auto"/>
             <w:tcBorders/>
             <w:tcMar>
               <w:left w:w="100" w:type="dxa"/>
@@ -770,6 +754,7 @@
               <w:right w:w="100" w:type="dxa"/>
               <w:bottom w:w="100" w:type="dxa"/>
             </w:tcMar>
+            <w:tcW w:w="7335" w:type="dxa"/>
             <w:vAlign w:val="top"/>
           </w:tcPr>
           <w:p>
@@ -938,17 +923,19 @@
         <w:ind/>
         <w:rPr/>
       </w:pPr>
-      <w:r>
-        <w:rPr>
-          <w:rtl w:val="0"/>
-        </w:rPr>
-      </w:r>
+      <w:r/>
       <w:r/>
     </w:p>
     <w:tbl>
       <w:tblPr>
-        <w:tblStyle w:val="694"/>
+        <w:tblStyle w:val="913"/>
         <w:tblW w:w="9000" w:type="dxa"/>
+        <w:tblCellMar>
+          <w:left w:w="100" w:type="dxa"/>
+          <w:top w:w="100" w:type="dxa"/>
+          <w:right w:w="100" w:type="dxa"/>
+          <w:bottom w:w="100" w:type="dxa"/>
+        </w:tblCellMar>
         <w:tblBorders>
           <w:top w:val="single" w:color="000000" w:sz="8" w:space="0"/>
           <w:left w:val="single" w:color="000000" w:sz="8" w:space="0"/>
@@ -963,20 +950,11 @@
       <w:tblGrid>
         <w:gridCol w:w="1665"/>
         <w:gridCol w:w="7335"/>
-        <w:tblGridChange w:id="1">
-          <w:tblGrid>
-            <w:gridCol w:w="1665"/>
-            <w:gridCol w:w="7335"/>
-          </w:tblGrid>
-        </w:tblGridChange>
       </w:tblGrid>
       <w:tr>
-        <w:trPr>
-          <w:cantSplit w:val="false"/>
-        </w:trPr>
+        <w:trPr/>
         <w:tc>
           <w:tcPr>
-            <w:shd w:val="clear" w:color="auto" w:fill="auto"/>
             <w:tcBorders/>
             <w:tcMar>
               <w:left w:w="100" w:type="dxa"/>
@@ -984,6 +962,7 @@
               <w:right w:w="100" w:type="dxa"/>
               <w:bottom w:w="100" w:type="dxa"/>
             </w:tcMar>
+            <w:tcW w:w="1665" w:type="dxa"/>
             <w:vAlign w:val="top"/>
           </w:tcPr>
           <w:p>
@@ -1005,7 +984,6 @@
         </w:tc>
         <w:tc>
           <w:tcPr>
-            <w:shd w:val="clear" w:color="auto" w:fill="auto"/>
             <w:tcBorders/>
             <w:tcMar>
               <w:left w:w="100" w:type="dxa"/>
@@ -1013,6 +991,7 @@
               <w:right w:w="100" w:type="dxa"/>
               <w:bottom w:w="100" w:type="dxa"/>
             </w:tcMar>
+            <w:tcW w:w="7335" w:type="dxa"/>
             <w:vAlign w:val="top"/>
           </w:tcPr>
           <w:p>
@@ -1034,12 +1013,9 @@
         </w:tc>
       </w:tr>
       <w:tr>
-        <w:trPr>
-          <w:cantSplit w:val="false"/>
-        </w:trPr>
+        <w:trPr/>
         <w:tc>
           <w:tcPr>
-            <w:shd w:val="clear" w:color="auto" w:fill="auto"/>
             <w:tcBorders/>
             <w:tcMar>
               <w:left w:w="100" w:type="dxa"/>
@@ -1047,6 +1023,7 @@
               <w:right w:w="100" w:type="dxa"/>
               <w:bottom w:w="100" w:type="dxa"/>
             </w:tcMar>
+            <w:tcW w:w="1665" w:type="dxa"/>
             <w:vAlign w:val="top"/>
           </w:tcPr>
           <w:p>
@@ -1068,7 +1045,6 @@
         </w:tc>
         <w:tc>
           <w:tcPr>
-            <w:shd w:val="clear" w:color="auto" w:fill="auto"/>
             <w:tcBorders/>
             <w:tcMar>
               <w:left w:w="100" w:type="dxa"/>
@@ -1076,6 +1052,7 @@
               <w:right w:w="100" w:type="dxa"/>
               <w:bottom w:w="100" w:type="dxa"/>
             </w:tcMar>
+            <w:tcW w:w="7335" w:type="dxa"/>
             <w:vAlign w:val="top"/>
           </w:tcPr>
           <w:p>
@@ -1097,12 +1074,9 @@
         </w:tc>
       </w:tr>
       <w:tr>
-        <w:trPr>
-          <w:cantSplit w:val="false"/>
-        </w:trPr>
+        <w:trPr/>
         <w:tc>
           <w:tcPr>
-            <w:shd w:val="clear" w:color="auto" w:fill="auto"/>
             <w:tcBorders/>
             <w:tcMar>
               <w:left w:w="100" w:type="dxa"/>
@@ -1110,6 +1084,7 @@
               <w:right w:w="100" w:type="dxa"/>
               <w:bottom w:w="100" w:type="dxa"/>
             </w:tcMar>
+            <w:tcW w:w="1665" w:type="dxa"/>
             <w:vAlign w:val="top"/>
           </w:tcPr>
           <w:p>
@@ -1131,7 +1106,6 @@
         </w:tc>
         <w:tc>
           <w:tcPr>
-            <w:shd w:val="clear" w:color="auto" w:fill="auto"/>
             <w:tcBorders/>
             <w:tcMar>
               <w:left w:w="100" w:type="dxa"/>
@@ -1139,6 +1113,7 @@
               <w:right w:w="100" w:type="dxa"/>
               <w:bottom w:w="100" w:type="dxa"/>
             </w:tcMar>
+            <w:tcW w:w="7335" w:type="dxa"/>
             <w:vAlign w:val="top"/>
           </w:tcPr>
           <w:p>
@@ -1176,12 +1151,9 @@
         </w:tc>
       </w:tr>
       <w:tr>
-        <w:trPr>
-          <w:cantSplit w:val="false"/>
-        </w:trPr>
+        <w:trPr/>
         <w:tc>
           <w:tcPr>
-            <w:shd w:val="clear" w:color="auto" w:fill="auto"/>
             <w:tcBorders/>
             <w:tcMar>
               <w:left w:w="100" w:type="dxa"/>
@@ -1189,6 +1161,7 @@
               <w:right w:w="100" w:type="dxa"/>
               <w:bottom w:w="100" w:type="dxa"/>
             </w:tcMar>
+            <w:tcW w:w="1665" w:type="dxa"/>
             <w:vAlign w:val="top"/>
           </w:tcPr>
           <w:p>
@@ -1210,7 +1183,6 @@
         </w:tc>
         <w:tc>
           <w:tcPr>
-            <w:shd w:val="clear" w:color="auto" w:fill="auto"/>
             <w:tcBorders/>
             <w:tcMar>
               <w:left w:w="100" w:type="dxa"/>
@@ -1218,6 +1190,7 @@
               <w:right w:w="100" w:type="dxa"/>
               <w:bottom w:w="100" w:type="dxa"/>
             </w:tcMar>
+            <w:tcW w:w="7335" w:type="dxa"/>
             <w:vAlign w:val="top"/>
           </w:tcPr>
           <w:p>
@@ -1255,12 +1228,9 @@
         </w:tc>
       </w:tr>
       <w:tr>
-        <w:trPr>
-          <w:cantSplit w:val="false"/>
-        </w:trPr>
+        <w:trPr/>
         <w:tc>
           <w:tcPr>
-            <w:shd w:val="clear" w:color="auto" w:fill="auto"/>
             <w:tcBorders/>
             <w:tcMar>
               <w:left w:w="100" w:type="dxa"/>
@@ -1268,6 +1238,7 @@
               <w:right w:w="100" w:type="dxa"/>
               <w:bottom w:w="100" w:type="dxa"/>
             </w:tcMar>
+            <w:tcW w:w="1665" w:type="dxa"/>
             <w:vAlign w:val="top"/>
           </w:tcPr>
           <w:p>
@@ -1289,7 +1260,6 @@
         </w:tc>
         <w:tc>
           <w:tcPr>
-            <w:shd w:val="clear" w:color="auto" w:fill="auto"/>
             <w:tcBorders/>
             <w:tcMar>
               <w:left w:w="100" w:type="dxa"/>
@@ -1297,6 +1267,7 @@
               <w:right w:w="100" w:type="dxa"/>
               <w:bottom w:w="100" w:type="dxa"/>
             </w:tcMar>
+            <w:tcW w:w="7335" w:type="dxa"/>
             <w:vAlign w:val="top"/>
           </w:tcPr>
           <w:p>
@@ -1588,12 +1559,9 @@
         </w:tc>
       </w:tr>
       <w:tr>
-        <w:trPr>
-          <w:cantSplit w:val="false"/>
-        </w:trPr>
+        <w:trPr/>
         <w:tc>
           <w:tcPr>
-            <w:shd w:val="clear" w:color="auto" w:fill="auto"/>
             <w:tcBorders/>
             <w:tcMar>
               <w:left w:w="100" w:type="dxa"/>
@@ -1601,6 +1569,7 @@
               <w:right w:w="100" w:type="dxa"/>
               <w:bottom w:w="100" w:type="dxa"/>
             </w:tcMar>
+            <w:tcW w:w="1665" w:type="dxa"/>
             <w:vAlign w:val="top"/>
           </w:tcPr>
           <w:p>
@@ -1622,7 +1591,6 @@
         </w:tc>
         <w:tc>
           <w:tcPr>
-            <w:shd w:val="clear" w:color="auto" w:fill="auto"/>
             <w:tcBorders/>
             <w:tcMar>
               <w:left w:w="100" w:type="dxa"/>
@@ -1630,6 +1598,7 @@
               <w:right w:w="100" w:type="dxa"/>
               <w:bottom w:w="100" w:type="dxa"/>
             </w:tcMar>
+            <w:tcW w:w="7335" w:type="dxa"/>
             <w:vAlign w:val="top"/>
           </w:tcPr>
           <w:p>
@@ -1772,11 +1741,7 @@
         <w:ind/>
         <w:rPr/>
       </w:pPr>
-      <w:r>
-        <w:rPr>
-          <w:rtl w:val="0"/>
-        </w:rPr>
-      </w:r>
+      <w:r/>
       <w:r/>
     </w:p>
     <w:p>
@@ -1786,17 +1751,19 @@
         <w:ind/>
         <w:rPr/>
       </w:pPr>
-      <w:r>
-        <w:rPr>
-          <w:rtl w:val="0"/>
-        </w:rPr>
-      </w:r>
+      <w:r/>
       <w:r/>
     </w:p>
     <w:tbl>
       <w:tblPr>
-        <w:tblStyle w:val="695"/>
+        <w:tblStyle w:val="914"/>
         <w:tblW w:w="9000" w:type="dxa"/>
+        <w:tblCellMar>
+          <w:left w:w="100" w:type="dxa"/>
+          <w:top w:w="100" w:type="dxa"/>
+          <w:right w:w="100" w:type="dxa"/>
+          <w:bottom w:w="100" w:type="dxa"/>
+        </w:tblCellMar>
         <w:tblBorders>
           <w:top w:val="single" w:color="000000" w:sz="8" w:space="0"/>
           <w:left w:val="single" w:color="000000" w:sz="8" w:space="0"/>
@@ -1811,20 +1778,11 @@
       <w:tblGrid>
         <w:gridCol w:w="1665"/>
         <w:gridCol w:w="7335"/>
-        <w:tblGridChange w:id="2">
-          <w:tblGrid>
-            <w:gridCol w:w="1665"/>
-            <w:gridCol w:w="7335"/>
-          </w:tblGrid>
-        </w:tblGridChange>
       </w:tblGrid>
       <w:tr>
-        <w:trPr>
-          <w:cantSplit w:val="false"/>
-        </w:trPr>
+        <w:trPr/>
         <w:tc>
           <w:tcPr>
-            <w:shd w:val="clear" w:color="auto" w:fill="auto"/>
             <w:tcBorders/>
             <w:tcMar>
               <w:left w:w="100" w:type="dxa"/>
@@ -1832,6 +1790,7 @@
               <w:right w:w="100" w:type="dxa"/>
               <w:bottom w:w="100" w:type="dxa"/>
             </w:tcMar>
+            <w:tcW w:w="1665" w:type="dxa"/>
             <w:vAlign w:val="top"/>
           </w:tcPr>
           <w:p>
@@ -1853,7 +1812,6 @@
         </w:tc>
         <w:tc>
           <w:tcPr>
-            <w:shd w:val="clear" w:color="auto" w:fill="auto"/>
             <w:tcBorders/>
             <w:tcMar>
               <w:left w:w="100" w:type="dxa"/>
@@ -1861,6 +1819,7 @@
               <w:right w:w="100" w:type="dxa"/>
               <w:bottom w:w="100" w:type="dxa"/>
             </w:tcMar>
+            <w:tcW w:w="7335" w:type="dxa"/>
             <w:vAlign w:val="top"/>
           </w:tcPr>
           <w:p>
@@ -1872,22 +1831,16 @@
               <w:rPr/>
             </w:pPr>
             <w:r>
-              <w:rPr>
-                <w:rtl w:val="0"/>
-              </w:rPr>
-              <w:t xml:space="preserve">làm mới access token </w:t>
+              <w:t xml:space="preserve">Làm mới Access Token</w:t>
             </w:r>
             <w:r/>
           </w:p>
         </w:tc>
       </w:tr>
       <w:tr>
-        <w:trPr>
-          <w:cantSplit w:val="false"/>
-        </w:trPr>
+        <w:trPr/>
         <w:tc>
           <w:tcPr>
-            <w:shd w:val="clear" w:color="auto" w:fill="auto"/>
             <w:tcBorders/>
             <w:tcMar>
               <w:left w:w="100" w:type="dxa"/>
@@ -1895,6 +1848,7 @@
               <w:right w:w="100" w:type="dxa"/>
               <w:bottom w:w="100" w:type="dxa"/>
             </w:tcMar>
+            <w:tcW w:w="1665" w:type="dxa"/>
             <w:vAlign w:val="top"/>
           </w:tcPr>
           <w:p>
@@ -1916,7 +1870,6 @@
         </w:tc>
         <w:tc>
           <w:tcPr>
-            <w:shd w:val="clear" w:color="auto" w:fill="auto"/>
             <w:tcBorders/>
             <w:tcMar>
               <w:left w:w="100" w:type="dxa"/>
@@ -1924,6 +1877,7 @@
               <w:right w:w="100" w:type="dxa"/>
               <w:bottom w:w="100" w:type="dxa"/>
             </w:tcMar>
+            <w:tcW w:w="7335" w:type="dxa"/>
             <w:vAlign w:val="top"/>
           </w:tcPr>
           <w:p>
@@ -1935,22 +1889,16 @@
               <w:rPr/>
             </w:pPr>
             <w:r>
-              <w:rPr>
-                <w:rtl w:val="0"/>
-              </w:rPr>
-              <w:t xml:space="preserve">user hoặc admin</w:t>
+              <w:t xml:space="preserve">User hoặc Admin</w:t>
             </w:r>
             <w:r/>
           </w:p>
         </w:tc>
       </w:tr>
       <w:tr>
-        <w:trPr>
-          <w:cantSplit w:val="false"/>
-        </w:trPr>
+        <w:trPr/>
         <w:tc>
           <w:tcPr>
-            <w:shd w:val="clear" w:color="auto" w:fill="auto"/>
             <w:tcBorders/>
             <w:tcMar>
               <w:left w:w="100" w:type="dxa"/>
@@ -1958,6 +1906,7 @@
               <w:right w:w="100" w:type="dxa"/>
               <w:bottom w:w="100" w:type="dxa"/>
             </w:tcMar>
+            <w:tcW w:w="1665" w:type="dxa"/>
             <w:vAlign w:val="top"/>
           </w:tcPr>
           <w:p>
@@ -1979,7 +1928,6 @@
         </w:tc>
         <w:tc>
           <w:tcPr>
-            <w:shd w:val="clear" w:color="auto" w:fill="auto"/>
             <w:tcBorders/>
             <w:tcMar>
               <w:left w:w="100" w:type="dxa"/>
@@ -1987,6 +1935,7 @@
               <w:right w:w="100" w:type="dxa"/>
               <w:bottom w:w="100" w:type="dxa"/>
             </w:tcMar>
+            <w:tcW w:w="7335" w:type="dxa"/>
             <w:vAlign w:val="top"/>
           </w:tcPr>
           <w:p>
@@ -2024,12 +1973,9 @@
         </w:tc>
       </w:tr>
       <w:tr>
-        <w:trPr>
-          <w:cantSplit w:val="false"/>
-        </w:trPr>
+        <w:trPr/>
         <w:tc>
           <w:tcPr>
-            <w:shd w:val="clear" w:color="auto" w:fill="auto"/>
             <w:tcBorders/>
             <w:tcMar>
               <w:left w:w="100" w:type="dxa"/>
@@ -2037,6 +1983,7 @@
               <w:right w:w="100" w:type="dxa"/>
               <w:bottom w:w="100" w:type="dxa"/>
             </w:tcMar>
+            <w:tcW w:w="1665" w:type="dxa"/>
             <w:vAlign w:val="top"/>
           </w:tcPr>
           <w:p>
@@ -2058,7 +2005,6 @@
         </w:tc>
         <w:tc>
           <w:tcPr>
-            <w:shd w:val="clear" w:color="auto" w:fill="auto"/>
             <w:tcBorders/>
             <w:tcMar>
               <w:left w:w="100" w:type="dxa"/>
@@ -2066,6 +2012,7 @@
               <w:right w:w="100" w:type="dxa"/>
               <w:bottom w:w="100" w:type="dxa"/>
             </w:tcMar>
+            <w:tcW w:w="7335" w:type="dxa"/>
             <w:vAlign w:val="top"/>
           </w:tcPr>
           <w:p>
@@ -2103,12 +2050,9 @@
         </w:tc>
       </w:tr>
       <w:tr>
-        <w:trPr>
-          <w:cantSplit w:val="false"/>
-        </w:trPr>
+        <w:trPr/>
         <w:tc>
           <w:tcPr>
-            <w:shd w:val="clear" w:color="auto" w:fill="auto"/>
             <w:tcBorders/>
             <w:tcMar>
               <w:left w:w="100" w:type="dxa"/>
@@ -2116,6 +2060,7 @@
               <w:right w:w="100" w:type="dxa"/>
               <w:bottom w:w="100" w:type="dxa"/>
             </w:tcMar>
+            <w:tcW w:w="1665" w:type="dxa"/>
             <w:vAlign w:val="top"/>
           </w:tcPr>
           <w:p>
@@ -2137,7 +2082,6 @@
         </w:tc>
         <w:tc>
           <w:tcPr>
-            <w:shd w:val="clear" w:color="auto" w:fill="auto"/>
             <w:tcBorders/>
             <w:tcMar>
               <w:left w:w="100" w:type="dxa"/>
@@ -2145,6 +2089,7 @@
               <w:right w:w="100" w:type="dxa"/>
               <w:bottom w:w="100" w:type="dxa"/>
             </w:tcMar>
+            <w:tcW w:w="7335" w:type="dxa"/>
             <w:vAlign w:val="top"/>
           </w:tcPr>
           <w:p>
@@ -2332,12 +2277,9 @@
         </w:tc>
       </w:tr>
       <w:tr>
-        <w:trPr>
-          <w:cantSplit w:val="false"/>
-        </w:trPr>
+        <w:trPr/>
         <w:tc>
           <w:tcPr>
-            <w:shd w:val="clear" w:color="auto" w:fill="auto"/>
             <w:tcBorders/>
             <w:tcMar>
               <w:left w:w="100" w:type="dxa"/>
@@ -2345,6 +2287,7 @@
               <w:right w:w="100" w:type="dxa"/>
               <w:bottom w:w="100" w:type="dxa"/>
             </w:tcMar>
+            <w:tcW w:w="1665" w:type="dxa"/>
             <w:vAlign w:val="top"/>
           </w:tcPr>
           <w:p>
@@ -2366,7 +2309,6 @@
         </w:tc>
         <w:tc>
           <w:tcPr>
-            <w:shd w:val="clear" w:color="auto" w:fill="auto"/>
             <w:tcBorders/>
             <w:tcMar>
               <w:left w:w="100" w:type="dxa"/>
@@ -2374,6 +2316,7 @@
               <w:right w:w="100" w:type="dxa"/>
               <w:bottom w:w="100" w:type="dxa"/>
             </w:tcMar>
+            <w:tcW w:w="7335" w:type="dxa"/>
             <w:vAlign w:val="top"/>
           </w:tcPr>
           <w:p>
@@ -2490,11 +2433,7 @@
         <w:ind/>
         <w:rPr/>
       </w:pPr>
-      <w:r>
-        <w:rPr>
-          <w:rtl w:val="0"/>
-        </w:rPr>
-      </w:r>
+      <w:r/>
       <w:r/>
     </w:p>
     <w:p>
@@ -2504,17 +2443,19 @@
         <w:ind/>
         <w:rPr/>
       </w:pPr>
-      <w:r>
-        <w:rPr>
-          <w:rtl w:val="0"/>
-        </w:rPr>
-      </w:r>
+      <w:r/>
       <w:r/>
     </w:p>
     <w:tbl>
       <w:tblPr>
-        <w:tblStyle w:val="696"/>
+        <w:tblStyle w:val="915"/>
         <w:tblW w:w="9000" w:type="dxa"/>
+        <w:tblCellMar>
+          <w:left w:w="100" w:type="dxa"/>
+          <w:top w:w="100" w:type="dxa"/>
+          <w:right w:w="100" w:type="dxa"/>
+          <w:bottom w:w="100" w:type="dxa"/>
+        </w:tblCellMar>
         <w:tblBorders>
           <w:top w:val="single" w:color="000000" w:sz="8" w:space="0"/>
           <w:left w:val="single" w:color="000000" w:sz="8" w:space="0"/>
@@ -2529,20 +2470,11 @@
       <w:tblGrid>
         <w:gridCol w:w="1665"/>
         <w:gridCol w:w="7335"/>
-        <w:tblGridChange w:id="3">
-          <w:tblGrid>
-            <w:gridCol w:w="1665"/>
-            <w:gridCol w:w="7335"/>
-          </w:tblGrid>
-        </w:tblGridChange>
       </w:tblGrid>
       <w:tr>
-        <w:trPr>
-          <w:cantSplit w:val="false"/>
-        </w:trPr>
+        <w:trPr/>
         <w:tc>
           <w:tcPr>
-            <w:shd w:val="clear" w:color="auto" w:fill="auto"/>
             <w:tcBorders/>
             <w:tcMar>
               <w:left w:w="100" w:type="dxa"/>
@@ -2550,6 +2482,7 @@
               <w:right w:w="100" w:type="dxa"/>
               <w:bottom w:w="100" w:type="dxa"/>
             </w:tcMar>
+            <w:tcW w:w="1665" w:type="dxa"/>
             <w:vAlign w:val="top"/>
           </w:tcPr>
           <w:p>
@@ -2571,7 +2504,6 @@
         </w:tc>
         <w:tc>
           <w:tcPr>
-            <w:shd w:val="clear" w:color="auto" w:fill="auto"/>
             <w:tcBorders/>
             <w:tcMar>
               <w:left w:w="100" w:type="dxa"/>
@@ -2579,6 +2511,7 @@
               <w:right w:w="100" w:type="dxa"/>
               <w:bottom w:w="100" w:type="dxa"/>
             </w:tcMar>
+            <w:tcW w:w="7335" w:type="dxa"/>
             <w:vAlign w:val="top"/>
           </w:tcPr>
           <w:p>
@@ -2600,12 +2533,9 @@
         </w:tc>
       </w:tr>
       <w:tr>
-        <w:trPr>
-          <w:cantSplit w:val="false"/>
-        </w:trPr>
+        <w:trPr/>
         <w:tc>
           <w:tcPr>
-            <w:shd w:val="clear" w:color="auto" w:fill="auto"/>
             <w:tcBorders/>
             <w:tcMar>
               <w:left w:w="100" w:type="dxa"/>
@@ -2613,6 +2543,7 @@
               <w:right w:w="100" w:type="dxa"/>
               <w:bottom w:w="100" w:type="dxa"/>
             </w:tcMar>
+            <w:tcW w:w="1665" w:type="dxa"/>
             <w:vAlign w:val="top"/>
           </w:tcPr>
           <w:p>
@@ -2634,7 +2565,6 @@
         </w:tc>
         <w:tc>
           <w:tcPr>
-            <w:shd w:val="clear" w:color="auto" w:fill="auto"/>
             <w:tcBorders/>
             <w:tcMar>
               <w:left w:w="100" w:type="dxa"/>
@@ -2642,6 +2572,7 @@
               <w:right w:w="100" w:type="dxa"/>
               <w:bottom w:w="100" w:type="dxa"/>
             </w:tcMar>
+            <w:tcW w:w="7335" w:type="dxa"/>
             <w:vAlign w:val="top"/>
           </w:tcPr>
           <w:p>
@@ -2653,22 +2584,16 @@
               <w:rPr/>
             </w:pPr>
             <w:r>
-              <w:rPr>
-                <w:rtl w:val="0"/>
-              </w:rPr>
-              <w:t xml:space="preserve">user hoặc admin</w:t>
+              <w:t xml:space="preserve">User hoặc Admin</w:t>
             </w:r>
             <w:r/>
           </w:p>
         </w:tc>
       </w:tr>
       <w:tr>
-        <w:trPr>
-          <w:cantSplit w:val="false"/>
-        </w:trPr>
+        <w:trPr/>
         <w:tc>
           <w:tcPr>
-            <w:shd w:val="clear" w:color="auto" w:fill="auto"/>
             <w:tcBorders/>
             <w:tcMar>
               <w:left w:w="100" w:type="dxa"/>
@@ -2676,6 +2601,7 @@
               <w:right w:w="100" w:type="dxa"/>
               <w:bottom w:w="100" w:type="dxa"/>
             </w:tcMar>
+            <w:tcW w:w="1665" w:type="dxa"/>
             <w:vAlign w:val="top"/>
           </w:tcPr>
           <w:p>
@@ -2697,7 +2623,6 @@
         </w:tc>
         <w:tc>
           <w:tcPr>
-            <w:shd w:val="clear" w:color="auto" w:fill="auto"/>
             <w:tcBorders/>
             <w:tcMar>
               <w:left w:w="100" w:type="dxa"/>
@@ -2705,6 +2630,7 @@
               <w:right w:w="100" w:type="dxa"/>
               <w:bottom w:w="100" w:type="dxa"/>
             </w:tcMar>
+            <w:tcW w:w="7335" w:type="dxa"/>
             <w:vAlign w:val="top"/>
           </w:tcPr>
           <w:p>
@@ -2716,22 +2642,16 @@
               <w:rPr/>
             </w:pPr>
             <w:r>
-              <w:rPr>
-                <w:rtl w:val="0"/>
-              </w:rPr>
-              <w:t xml:space="preserve">Đã đăng nhập </w:t>
+              <w:t xml:space="preserve">Người dùng đã đăng nhập.</w:t>
             </w:r>
             <w:r/>
           </w:p>
         </w:tc>
       </w:tr>
       <w:tr>
-        <w:trPr>
-          <w:cantSplit w:val="false"/>
-        </w:trPr>
+        <w:trPr/>
         <w:tc>
           <w:tcPr>
-            <w:shd w:val="clear" w:color="auto" w:fill="auto"/>
             <w:tcBorders/>
             <w:tcMar>
               <w:left w:w="100" w:type="dxa"/>
@@ -2739,6 +2659,7 @@
               <w:right w:w="100" w:type="dxa"/>
               <w:bottom w:w="100" w:type="dxa"/>
             </w:tcMar>
+            <w:tcW w:w="1665" w:type="dxa"/>
             <w:vAlign w:val="top"/>
           </w:tcPr>
           <w:p>
@@ -2760,7 +2681,6 @@
         </w:tc>
         <w:tc>
           <w:tcPr>
-            <w:shd w:val="clear" w:color="auto" w:fill="auto"/>
             <w:tcBorders/>
             <w:tcMar>
               <w:left w:w="100" w:type="dxa"/>
@@ -2768,6 +2688,7 @@
               <w:right w:w="100" w:type="dxa"/>
               <w:bottom w:w="100" w:type="dxa"/>
             </w:tcMar>
+            <w:tcW w:w="7335" w:type="dxa"/>
             <w:vAlign w:val="top"/>
           </w:tcPr>
           <w:p>
@@ -2805,12 +2726,9 @@
         </w:tc>
       </w:tr>
       <w:tr>
-        <w:trPr>
-          <w:cantSplit w:val="false"/>
-        </w:trPr>
+        <w:trPr/>
         <w:tc>
           <w:tcPr>
-            <w:shd w:val="clear" w:color="auto" w:fill="auto"/>
             <w:tcBorders/>
             <w:tcMar>
               <w:left w:w="100" w:type="dxa"/>
@@ -2818,6 +2736,7 @@
               <w:right w:w="100" w:type="dxa"/>
               <w:bottom w:w="100" w:type="dxa"/>
             </w:tcMar>
+            <w:tcW w:w="1665" w:type="dxa"/>
             <w:vAlign w:val="top"/>
           </w:tcPr>
           <w:p>
@@ -2839,7 +2758,6 @@
         </w:tc>
         <w:tc>
           <w:tcPr>
-            <w:shd w:val="clear" w:color="auto" w:fill="auto"/>
             <w:tcBorders/>
             <w:tcMar>
               <w:left w:w="100" w:type="dxa"/>
@@ -2847,6 +2765,7 @@
               <w:right w:w="100" w:type="dxa"/>
               <w:bottom w:w="100" w:type="dxa"/>
             </w:tcMar>
+            <w:tcW w:w="7335" w:type="dxa"/>
             <w:vAlign w:val="top"/>
           </w:tcPr>
           <w:p>
@@ -2982,12 +2901,9 @@
         </w:tc>
       </w:tr>
       <w:tr>
-        <w:trPr>
-          <w:cantSplit w:val="false"/>
-        </w:trPr>
+        <w:trPr/>
         <w:tc>
           <w:tcPr>
-            <w:shd w:val="clear" w:color="auto" w:fill="auto"/>
             <w:tcBorders/>
             <w:tcMar>
               <w:left w:w="100" w:type="dxa"/>
@@ -2995,6 +2911,7 @@
               <w:right w:w="100" w:type="dxa"/>
               <w:bottom w:w="100" w:type="dxa"/>
             </w:tcMar>
+            <w:tcW w:w="1665" w:type="dxa"/>
             <w:vAlign w:val="top"/>
           </w:tcPr>
           <w:p>
@@ -3016,7 +2933,6 @@
         </w:tc>
         <w:tc>
           <w:tcPr>
-            <w:shd w:val="clear" w:color="auto" w:fill="auto"/>
             <w:tcBorders/>
             <w:tcMar>
               <w:left w:w="100" w:type="dxa"/>
@@ -3024,6 +2940,70 @@
               <w:right w:w="100" w:type="dxa"/>
               <w:bottom w:w="100" w:type="dxa"/>
             </w:tcMar>
+            <w:tcW w:w="7335" w:type="dxa"/>
+            <w:vAlign w:val="top"/>
+          </w:tcPr>
+          <w:p>
+            <w:pPr>
+              <w:widowControl w:val="false"/>
+              <w:pBdr/>
+              <w:spacing w:line="240" w:lineRule="auto"/>
+              <w:ind/>
+              <w:rPr/>
+            </w:pPr>
+            <w:r/>
+            <w:r/>
+          </w:p>
+        </w:tc>
+      </w:tr>
+    </w:tbl>
+    <w:p>
+      <w:pPr>
+        <w:pBdr/>
+        <w:spacing/>
+        <w:ind/>
+        <w:rPr/>
+      </w:pPr>
+      <w:r/>
+      <w:r/>
+    </w:p>
+    <w:tbl>
+      <w:tblPr>
+        <w:tblStyle w:val="915"/>
+        <w:tblW w:w="9000" w:type="dxa"/>
+        <w:tblCellMar>
+          <w:left w:w="100" w:type="dxa"/>
+          <w:top w:w="100" w:type="dxa"/>
+          <w:right w:w="100" w:type="dxa"/>
+          <w:bottom w:w="100" w:type="dxa"/>
+        </w:tblCellMar>
+        <w:tblBorders>
+          <w:top w:val="single" w:color="000000" w:sz="8" w:space="0"/>
+          <w:left w:val="single" w:color="000000" w:sz="8" w:space="0"/>
+          <w:bottom w:val="single" w:color="000000" w:sz="8" w:space="0"/>
+          <w:right w:val="single" w:color="000000" w:sz="8" w:space="0"/>
+          <w:insideH w:val="single" w:color="000000" w:sz="8" w:space="0"/>
+          <w:insideV w:val="single" w:color="000000" w:sz="8" w:space="0"/>
+        </w:tblBorders>
+        <w:tblLayout w:type="fixed"/>
+        <w:tblLook w:val="0600" w:firstRow="0" w:lastRow="0" w:firstColumn="0" w:lastColumn="0" w:noHBand="1" w:noVBand="1"/>
+      </w:tblPr>
+      <w:tblGrid>
+        <w:gridCol w:w="1665"/>
+        <w:gridCol w:w="7335"/>
+      </w:tblGrid>
+      <w:tr>
+        <w:trPr/>
+        <w:tc>
+          <w:tcPr>
+            <w:tcBorders/>
+            <w:tcMar>
+              <w:left w:w="100" w:type="dxa"/>
+              <w:top w:w="100" w:type="dxa"/>
+              <w:right w:w="100" w:type="dxa"/>
+              <w:bottom w:w="100" w:type="dxa"/>
+            </w:tcMar>
+            <w:tcW w:w="1665" w:type="dxa"/>
             <w:vAlign w:val="top"/>
           </w:tcPr>
           <w:p>
@@ -3037,28 +3017,1155 @@
             <w:r>
               <w:rPr>
                 <w:rtl w:val="0"/>
-                <w:lang w:val="en-US"/>
               </w:rPr>
+              <w:t xml:space="preserve">scenario</w:t>
+            </w:r>
+            <w:r/>
+          </w:p>
+        </w:tc>
+        <w:tc>
+          <w:tcPr>
+            <w:tcBorders/>
+            <w:tcMar>
+              <w:left w:w="100" w:type="dxa"/>
+              <w:top w:w="100" w:type="dxa"/>
+              <w:right w:w="100" w:type="dxa"/>
+              <w:bottom w:w="100" w:type="dxa"/>
+            </w:tcMar>
+            <w:tcW w:w="7335" w:type="dxa"/>
+            <w:vAlign w:val="top"/>
+          </w:tcPr>
+          <w:p>
+            <w:pPr>
+              <w:widowControl w:val="false"/>
+              <w:pBdr/>
+              <w:spacing w:line="240" w:lineRule="auto"/>
+              <w:ind/>
+              <w:rPr/>
+            </w:pPr>
+            <w:r>
+              <w:t xml:space="preserve">Quên mật khẩu</w:t>
             </w:r>
             <w:r/>
           </w:p>
         </w:tc>
       </w:tr>
+      <w:tr>
+        <w:trPr/>
+        <w:tc>
+          <w:tcPr>
+            <w:tcBorders/>
+            <w:tcMar>
+              <w:left w:w="100" w:type="dxa"/>
+              <w:top w:w="100" w:type="dxa"/>
+              <w:right w:w="100" w:type="dxa"/>
+              <w:bottom w:w="100" w:type="dxa"/>
+            </w:tcMar>
+            <w:tcW w:w="1665" w:type="dxa"/>
+            <w:vAlign w:val="top"/>
+          </w:tcPr>
+          <w:p>
+            <w:pPr>
+              <w:widowControl w:val="false"/>
+              <w:pBdr/>
+              <w:spacing w:line="240" w:lineRule="auto"/>
+              <w:ind/>
+              <w:rPr/>
+            </w:pPr>
+            <w:r>
+              <w:rPr>
+                <w:rtl w:val="0"/>
+              </w:rPr>
+              <w:t xml:space="preserve">actor</w:t>
+            </w:r>
+            <w:r/>
+          </w:p>
+        </w:tc>
+        <w:tc>
+          <w:tcPr>
+            <w:tcBorders/>
+            <w:tcMar>
+              <w:left w:w="100" w:type="dxa"/>
+              <w:top w:w="100" w:type="dxa"/>
+              <w:right w:w="100" w:type="dxa"/>
+              <w:bottom w:w="100" w:type="dxa"/>
+            </w:tcMar>
+            <w:tcW w:w="7335" w:type="dxa"/>
+            <w:vAlign w:val="top"/>
+          </w:tcPr>
+          <w:p>
+            <w:pPr>
+              <w:widowControl w:val="false"/>
+              <w:pBdr/>
+              <w:spacing w:line="240" w:lineRule="auto"/>
+              <w:ind/>
+              <w:rPr/>
+            </w:pPr>
+            <w:r>
+              <w:t xml:space="preserve">Guest</w:t>
+            </w:r>
+            <w:r/>
+          </w:p>
+        </w:tc>
+      </w:tr>
+      <w:tr>
+        <w:trPr/>
+        <w:tc>
+          <w:tcPr>
+            <w:tcBorders/>
+            <w:tcMar>
+              <w:left w:w="100" w:type="dxa"/>
+              <w:top w:w="100" w:type="dxa"/>
+              <w:right w:w="100" w:type="dxa"/>
+              <w:bottom w:w="100" w:type="dxa"/>
+            </w:tcMar>
+            <w:tcW w:w="1665" w:type="dxa"/>
+            <w:vAlign w:val="top"/>
+          </w:tcPr>
+          <w:p>
+            <w:pPr>
+              <w:widowControl w:val="false"/>
+              <w:pBdr/>
+              <w:spacing w:line="240" w:lineRule="auto"/>
+              <w:ind/>
+              <w:rPr/>
+            </w:pPr>
+            <w:r>
+              <w:rPr>
+                <w:rtl w:val="0"/>
+              </w:rPr>
+              <w:t xml:space="preserve">pre-condition</w:t>
+            </w:r>
+            <w:r/>
+          </w:p>
+        </w:tc>
+        <w:tc>
+          <w:tcPr>
+            <w:tcBorders/>
+            <w:tcMar>
+              <w:left w:w="100" w:type="dxa"/>
+              <w:top w:w="100" w:type="dxa"/>
+              <w:right w:w="100" w:type="dxa"/>
+              <w:bottom w:w="100" w:type="dxa"/>
+            </w:tcMar>
+            <w:tcW w:w="7335" w:type="dxa"/>
+            <w:vAlign w:val="top"/>
+          </w:tcPr>
+          <w:p>
+            <w:pPr>
+              <w:widowControl w:val="false"/>
+              <w:pBdr/>
+              <w:spacing w:line="240" w:lineRule="auto"/>
+              <w:ind/>
+              <w:rPr/>
+            </w:pPr>
+            <w:r>
+              <w:t xml:space="preserve">Email đã tồn tại trong hệ thống.</w:t>
+            </w:r>
+            <w:r/>
+          </w:p>
+        </w:tc>
+      </w:tr>
+      <w:tr>
+        <w:trPr/>
+        <w:tc>
+          <w:tcPr>
+            <w:tcBorders/>
+            <w:tcMar>
+              <w:left w:w="100" w:type="dxa"/>
+              <w:top w:w="100" w:type="dxa"/>
+              <w:right w:w="100" w:type="dxa"/>
+              <w:bottom w:w="100" w:type="dxa"/>
+            </w:tcMar>
+            <w:tcW w:w="1665" w:type="dxa"/>
+            <w:vAlign w:val="top"/>
+          </w:tcPr>
+          <w:p>
+            <w:pPr>
+              <w:widowControl w:val="false"/>
+              <w:pBdr/>
+              <w:spacing w:line="240" w:lineRule="auto"/>
+              <w:ind/>
+              <w:rPr/>
+            </w:pPr>
+            <w:r>
+              <w:rPr>
+                <w:rtl w:val="0"/>
+              </w:rPr>
+              <w:t xml:space="preserve">post-condition</w:t>
+            </w:r>
+            <w:r/>
+          </w:p>
+        </w:tc>
+        <w:tc>
+          <w:tcPr>
+            <w:tcBorders/>
+            <w:tcMar>
+              <w:left w:w="100" w:type="dxa"/>
+              <w:top w:w="100" w:type="dxa"/>
+              <w:right w:w="100" w:type="dxa"/>
+              <w:bottom w:w="100" w:type="dxa"/>
+            </w:tcMar>
+            <w:tcW w:w="7335" w:type="dxa"/>
+            <w:vAlign w:val="top"/>
+          </w:tcPr>
+          <w:p>
+            <w:pPr>
+              <w:widowControl w:val="false"/>
+              <w:pBdr/>
+              <w:spacing w:line="240" w:lineRule="auto"/>
+              <w:ind/>
+              <w:rPr/>
+            </w:pPr>
+            <w:r>
+              <w:t xml:space="preserve">Yêu cầu đặt lại mật khẩu được ghi nhận an toàn. Hệ thống không tiết lộ email có tồn tại hay không.</w:t>
+            </w:r>
+            <w:r/>
+          </w:p>
+        </w:tc>
+      </w:tr>
+      <w:tr>
+        <w:trPr/>
+        <w:tc>
+          <w:tcPr>
+            <w:tcBorders/>
+            <w:tcMar>
+              <w:left w:w="100" w:type="dxa"/>
+              <w:top w:w="100" w:type="dxa"/>
+              <w:right w:w="100" w:type="dxa"/>
+              <w:bottom w:w="100" w:type="dxa"/>
+            </w:tcMar>
+            <w:tcW w:w="1665" w:type="dxa"/>
+            <w:vAlign w:val="top"/>
+          </w:tcPr>
+          <w:p>
+            <w:pPr>
+              <w:widowControl w:val="false"/>
+              <w:pBdr/>
+              <w:spacing w:line="240" w:lineRule="auto"/>
+              <w:ind/>
+              <w:rPr/>
+            </w:pPr>
+            <w:r>
+              <w:rPr>
+                <w:rtl w:val="0"/>
+              </w:rPr>
+              <w:t xml:space="preserve">main-event</w:t>
+            </w:r>
+            <w:r/>
+          </w:p>
+        </w:tc>
+        <w:tc>
+          <w:tcPr>
+            <w:tcBorders/>
+            <w:tcMar>
+              <w:left w:w="100" w:type="dxa"/>
+              <w:top w:w="100" w:type="dxa"/>
+              <w:right w:w="100" w:type="dxa"/>
+              <w:bottom w:w="100" w:type="dxa"/>
+            </w:tcMar>
+            <w:tcW w:w="7335" w:type="dxa"/>
+            <w:vAlign w:val="top"/>
+          </w:tcPr>
+          <w:p>
+            <w:pPr>
+              <w:pStyle w:val="866"/>
+              <w:widowControl w:val="false"/>
+              <w:numPr>
+                <w:ilvl w:val="0"/>
+                <w:numId w:val="8"/>
+              </w:numPr>
+              <w:pBdr/>
+              <w:spacing w:line="240" w:lineRule="auto"/>
+              <w:ind w:right="0" w:hanging="180" w:left="540"/>
+              <w:rPr/>
+            </w:pPr>
+            <w:r>
+              <w:t xml:space="preserve">Guest mở trang </w:t>
+            </w:r>
+            <w:r>
+              <w:t xml:space="preserve">quên mật khẩu. </w:t>
+            </w:r>
+            <w:r>
+              <w:rPr>
+                <w:u w:val="none"/>
+              </w:rPr>
+            </w:r>
+          </w:p>
+          <w:p>
+            <w:pPr>
+              <w:pStyle w:val="866"/>
+              <w:widowControl w:val="false"/>
+              <w:numPr>
+                <w:ilvl w:val="0"/>
+                <w:numId w:val="8"/>
+              </w:numPr>
+              <w:pBdr/>
+              <w:spacing w:line="240" w:lineRule="auto"/>
+              <w:ind w:right="0" w:hanging="180" w:left="540"/>
+              <w:rPr/>
+            </w:pPr>
+            <w:r>
+              <w:t xml:space="preserve">Guest nhập email. </w:t>
+            </w:r>
+            <w:r>
+              <w:rPr>
+                <w:u w:val="none"/>
+              </w:rPr>
+            </w:r>
+          </w:p>
+          <w:p>
+            <w:pPr>
+              <w:pStyle w:val="866"/>
+              <w:widowControl w:val="false"/>
+              <w:numPr>
+                <w:ilvl w:val="0"/>
+                <w:numId w:val="8"/>
+              </w:numPr>
+              <w:pBdr/>
+              <w:spacing w:line="240" w:lineRule="auto"/>
+              <w:ind w:right="0" w:hanging="180" w:left="540"/>
+              <w:rPr/>
+            </w:pPr>
+            <w:r>
+              <w:t xml:space="preserve">Frontend gửi yêu cầu đến backend. </w:t>
+            </w:r>
+            <w:r>
+              <w:rPr>
+                <w:u w:val="none"/>
+              </w:rPr>
+            </w:r>
+          </w:p>
+          <w:p>
+            <w:pPr>
+              <w:pStyle w:val="866"/>
+              <w:widowControl w:val="false"/>
+              <w:numPr>
+                <w:ilvl w:val="0"/>
+                <w:numId w:val="8"/>
+              </w:numPr>
+              <w:pBdr/>
+              <w:spacing w:line="240" w:lineRule="auto"/>
+              <w:ind w:right="0" w:hanging="180" w:left="540"/>
+              <w:rPr/>
+            </w:pPr>
+            <w:r>
+              <w:t xml:space="preserve">Backend validate định dạng email. </w:t>
+            </w:r>
+            <w:r>
+              <w:rPr>
+                <w:u w:val="none"/>
+              </w:rPr>
+            </w:r>
+          </w:p>
+          <w:p>
+            <w:pPr>
+              <w:pStyle w:val="866"/>
+              <w:widowControl w:val="false"/>
+              <w:numPr>
+                <w:ilvl w:val="0"/>
+                <w:numId w:val="8"/>
+              </w:numPr>
+              <w:pBdr/>
+              <w:spacing w:line="240" w:lineRule="auto"/>
+              <w:ind w:right="0" w:hanging="180" w:left="540"/>
+              <w:rPr/>
+            </w:pPr>
+            <w:r>
+              <w:t xml:space="preserve">Backend tạo token đặt lại mật khẩu nếu tài khoản hợp lệ. </w:t>
+            </w:r>
+            <w:r/>
+          </w:p>
+          <w:p>
+            <w:pPr>
+              <w:pStyle w:val="866"/>
+              <w:widowControl w:val="false"/>
+              <w:numPr>
+                <w:ilvl w:val="0"/>
+                <w:numId w:val="8"/>
+              </w:numPr>
+              <w:pBdr/>
+              <w:spacing w:line="240" w:lineRule="auto"/>
+              <w:ind w:right="0" w:hanging="180" w:left="540"/>
+              <w:rPr/>
+            </w:pPr>
+            <w:r>
+              <w:t xml:space="preserve">Backend gửi hướng dẫn đặt lại mật khẩu qua kênh cấu hình. </w:t>
+            </w:r>
+            <w:r>
+              <w:rPr>
+                <w:u w:val="none"/>
+              </w:rPr>
+            </w:r>
+            <w:r/>
+          </w:p>
+          <w:p>
+            <w:pPr>
+              <w:pStyle w:val="866"/>
+              <w:widowControl w:val="false"/>
+              <w:numPr>
+                <w:ilvl w:val="0"/>
+                <w:numId w:val="8"/>
+              </w:numPr>
+              <w:pBdr/>
+              <w:spacing w:line="240" w:lineRule="auto"/>
+              <w:ind w:right="0" w:hanging="180" w:left="540"/>
+              <w:rPr>
+                <w:u w:val="none"/>
+              </w:rPr>
+            </w:pPr>
+            <w:r>
+              <w:t xml:space="preserve">Hệ thống trả kết quả chung cho frontend.</w:t>
+            </w:r>
+            <w:r/>
+            <w:r/>
+          </w:p>
+        </w:tc>
+      </w:tr>
+      <w:tr>
+        <w:trPr/>
+        <w:tc>
+          <w:tcPr>
+            <w:tcBorders/>
+            <w:tcMar>
+              <w:left w:w="100" w:type="dxa"/>
+              <w:top w:w="100" w:type="dxa"/>
+              <w:right w:w="100" w:type="dxa"/>
+              <w:bottom w:w="100" w:type="dxa"/>
+            </w:tcMar>
+            <w:tcW w:w="1665" w:type="dxa"/>
+            <w:vAlign w:val="top"/>
+          </w:tcPr>
+          <w:p>
+            <w:pPr>
+              <w:widowControl w:val="false"/>
+              <w:pBdr/>
+              <w:spacing w:line="240" w:lineRule="auto"/>
+              <w:ind/>
+              <w:rPr/>
+            </w:pPr>
+            <w:r>
+              <w:rPr>
+                <w:rtl w:val="0"/>
+              </w:rPr>
+              <w:t xml:space="preserve">exception</w:t>
+            </w:r>
+            <w:r/>
+          </w:p>
+        </w:tc>
+        <w:tc>
+          <w:tcPr>
+            <w:tcBorders/>
+            <w:tcMar>
+              <w:left w:w="100" w:type="dxa"/>
+              <w:top w:w="100" w:type="dxa"/>
+              <w:right w:w="100" w:type="dxa"/>
+              <w:bottom w:w="100" w:type="dxa"/>
+            </w:tcMar>
+            <w:tcW w:w="7335" w:type="dxa"/>
+            <w:vAlign w:val="top"/>
+          </w:tcPr>
+          <w:p>
+            <w:pPr>
+              <w:pStyle w:val="866"/>
+              <w:widowControl w:val="false"/>
+              <w:numPr>
+                <w:ilvl w:val="0"/>
+                <w:numId w:val="10"/>
+              </w:numPr>
+              <w:pBdr/>
+              <w:spacing w:line="240" w:lineRule="auto"/>
+              <w:ind/>
+              <w:rPr/>
+            </w:pPr>
+            <w:r>
+              <w:t xml:space="preserve">Email không hợp lệ. </w:t>
+            </w:r>
+            <w:r/>
+          </w:p>
+          <w:p>
+            <w:pPr>
+              <w:pStyle w:val="866"/>
+              <w:widowControl w:val="false"/>
+              <w:numPr>
+                <w:ilvl w:val="0"/>
+                <w:numId w:val="10"/>
+              </w:numPr>
+              <w:pBdr/>
+              <w:spacing w:line="240" w:lineRule="auto"/>
+              <w:ind/>
+              <w:rPr/>
+            </w:pPr>
+            <w:r>
+              <w:t xml:space="preserve">Tài khoản bị khóa.</w:t>
+            </w:r>
+            <w:r/>
+          </w:p>
+          <w:p>
+            <w:pPr>
+              <w:pStyle w:val="866"/>
+              <w:widowControl w:val="false"/>
+              <w:numPr>
+                <w:ilvl w:val="0"/>
+                <w:numId w:val="10"/>
+              </w:numPr>
+              <w:pBdr/>
+              <w:spacing w:line="240" w:lineRule="auto"/>
+              <w:ind/>
+              <w:rPr/>
+            </w:pPr>
+            <w:r>
+              <w:t xml:space="preserve"> Không thể gửi hướng dẫn đặt lại mật khẩu.</w:t>
+            </w:r>
+            <w:r/>
+            <w:r/>
+          </w:p>
+        </w:tc>
+      </w:tr>
     </w:tbl>
-    <w:p>
-      <w:pPr>
-        <w:pBdr/>
-        <w:spacing/>
-        <w:ind/>
-        <w:rPr/>
-      </w:pPr>
-      <w:r>
-        <w:rPr>
-          <w:rtl w:val="0"/>
-        </w:rPr>
-      </w:r>
-      <w:r/>
-    </w:p>
+    <w:tbl>
+      <w:tblPr>
+        <w:tblStyle w:val="915"/>
+        <w:tblW w:w="9000" w:type="dxa"/>
+        <w:tblCellMar>
+          <w:left w:w="100" w:type="dxa"/>
+          <w:top w:w="100" w:type="dxa"/>
+          <w:right w:w="100" w:type="dxa"/>
+          <w:bottom w:w="100" w:type="dxa"/>
+        </w:tblCellMar>
+        <w:tblBorders>
+          <w:top w:val="single" w:color="000000" w:sz="8" w:space="0"/>
+          <w:left w:val="single" w:color="000000" w:sz="8" w:space="0"/>
+          <w:bottom w:val="single" w:color="000000" w:sz="8" w:space="0"/>
+          <w:right w:val="single" w:color="000000" w:sz="8" w:space="0"/>
+          <w:insideH w:val="single" w:color="000000" w:sz="8" w:space="0"/>
+          <w:insideV w:val="single" w:color="000000" w:sz="8" w:space="0"/>
+        </w:tblBorders>
+        <w:tblLayout w:type="fixed"/>
+        <w:tblLook w:val="0600" w:firstRow="0" w:lastRow="0" w:firstColumn="0" w:lastColumn="0" w:noHBand="1" w:noVBand="1"/>
+      </w:tblPr>
+      <w:tblGrid>
+        <w:gridCol w:w="1665"/>
+        <w:gridCol w:w="7335"/>
+      </w:tblGrid>
+      <w:tr>
+        <w:trPr/>
+        <w:tc>
+          <w:tcPr>
+            <w:tcBorders/>
+            <w:tcMar>
+              <w:left w:w="100" w:type="dxa"/>
+              <w:top w:w="100" w:type="dxa"/>
+              <w:right w:w="100" w:type="dxa"/>
+              <w:bottom w:w="100" w:type="dxa"/>
+            </w:tcMar>
+            <w:tcW w:w="1665" w:type="dxa"/>
+            <w:vAlign w:val="top"/>
+          </w:tcPr>
+          <w:p>
+            <w:pPr>
+              <w:widowControl w:val="false"/>
+              <w:pBdr/>
+              <w:spacing w:line="240" w:lineRule="auto"/>
+              <w:ind/>
+              <w:rPr/>
+            </w:pPr>
+            <w:r>
+              <w:rPr>
+                <w:rtl w:val="0"/>
+              </w:rPr>
+              <w:t xml:space="preserve">scenario</w:t>
+            </w:r>
+            <w:r/>
+          </w:p>
+        </w:tc>
+        <w:tc>
+          <w:tcPr>
+            <w:tcBorders/>
+            <w:tcMar>
+              <w:left w:w="100" w:type="dxa"/>
+              <w:top w:w="100" w:type="dxa"/>
+              <w:right w:w="100" w:type="dxa"/>
+              <w:bottom w:w="100" w:type="dxa"/>
+            </w:tcMar>
+            <w:tcW w:w="7335" w:type="dxa"/>
+            <w:vAlign w:val="top"/>
+          </w:tcPr>
+          <w:p>
+            <w:pPr>
+              <w:widowControl w:val="false"/>
+              <w:pBdr/>
+              <w:spacing w:line="240" w:lineRule="auto"/>
+              <w:ind/>
+              <w:rPr/>
+            </w:pPr>
+            <w:r>
+              <w:t xml:space="preserve">Thay đổi mật khẩu</w:t>
+            </w:r>
+            <w:r/>
+          </w:p>
+        </w:tc>
+      </w:tr>
+      <w:tr>
+        <w:trPr/>
+        <w:tc>
+          <w:tcPr>
+            <w:tcBorders/>
+            <w:tcMar>
+              <w:left w:w="100" w:type="dxa"/>
+              <w:top w:w="100" w:type="dxa"/>
+              <w:right w:w="100" w:type="dxa"/>
+              <w:bottom w:w="100" w:type="dxa"/>
+            </w:tcMar>
+            <w:tcW w:w="1665" w:type="dxa"/>
+            <w:vAlign w:val="top"/>
+          </w:tcPr>
+          <w:p>
+            <w:pPr>
+              <w:widowControl w:val="false"/>
+              <w:pBdr/>
+              <w:spacing w:line="240" w:lineRule="auto"/>
+              <w:ind/>
+              <w:rPr/>
+            </w:pPr>
+            <w:r>
+              <w:rPr>
+                <w:rtl w:val="0"/>
+              </w:rPr>
+              <w:t xml:space="preserve">actor</w:t>
+            </w:r>
+            <w:r/>
+          </w:p>
+        </w:tc>
+        <w:tc>
+          <w:tcPr>
+            <w:tcBorders/>
+            <w:tcMar>
+              <w:left w:w="100" w:type="dxa"/>
+              <w:top w:w="100" w:type="dxa"/>
+              <w:right w:w="100" w:type="dxa"/>
+              <w:bottom w:w="100" w:type="dxa"/>
+            </w:tcMar>
+            <w:tcW w:w="7335" w:type="dxa"/>
+            <w:vAlign w:val="top"/>
+          </w:tcPr>
+          <w:p>
+            <w:pPr>
+              <w:widowControl w:val="false"/>
+              <w:pBdr/>
+              <w:spacing w:line="240" w:lineRule="auto"/>
+              <w:ind/>
+              <w:rPr/>
+            </w:pPr>
+            <w:r>
+              <w:t xml:space="preserve">User hoặc Admin</w:t>
+            </w:r>
+            <w:r/>
+          </w:p>
+        </w:tc>
+      </w:tr>
+      <w:tr>
+        <w:trPr/>
+        <w:tc>
+          <w:tcPr>
+            <w:tcBorders/>
+            <w:tcMar>
+              <w:left w:w="100" w:type="dxa"/>
+              <w:top w:w="100" w:type="dxa"/>
+              <w:right w:w="100" w:type="dxa"/>
+              <w:bottom w:w="100" w:type="dxa"/>
+            </w:tcMar>
+            <w:tcW w:w="1665" w:type="dxa"/>
+            <w:vAlign w:val="top"/>
+          </w:tcPr>
+          <w:p>
+            <w:pPr>
+              <w:widowControl w:val="false"/>
+              <w:pBdr/>
+              <w:spacing w:line="240" w:lineRule="auto"/>
+              <w:ind/>
+              <w:rPr/>
+            </w:pPr>
+            <w:r>
+              <w:rPr>
+                <w:rtl w:val="0"/>
+              </w:rPr>
+              <w:t xml:space="preserve">pre-condition</w:t>
+            </w:r>
+            <w:r/>
+          </w:p>
+        </w:tc>
+        <w:tc>
+          <w:tcPr>
+            <w:tcBorders/>
+            <w:tcMar>
+              <w:left w:w="100" w:type="dxa"/>
+              <w:top w:w="100" w:type="dxa"/>
+              <w:right w:w="100" w:type="dxa"/>
+              <w:bottom w:w="100" w:type="dxa"/>
+            </w:tcMar>
+            <w:tcW w:w="7335" w:type="dxa"/>
+            <w:vAlign w:val="top"/>
+          </w:tcPr>
+          <w:p>
+            <w:pPr>
+              <w:widowControl w:val="false"/>
+              <w:pBdr/>
+              <w:spacing w:line="240" w:lineRule="auto"/>
+              <w:ind/>
+              <w:rPr/>
+            </w:pPr>
+            <w:r>
+              <w:t xml:space="preserve">Người dùng đã đăng nhập. Tài khoản chưa bị khóa.</w:t>
+            </w:r>
+            <w:r/>
+          </w:p>
+        </w:tc>
+      </w:tr>
+      <w:tr>
+        <w:trPr/>
+        <w:tc>
+          <w:tcPr>
+            <w:tcBorders/>
+            <w:tcMar>
+              <w:left w:w="100" w:type="dxa"/>
+              <w:top w:w="100" w:type="dxa"/>
+              <w:right w:w="100" w:type="dxa"/>
+              <w:bottom w:w="100" w:type="dxa"/>
+            </w:tcMar>
+            <w:tcW w:w="1665" w:type="dxa"/>
+            <w:vAlign w:val="top"/>
+          </w:tcPr>
+          <w:p>
+            <w:pPr>
+              <w:widowControl w:val="false"/>
+              <w:pBdr/>
+              <w:spacing w:line="240" w:lineRule="auto"/>
+              <w:ind/>
+              <w:rPr/>
+            </w:pPr>
+            <w:r>
+              <w:rPr>
+                <w:rtl w:val="0"/>
+              </w:rPr>
+              <w:t xml:space="preserve">post-condition</w:t>
+            </w:r>
+            <w:r/>
+          </w:p>
+        </w:tc>
+        <w:tc>
+          <w:tcPr>
+            <w:tcBorders/>
+            <w:tcMar>
+              <w:left w:w="100" w:type="dxa"/>
+              <w:top w:w="100" w:type="dxa"/>
+              <w:right w:w="100" w:type="dxa"/>
+              <w:bottom w:w="100" w:type="dxa"/>
+            </w:tcMar>
+            <w:tcW w:w="7335" w:type="dxa"/>
+            <w:vAlign w:val="top"/>
+          </w:tcPr>
+          <w:p>
+            <w:pPr>
+              <w:widowControl w:val="false"/>
+              <w:pBdr/>
+              <w:spacing w:line="240" w:lineRule="auto"/>
+              <w:ind/>
+              <w:rPr/>
+            </w:pPr>
+            <w:r>
+              <w:t xml:space="preserve">Mật khẩu mới được lưu dưới dạng hash. Session cũ có thể bị thu hồi theo chính sách hệ thống.</w:t>
+            </w:r>
+            <w:r/>
+          </w:p>
+        </w:tc>
+      </w:tr>
+      <w:tr>
+        <w:trPr/>
+        <w:tc>
+          <w:tcPr>
+            <w:tcBorders/>
+            <w:tcMar>
+              <w:left w:w="100" w:type="dxa"/>
+              <w:top w:w="100" w:type="dxa"/>
+              <w:right w:w="100" w:type="dxa"/>
+              <w:bottom w:w="100" w:type="dxa"/>
+            </w:tcMar>
+            <w:tcW w:w="1665" w:type="dxa"/>
+            <w:vAlign w:val="top"/>
+          </w:tcPr>
+          <w:p>
+            <w:pPr>
+              <w:widowControl w:val="false"/>
+              <w:pBdr/>
+              <w:spacing w:line="240" w:lineRule="auto"/>
+              <w:ind/>
+              <w:rPr/>
+            </w:pPr>
+            <w:r>
+              <w:rPr>
+                <w:rtl w:val="0"/>
+              </w:rPr>
+              <w:t xml:space="preserve">main-event</w:t>
+            </w:r>
+            <w:r/>
+          </w:p>
+        </w:tc>
+        <w:tc>
+          <w:tcPr>
+            <w:tcBorders/>
+            <w:tcMar>
+              <w:left w:w="100" w:type="dxa"/>
+              <w:top w:w="100" w:type="dxa"/>
+              <w:right w:w="100" w:type="dxa"/>
+              <w:bottom w:w="100" w:type="dxa"/>
+            </w:tcMar>
+            <w:tcW w:w="7335" w:type="dxa"/>
+            <w:vAlign w:val="top"/>
+          </w:tcPr>
+          <w:p>
+            <w:pPr>
+              <w:pStyle w:val="866"/>
+              <w:widowControl w:val="false"/>
+              <w:numPr>
+                <w:ilvl w:val="0"/>
+                <w:numId w:val="9"/>
+              </w:numPr>
+              <w:pBdr/>
+              <w:spacing w:line="240" w:lineRule="auto"/>
+              <w:ind w:right="0" w:hanging="270" w:left="630"/>
+              <w:rPr/>
+            </w:pPr>
+            <w:r>
+              <w:t xml:space="preserve">Người dùng mở trang thay đổi mật khẩu. </w:t>
+            </w:r>
+            <w:r>
+              <w:rPr>
+                <w:u w:val="none"/>
+              </w:rPr>
+            </w:r>
+          </w:p>
+          <w:p>
+            <w:pPr>
+              <w:pStyle w:val="866"/>
+              <w:widowControl w:val="false"/>
+              <w:numPr>
+                <w:ilvl w:val="0"/>
+                <w:numId w:val="9"/>
+              </w:numPr>
+              <w:pBdr/>
+              <w:spacing w:line="240" w:lineRule="auto"/>
+              <w:ind w:right="0" w:hanging="270" w:left="630"/>
+              <w:rPr/>
+            </w:pPr>
+            <w:r>
+              <w:t xml:space="preserve">Người dùng nhập mật khẩu hiện tại và mật khẩu mới. </w:t>
+            </w:r>
+            <w:r>
+              <w:rPr>
+                <w:u w:val="none"/>
+              </w:rPr>
+            </w:r>
+          </w:p>
+          <w:p>
+            <w:pPr>
+              <w:pStyle w:val="866"/>
+              <w:widowControl w:val="false"/>
+              <w:numPr>
+                <w:ilvl w:val="0"/>
+                <w:numId w:val="9"/>
+              </w:numPr>
+              <w:pBdr/>
+              <w:spacing w:line="240" w:lineRule="auto"/>
+              <w:ind w:right="0" w:hanging="270" w:left="630"/>
+              <w:rPr/>
+            </w:pPr>
+            <w:r>
+              <w:t xml:space="preserve">Frontend validate dữ liệu cơ bản. </w:t>
+            </w:r>
+            <w:r>
+              <w:rPr>
+                <w:u w:val="none"/>
+              </w:rPr>
+            </w:r>
+          </w:p>
+          <w:p>
+            <w:pPr>
+              <w:pStyle w:val="866"/>
+              <w:widowControl w:val="false"/>
+              <w:numPr>
+                <w:ilvl w:val="0"/>
+                <w:numId w:val="9"/>
+              </w:numPr>
+              <w:pBdr/>
+              <w:spacing w:line="240" w:lineRule="auto"/>
+              <w:ind w:right="0" w:hanging="270" w:left="630"/>
+              <w:rPr/>
+            </w:pPr>
+            <w:r>
+              <w:t xml:space="preserve">Backend xá</w:t>
+            </w:r>
+            <w:r>
+              <w:t xml:space="preserve">c minh Access Token. </w:t>
+            </w:r>
+            <w:r>
+              <w:rPr>
+                <w:u w:val="none"/>
+              </w:rPr>
+            </w:r>
+          </w:p>
+          <w:p>
+            <w:pPr>
+              <w:pStyle w:val="866"/>
+              <w:widowControl w:val="false"/>
+              <w:numPr>
+                <w:ilvl w:val="0"/>
+                <w:numId w:val="9"/>
+              </w:numPr>
+              <w:pBdr/>
+              <w:spacing w:line="240" w:lineRule="auto"/>
+              <w:ind w:right="0" w:hanging="270" w:left="630"/>
+              <w:rPr/>
+            </w:pPr>
+            <w:r>
+              <w:t xml:space="preserve">Backend so sánh mật khẩu hiện tại với password hash. </w:t>
+            </w:r>
+            <w:r>
+              <w:rPr>
+                <w:u w:val="none"/>
+              </w:rPr>
+            </w:r>
+          </w:p>
+          <w:p>
+            <w:pPr>
+              <w:pStyle w:val="866"/>
+              <w:widowControl w:val="false"/>
+              <w:numPr>
+                <w:ilvl w:val="0"/>
+                <w:numId w:val="9"/>
+              </w:numPr>
+              <w:pBdr/>
+              <w:spacing w:line="240" w:lineRule="auto"/>
+              <w:ind w:right="0" w:hanging="270" w:left="630"/>
+              <w:rPr/>
+            </w:pPr>
+            <w:r>
+              <w:t xml:space="preserve">Backend kiểm tra chính sách mật khẩu mới. </w:t>
+            </w:r>
+            <w:r>
+              <w:rPr>
+                <w:u w:val="none"/>
+              </w:rPr>
+            </w:r>
+          </w:p>
+          <w:p>
+            <w:pPr>
+              <w:pStyle w:val="866"/>
+              <w:widowControl w:val="false"/>
+              <w:numPr>
+                <w:ilvl w:val="0"/>
+                <w:numId w:val="9"/>
+              </w:numPr>
+              <w:pBdr/>
+              <w:spacing w:line="240" w:lineRule="auto"/>
+              <w:ind w:right="0" w:hanging="270" w:left="630"/>
+              <w:rPr/>
+            </w:pPr>
+            <w:r>
+              <w:t xml:space="preserve">Backend hash mật khẩu mới. </w:t>
+            </w:r>
+            <w:r>
+              <w:rPr>
+                <w:u w:val="none"/>
+              </w:rPr>
+            </w:r>
+          </w:p>
+          <w:p>
+            <w:pPr>
+              <w:pStyle w:val="866"/>
+              <w:widowControl w:val="false"/>
+              <w:numPr>
+                <w:ilvl w:val="0"/>
+                <w:numId w:val="9"/>
+              </w:numPr>
+              <w:pBdr/>
+              <w:spacing w:line="240" w:lineRule="auto"/>
+              <w:ind w:right="0" w:hanging="270" w:left="630"/>
+              <w:rPr/>
+            </w:pPr>
+            <w:r>
+              <w:t xml:space="preserve">Backend cập nhật password hash. </w:t>
+            </w:r>
+            <w:r>
+              <w:rPr>
+                <w:u w:val="none"/>
+              </w:rPr>
+            </w:r>
+          </w:p>
+          <w:p>
+            <w:pPr>
+              <w:pStyle w:val="866"/>
+              <w:widowControl w:val="false"/>
+              <w:numPr>
+                <w:ilvl w:val="0"/>
+                <w:numId w:val="9"/>
+              </w:numPr>
+              <w:pBdr/>
+              <w:spacing w:line="240" w:lineRule="auto"/>
+              <w:ind w:right="0" w:hanging="270" w:left="630"/>
+              <w:rPr/>
+            </w:pPr>
+            <w:r>
+              <w:t xml:space="preserve">Backend thu hồi session cũ nếu cấu hình yêu cầu. </w:t>
+            </w:r>
+            <w:r>
+              <w:rPr>
+                <w:u w:val="none"/>
+              </w:rPr>
+            </w:r>
+          </w:p>
+          <w:p>
+            <w:pPr>
+              <w:pStyle w:val="866"/>
+              <w:widowControl w:val="false"/>
+              <w:numPr>
+                <w:ilvl w:val="0"/>
+                <w:numId w:val="9"/>
+              </w:numPr>
+              <w:pBdr/>
+              <w:spacing w:line="240" w:lineRule="auto"/>
+              <w:ind w:right="0" w:hanging="270" w:left="630"/>
+              <w:rPr>
+                <w:u w:val="none"/>
+              </w:rPr>
+            </w:pPr>
+            <w:r>
+              <w:t xml:space="preserve">Hệ thống trả kết quả thành công.</w:t>
+            </w:r>
+            <w:r/>
+            <w:r/>
+          </w:p>
+        </w:tc>
+      </w:tr>
+      <w:tr>
+        <w:trPr/>
+        <w:tc>
+          <w:tcPr>
+            <w:tcBorders/>
+            <w:tcMar>
+              <w:left w:w="100" w:type="dxa"/>
+              <w:top w:w="100" w:type="dxa"/>
+              <w:right w:w="100" w:type="dxa"/>
+              <w:bottom w:w="100" w:type="dxa"/>
+            </w:tcMar>
+            <w:tcW w:w="1665" w:type="dxa"/>
+            <w:vAlign w:val="top"/>
+          </w:tcPr>
+          <w:p>
+            <w:pPr>
+              <w:widowControl w:val="false"/>
+              <w:pBdr/>
+              <w:spacing w:line="240" w:lineRule="auto"/>
+              <w:ind/>
+              <w:rPr/>
+            </w:pPr>
+            <w:r>
+              <w:rPr>
+                <w:rtl w:val="0"/>
+              </w:rPr>
+              <w:t xml:space="preserve">exception</w:t>
+            </w:r>
+            <w:r/>
+          </w:p>
+        </w:tc>
+        <w:tc>
+          <w:tcPr>
+            <w:tcBorders/>
+            <w:tcMar>
+              <w:left w:w="100" w:type="dxa"/>
+              <w:top w:w="100" w:type="dxa"/>
+              <w:right w:w="100" w:type="dxa"/>
+              <w:bottom w:w="100" w:type="dxa"/>
+            </w:tcMar>
+            <w:tcW w:w="7335" w:type="dxa"/>
+            <w:vAlign w:val="top"/>
+          </w:tcPr>
+          <w:p>
+            <w:pPr>
+              <w:pStyle w:val="866"/>
+              <w:widowControl w:val="false"/>
+              <w:numPr>
+                <w:ilvl w:val="0"/>
+                <w:numId w:val="12"/>
+              </w:numPr>
+              <w:pBdr/>
+              <w:spacing w:line="240" w:lineRule="auto"/>
+              <w:ind/>
+              <w:rPr/>
+            </w:pPr>
+            <w:r>
+              <w:t xml:space="preserve">Access Token không hợp lệ. </w:t>
+            </w:r>
+            <w:r/>
+          </w:p>
+          <w:p>
+            <w:pPr>
+              <w:pStyle w:val="866"/>
+              <w:widowControl w:val="false"/>
+              <w:numPr>
+                <w:ilvl w:val="0"/>
+                <w:numId w:val="12"/>
+              </w:numPr>
+              <w:pBdr/>
+              <w:spacing w:line="240" w:lineRule="auto"/>
+              <w:ind/>
+              <w:rPr/>
+            </w:pPr>
+            <w:r>
+              <w:t xml:space="preserve">Mật khẩu hiện tại không đúng.</w:t>
+            </w:r>
+            <w:r/>
+          </w:p>
+          <w:p>
+            <w:pPr>
+              <w:pStyle w:val="866"/>
+              <w:widowControl w:val="false"/>
+              <w:numPr>
+                <w:ilvl w:val="0"/>
+                <w:numId w:val="12"/>
+              </w:numPr>
+              <w:pBdr/>
+              <w:spacing w:line="240" w:lineRule="auto"/>
+              <w:ind/>
+              <w:rPr/>
+            </w:pPr>
+            <w:r>
+              <w:t xml:space="preserve">Mật khẩu mới không đạt yêu cầu. </w:t>
+            </w:r>
+            <w:r/>
+          </w:p>
+          <w:p>
+            <w:pPr>
+              <w:pStyle w:val="866"/>
+              <w:widowControl w:val="false"/>
+              <w:numPr>
+                <w:ilvl w:val="0"/>
+                <w:numId w:val="12"/>
+              </w:numPr>
+              <w:pBdr/>
+              <w:spacing w:line="240" w:lineRule="auto"/>
+              <w:ind/>
+              <w:rPr/>
+            </w:pPr>
+            <w:r>
+              <w:t xml:space="preserve">Tài khoản bị khóa.</w:t>
+            </w:r>
+            <w:r/>
+            <w:r/>
+          </w:p>
+        </w:tc>
+      </w:tr>
+    </w:tbl>
     <w:sectPr>
       <w:footnotePr/>
       <w:endnotePr/>
@@ -3082,7 +4189,6 @@
         <w:ind/>
         <w:rPr/>
       </w:pPr>
-      <w:r/>
       <w:r>
         <w:separator/>
       </w:r>
@@ -3097,7 +4203,6 @@
         <w:ind/>
         <w:rPr/>
       </w:pPr>
-      <w:r/>
       <w:r>
         <w:continuationSeparator/>
       </w:r>
@@ -3117,7 +4222,6 @@
         <w:ind/>
         <w:rPr/>
       </w:pPr>
-      <w:r/>
       <w:r>
         <w:separator/>
       </w:r>
@@ -3132,7 +4236,6 @@
         <w:ind/>
         <w:rPr/>
       </w:pPr>
-      <w:r/>
       <w:r>
         <w:continuationSeparator/>
       </w:r>
@@ -4161,6 +5264,687 @@
       </w:pPr>
       <w:rPr>
         <w:u w:val="none"/>
+      </w:rPr>
+      <w:start w:val="1"/>
+      <w:suff w:val="tab"/>
+    </w:lvl>
+  </w:abstractNum>
+  <w:abstractNum w:abstractNumId="7">
+    <w:nsid w:val="26919A5A"/>
+    <w:lvl w:ilvl="0">
+      <w:isLgl w:val="false"/>
+      <w:lvlJc w:val="left"/>
+      <w:lvlText w:val="%1."/>
+      <w:numFmt w:val="decimal"/>
+      <w:pPr>
+        <w:pBdr/>
+        <w:spacing/>
+        <w:ind w:hanging="360" w:left="1429"/>
+      </w:pPr>
+      <w:rPr/>
+      <w:start w:val="1"/>
+      <w:suff w:val="tab"/>
+    </w:lvl>
+    <w:lvl w:ilvl="1">
+      <w:isLgl w:val="false"/>
+      <w:lvlJc w:val="left"/>
+      <w:lvlText w:val="%2."/>
+      <w:numFmt w:val="lowerLetter"/>
+      <w:pPr>
+        <w:pBdr/>
+        <w:spacing/>
+        <w:ind w:hanging="360" w:left="2149"/>
+      </w:pPr>
+      <w:rPr/>
+      <w:start w:val="1"/>
+      <w:suff w:val="tab"/>
+    </w:lvl>
+    <w:lvl w:ilvl="2">
+      <w:isLgl w:val="false"/>
+      <w:lvlJc w:val="right"/>
+      <w:lvlText w:val="%3."/>
+      <w:numFmt w:val="lowerRoman"/>
+      <w:pPr>
+        <w:pBdr/>
+        <w:spacing/>
+        <w:ind w:hanging="180" w:left="2869"/>
+      </w:pPr>
+      <w:rPr/>
+      <w:start w:val="1"/>
+      <w:suff w:val="tab"/>
+    </w:lvl>
+    <w:lvl w:ilvl="3">
+      <w:isLgl w:val="false"/>
+      <w:lvlJc w:val="left"/>
+      <w:lvlText w:val="%4."/>
+      <w:numFmt w:val="decimal"/>
+      <w:pPr>
+        <w:pBdr/>
+        <w:spacing/>
+        <w:ind w:hanging="360" w:left="3589"/>
+      </w:pPr>
+      <w:rPr/>
+      <w:start w:val="1"/>
+      <w:suff w:val="tab"/>
+    </w:lvl>
+    <w:lvl w:ilvl="4">
+      <w:isLgl w:val="false"/>
+      <w:lvlJc w:val="left"/>
+      <w:lvlText w:val="%5."/>
+      <w:numFmt w:val="lowerLetter"/>
+      <w:pPr>
+        <w:pBdr/>
+        <w:spacing/>
+        <w:ind w:hanging="360" w:left="4309"/>
+      </w:pPr>
+      <w:rPr/>
+      <w:start w:val="1"/>
+      <w:suff w:val="tab"/>
+    </w:lvl>
+    <w:lvl w:ilvl="5">
+      <w:isLgl w:val="false"/>
+      <w:lvlJc w:val="right"/>
+      <w:lvlText w:val="%6."/>
+      <w:numFmt w:val="lowerRoman"/>
+      <w:pPr>
+        <w:pBdr/>
+        <w:spacing/>
+        <w:ind w:hanging="180" w:left="5029"/>
+      </w:pPr>
+      <w:rPr/>
+      <w:start w:val="1"/>
+      <w:suff w:val="tab"/>
+    </w:lvl>
+    <w:lvl w:ilvl="6">
+      <w:isLgl w:val="false"/>
+      <w:lvlJc w:val="left"/>
+      <w:lvlText w:val="%7."/>
+      <w:numFmt w:val="decimal"/>
+      <w:pPr>
+        <w:pBdr/>
+        <w:spacing/>
+        <w:ind w:hanging="360" w:left="5749"/>
+      </w:pPr>
+      <w:rPr/>
+      <w:start w:val="1"/>
+      <w:suff w:val="tab"/>
+    </w:lvl>
+    <w:lvl w:ilvl="7">
+      <w:isLgl w:val="false"/>
+      <w:lvlJc w:val="left"/>
+      <w:lvlText w:val="%8."/>
+      <w:numFmt w:val="lowerLetter"/>
+      <w:pPr>
+        <w:pBdr/>
+        <w:spacing/>
+        <w:ind w:hanging="360" w:left="6469"/>
+      </w:pPr>
+      <w:rPr/>
+      <w:start w:val="1"/>
+      <w:suff w:val="tab"/>
+    </w:lvl>
+    <w:lvl w:ilvl="8">
+      <w:isLgl w:val="false"/>
+      <w:lvlJc w:val="right"/>
+      <w:lvlText w:val="%9."/>
+      <w:numFmt w:val="lowerRoman"/>
+      <w:pPr>
+        <w:pBdr/>
+        <w:spacing/>
+        <w:ind w:hanging="180" w:left="7189"/>
+      </w:pPr>
+      <w:rPr/>
+      <w:start w:val="1"/>
+      <w:suff w:val="tab"/>
+    </w:lvl>
+  </w:abstractNum>
+  <w:abstractNum w:abstractNumId="8">
+    <w:nsid w:val="355E1C8B"/>
+    <w:lvl w:ilvl="0">
+      <w:isLgl w:val="false"/>
+      <w:lvlJc w:val="left"/>
+      <w:lvlText w:val="%1."/>
+      <w:numFmt w:val="decimal"/>
+      <w:pPr>
+        <w:pBdr/>
+        <w:spacing/>
+        <w:ind w:hanging="360" w:left="1429"/>
+      </w:pPr>
+      <w:rPr/>
+      <w:start w:val="1"/>
+      <w:suff w:val="tab"/>
+    </w:lvl>
+    <w:lvl w:ilvl="1">
+      <w:isLgl w:val="false"/>
+      <w:lvlJc w:val="left"/>
+      <w:lvlText w:val="%2."/>
+      <w:numFmt w:val="lowerLetter"/>
+      <w:pPr>
+        <w:pBdr/>
+        <w:spacing/>
+        <w:ind w:hanging="360" w:left="1440"/>
+      </w:pPr>
+      <w:rPr/>
+      <w:start w:val="1"/>
+      <w:suff w:val="tab"/>
+    </w:lvl>
+    <w:lvl w:ilvl="2">
+      <w:isLgl w:val="false"/>
+      <w:lvlJc w:val="right"/>
+      <w:lvlText w:val="%3."/>
+      <w:numFmt w:val="lowerRoman"/>
+      <w:pPr>
+        <w:pBdr/>
+        <w:spacing/>
+        <w:ind w:hanging="180" w:left="2160"/>
+      </w:pPr>
+      <w:rPr/>
+      <w:start w:val="1"/>
+      <w:suff w:val="tab"/>
+    </w:lvl>
+    <w:lvl w:ilvl="3">
+      <w:isLgl w:val="false"/>
+      <w:lvlJc w:val="left"/>
+      <w:lvlText w:val="%4."/>
+      <w:numFmt w:val="decimal"/>
+      <w:pPr>
+        <w:pBdr/>
+        <w:spacing/>
+        <w:ind w:hanging="360" w:left="2880"/>
+      </w:pPr>
+      <w:rPr/>
+      <w:start w:val="1"/>
+      <w:suff w:val="tab"/>
+    </w:lvl>
+    <w:lvl w:ilvl="4">
+      <w:isLgl w:val="false"/>
+      <w:lvlJc w:val="left"/>
+      <w:lvlText w:val="%5."/>
+      <w:numFmt w:val="lowerLetter"/>
+      <w:pPr>
+        <w:pBdr/>
+        <w:spacing/>
+        <w:ind w:hanging="360" w:left="3600"/>
+      </w:pPr>
+      <w:rPr/>
+      <w:start w:val="1"/>
+      <w:suff w:val="tab"/>
+    </w:lvl>
+    <w:lvl w:ilvl="5">
+      <w:isLgl w:val="false"/>
+      <w:lvlJc w:val="right"/>
+      <w:lvlText w:val="%6."/>
+      <w:numFmt w:val="lowerRoman"/>
+      <w:pPr>
+        <w:pBdr/>
+        <w:spacing/>
+        <w:ind w:hanging="180" w:left="4320"/>
+      </w:pPr>
+      <w:rPr/>
+      <w:start w:val="1"/>
+      <w:suff w:val="tab"/>
+    </w:lvl>
+    <w:lvl w:ilvl="6">
+      <w:isLgl w:val="false"/>
+      <w:lvlJc w:val="left"/>
+      <w:lvlText w:val="%7."/>
+      <w:numFmt w:val="decimal"/>
+      <w:pPr>
+        <w:pBdr/>
+        <w:spacing/>
+        <w:ind w:hanging="360" w:left="5040"/>
+      </w:pPr>
+      <w:rPr/>
+      <w:start w:val="1"/>
+      <w:suff w:val="tab"/>
+    </w:lvl>
+    <w:lvl w:ilvl="7">
+      <w:isLgl w:val="false"/>
+      <w:lvlJc w:val="left"/>
+      <w:lvlText w:val="%8."/>
+      <w:numFmt w:val="lowerLetter"/>
+      <w:pPr>
+        <w:pBdr/>
+        <w:spacing/>
+        <w:ind w:hanging="360" w:left="5760"/>
+      </w:pPr>
+      <w:rPr/>
+      <w:start w:val="1"/>
+      <w:suff w:val="tab"/>
+    </w:lvl>
+    <w:lvl w:ilvl="8">
+      <w:isLgl w:val="false"/>
+      <w:lvlJc w:val="right"/>
+      <w:lvlText w:val="%9."/>
+      <w:numFmt w:val="lowerRoman"/>
+      <w:pPr>
+        <w:pBdr/>
+        <w:spacing/>
+        <w:ind w:hanging="180" w:left="6480"/>
+      </w:pPr>
+      <w:rPr/>
+      <w:start w:val="1"/>
+      <w:suff w:val="tab"/>
+    </w:lvl>
+  </w:abstractNum>
+  <w:abstractNum w:abstractNumId="9">
+    <w:nsid w:val="28291CB1"/>
+    <w:lvl w:ilvl="0">
+      <w:isLgl w:val="false"/>
+      <w:lvlJc w:val="left"/>
+      <w:lvlText w:val="·"/>
+      <w:numFmt w:val="bullet"/>
+      <w:pPr>
+        <w:pBdr/>
+        <w:spacing/>
+        <w:ind w:hanging="360" w:left="720"/>
+      </w:pPr>
+      <w:rPr>
+        <w:rFonts w:hint="default" w:ascii="Symbol" w:hAnsi="Symbol" w:eastAsia="Symbol" w:cs="Symbol"/>
+      </w:rPr>
+      <w:start w:val="1"/>
+      <w:suff w:val="tab"/>
+    </w:lvl>
+    <w:lvl w:ilvl="1">
+      <w:isLgl w:val="false"/>
+      <w:lvlJc w:val="left"/>
+      <w:lvlText w:val="o"/>
+      <w:numFmt w:val="bullet"/>
+      <w:pPr>
+        <w:pBdr/>
+        <w:spacing/>
+        <w:ind w:hanging="360" w:left="1440"/>
+      </w:pPr>
+      <w:rPr>
+        <w:rFonts w:hint="default" w:ascii="Courier New" w:hAnsi="Courier New" w:eastAsia="Courier New" w:cs="Courier New"/>
+      </w:rPr>
+      <w:start w:val="1"/>
+      <w:suff w:val="tab"/>
+    </w:lvl>
+    <w:lvl w:ilvl="2">
+      <w:isLgl w:val="false"/>
+      <w:lvlJc w:val="left"/>
+      <w:lvlText w:val="§"/>
+      <w:numFmt w:val="bullet"/>
+      <w:pPr>
+        <w:pBdr/>
+        <w:spacing/>
+        <w:ind w:hanging="360" w:left="2160"/>
+      </w:pPr>
+      <w:rPr>
+        <w:rFonts w:hint="default" w:ascii="Wingdings" w:hAnsi="Wingdings" w:eastAsia="Wingdings" w:cs="Wingdings"/>
+      </w:rPr>
+      <w:start w:val="1"/>
+      <w:suff w:val="tab"/>
+    </w:lvl>
+    <w:lvl w:ilvl="3">
+      <w:isLgl w:val="false"/>
+      <w:lvlJc w:val="left"/>
+      <w:lvlText w:val="·"/>
+      <w:numFmt w:val="bullet"/>
+      <w:pPr>
+        <w:pBdr/>
+        <w:spacing/>
+        <w:ind w:hanging="360" w:left="2880"/>
+      </w:pPr>
+      <w:rPr>
+        <w:rFonts w:hint="default" w:ascii="Symbol" w:hAnsi="Symbol" w:eastAsia="Symbol" w:cs="Symbol"/>
+      </w:rPr>
+      <w:start w:val="1"/>
+      <w:suff w:val="tab"/>
+    </w:lvl>
+    <w:lvl w:ilvl="4">
+      <w:isLgl w:val="false"/>
+      <w:lvlJc w:val="left"/>
+      <w:lvlText w:val="o"/>
+      <w:numFmt w:val="bullet"/>
+      <w:pPr>
+        <w:pBdr/>
+        <w:spacing/>
+        <w:ind w:hanging="360" w:left="3600"/>
+      </w:pPr>
+      <w:rPr>
+        <w:rFonts w:hint="default" w:ascii="Courier New" w:hAnsi="Courier New" w:eastAsia="Courier New" w:cs="Courier New"/>
+      </w:rPr>
+      <w:start w:val="1"/>
+      <w:suff w:val="tab"/>
+    </w:lvl>
+    <w:lvl w:ilvl="5">
+      <w:isLgl w:val="false"/>
+      <w:lvlJc w:val="left"/>
+      <w:lvlText w:val="§"/>
+      <w:numFmt w:val="bullet"/>
+      <w:pPr>
+        <w:pBdr/>
+        <w:spacing/>
+        <w:ind w:hanging="360" w:left="4320"/>
+      </w:pPr>
+      <w:rPr>
+        <w:rFonts w:hint="default" w:ascii="Wingdings" w:hAnsi="Wingdings" w:eastAsia="Wingdings" w:cs="Wingdings"/>
+      </w:rPr>
+      <w:start w:val="1"/>
+      <w:suff w:val="tab"/>
+    </w:lvl>
+    <w:lvl w:ilvl="6">
+      <w:isLgl w:val="false"/>
+      <w:lvlJc w:val="left"/>
+      <w:lvlText w:val="·"/>
+      <w:numFmt w:val="bullet"/>
+      <w:pPr>
+        <w:pBdr/>
+        <w:spacing/>
+        <w:ind w:hanging="360" w:left="5040"/>
+      </w:pPr>
+      <w:rPr>
+        <w:rFonts w:hint="default" w:ascii="Symbol" w:hAnsi="Symbol" w:eastAsia="Symbol" w:cs="Symbol"/>
+      </w:rPr>
+      <w:start w:val="1"/>
+      <w:suff w:val="tab"/>
+    </w:lvl>
+    <w:lvl w:ilvl="7">
+      <w:isLgl w:val="false"/>
+      <w:lvlJc w:val="left"/>
+      <w:lvlText w:val="o"/>
+      <w:numFmt w:val="bullet"/>
+      <w:pPr>
+        <w:pBdr/>
+        <w:spacing/>
+        <w:ind w:hanging="360" w:left="5760"/>
+      </w:pPr>
+      <w:rPr>
+        <w:rFonts w:hint="default" w:ascii="Courier New" w:hAnsi="Courier New" w:eastAsia="Courier New" w:cs="Courier New"/>
+      </w:rPr>
+      <w:start w:val="1"/>
+      <w:suff w:val="tab"/>
+    </w:lvl>
+    <w:lvl w:ilvl="8">
+      <w:isLgl w:val="false"/>
+      <w:lvlJc w:val="left"/>
+      <w:lvlText w:val="§"/>
+      <w:numFmt w:val="bullet"/>
+      <w:pPr>
+        <w:pBdr/>
+        <w:spacing/>
+        <w:ind w:hanging="360" w:left="6480"/>
+      </w:pPr>
+      <w:rPr>
+        <w:rFonts w:hint="default" w:ascii="Wingdings" w:hAnsi="Wingdings" w:eastAsia="Wingdings" w:cs="Wingdings"/>
+      </w:rPr>
+      <w:start w:val="1"/>
+      <w:suff w:val="tab"/>
+    </w:lvl>
+  </w:abstractNum>
+  <w:abstractNum w:abstractNumId="10">
+    <w:nsid w:val="479492DE"/>
+    <w:lvl w:ilvl="0">
+      <w:isLgl w:val="false"/>
+      <w:lvlJc w:val="left"/>
+      <w:lvlText w:val="%1."/>
+      <w:numFmt w:val="decimal"/>
+      <w:pPr>
+        <w:pBdr/>
+        <w:spacing/>
+        <w:ind w:hanging="360" w:left="1429"/>
+      </w:pPr>
+      <w:rPr/>
+      <w:start w:val="1"/>
+      <w:suff w:val="tab"/>
+    </w:lvl>
+    <w:lvl w:ilvl="1">
+      <w:isLgl w:val="false"/>
+      <w:lvlJc w:val="left"/>
+      <w:lvlText w:val="%2."/>
+      <w:numFmt w:val="lowerLetter"/>
+      <w:pPr>
+        <w:pBdr/>
+        <w:spacing/>
+        <w:ind w:hanging="360" w:left="1440"/>
+      </w:pPr>
+      <w:rPr/>
+      <w:start w:val="1"/>
+      <w:suff w:val="tab"/>
+    </w:lvl>
+    <w:lvl w:ilvl="2">
+      <w:isLgl w:val="false"/>
+      <w:lvlJc w:val="right"/>
+      <w:lvlText w:val="%3."/>
+      <w:numFmt w:val="lowerRoman"/>
+      <w:pPr>
+        <w:pBdr/>
+        <w:spacing/>
+        <w:ind w:hanging="180" w:left="2160"/>
+      </w:pPr>
+      <w:rPr/>
+      <w:start w:val="1"/>
+      <w:suff w:val="tab"/>
+    </w:lvl>
+    <w:lvl w:ilvl="3">
+      <w:isLgl w:val="false"/>
+      <w:lvlJc w:val="left"/>
+      <w:lvlText w:val="%4."/>
+      <w:numFmt w:val="decimal"/>
+      <w:pPr>
+        <w:pBdr/>
+        <w:spacing/>
+        <w:ind w:hanging="360" w:left="2880"/>
+      </w:pPr>
+      <w:rPr/>
+      <w:start w:val="1"/>
+      <w:suff w:val="tab"/>
+    </w:lvl>
+    <w:lvl w:ilvl="4">
+      <w:isLgl w:val="false"/>
+      <w:lvlJc w:val="left"/>
+      <w:lvlText w:val="%5."/>
+      <w:numFmt w:val="lowerLetter"/>
+      <w:pPr>
+        <w:pBdr/>
+        <w:spacing/>
+        <w:ind w:hanging="360" w:left="3600"/>
+      </w:pPr>
+      <w:rPr/>
+      <w:start w:val="1"/>
+      <w:suff w:val="tab"/>
+    </w:lvl>
+    <w:lvl w:ilvl="5">
+      <w:isLgl w:val="false"/>
+      <w:lvlJc w:val="right"/>
+      <w:lvlText w:val="%6."/>
+      <w:numFmt w:val="lowerRoman"/>
+      <w:pPr>
+        <w:pBdr/>
+        <w:spacing/>
+        <w:ind w:hanging="180" w:left="4320"/>
+      </w:pPr>
+      <w:rPr/>
+      <w:start w:val="1"/>
+      <w:suff w:val="tab"/>
+    </w:lvl>
+    <w:lvl w:ilvl="6">
+      <w:isLgl w:val="false"/>
+      <w:lvlJc w:val="left"/>
+      <w:lvlText w:val="%7."/>
+      <w:numFmt w:val="decimal"/>
+      <w:pPr>
+        <w:pBdr/>
+        <w:spacing/>
+        <w:ind w:hanging="360" w:left="5040"/>
+      </w:pPr>
+      <w:rPr/>
+      <w:start w:val="1"/>
+      <w:suff w:val="tab"/>
+    </w:lvl>
+    <w:lvl w:ilvl="7">
+      <w:isLgl w:val="false"/>
+      <w:lvlJc w:val="left"/>
+      <w:lvlText w:val="%8."/>
+      <w:numFmt w:val="lowerLetter"/>
+      <w:pPr>
+        <w:pBdr/>
+        <w:spacing/>
+        <w:ind w:hanging="360" w:left="5760"/>
+      </w:pPr>
+      <w:rPr/>
+      <w:start w:val="1"/>
+      <w:suff w:val="tab"/>
+    </w:lvl>
+    <w:lvl w:ilvl="8">
+      <w:isLgl w:val="false"/>
+      <w:lvlJc w:val="right"/>
+      <w:lvlText w:val="%9."/>
+      <w:numFmt w:val="lowerRoman"/>
+      <w:pPr>
+        <w:pBdr/>
+        <w:spacing/>
+        <w:ind w:hanging="180" w:left="6480"/>
+      </w:pPr>
+      <w:rPr/>
+      <w:start w:val="1"/>
+      <w:suff w:val="tab"/>
+    </w:lvl>
+  </w:abstractNum>
+  <w:abstractNum w:abstractNumId="11">
+    <w:nsid w:val="6C6E7442"/>
+    <w:lvl w:ilvl="0">
+      <w:isLgl w:val="false"/>
+      <w:lvlJc w:val="left"/>
+      <w:lvlText w:val="·"/>
+      <w:numFmt w:val="bullet"/>
+      <w:pPr>
+        <w:pBdr/>
+        <w:spacing/>
+        <w:ind w:hanging="360" w:left="720"/>
+      </w:pPr>
+      <w:rPr>
+        <w:rFonts w:hint="default" w:ascii="Symbol" w:hAnsi="Symbol" w:eastAsia="Symbol" w:cs="Symbol"/>
+      </w:rPr>
+      <w:start w:val="1"/>
+      <w:suff w:val="tab"/>
+    </w:lvl>
+    <w:lvl w:ilvl="1">
+      <w:isLgl w:val="false"/>
+      <w:lvlJc w:val="left"/>
+      <w:lvlText w:val="o"/>
+      <w:numFmt w:val="bullet"/>
+      <w:pPr>
+        <w:pBdr/>
+        <w:spacing/>
+        <w:ind w:hanging="360" w:left="1440"/>
+      </w:pPr>
+      <w:rPr>
+        <w:rFonts w:hint="default" w:ascii="Courier New" w:hAnsi="Courier New" w:eastAsia="Courier New" w:cs="Courier New"/>
+      </w:rPr>
+      <w:start w:val="1"/>
+      <w:suff w:val="tab"/>
+    </w:lvl>
+    <w:lvl w:ilvl="2">
+      <w:isLgl w:val="false"/>
+      <w:lvlJc w:val="left"/>
+      <w:lvlText w:val="§"/>
+      <w:numFmt w:val="bullet"/>
+      <w:pPr>
+        <w:pBdr/>
+        <w:spacing/>
+        <w:ind w:hanging="360" w:left="2160"/>
+      </w:pPr>
+      <w:rPr>
+        <w:rFonts w:hint="default" w:ascii="Wingdings" w:hAnsi="Wingdings" w:eastAsia="Wingdings" w:cs="Wingdings"/>
+      </w:rPr>
+      <w:start w:val="1"/>
+      <w:suff w:val="tab"/>
+    </w:lvl>
+    <w:lvl w:ilvl="3">
+      <w:isLgl w:val="false"/>
+      <w:lvlJc w:val="left"/>
+      <w:lvlText w:val="·"/>
+      <w:numFmt w:val="bullet"/>
+      <w:pPr>
+        <w:pBdr/>
+        <w:spacing/>
+        <w:ind w:hanging="360" w:left="2880"/>
+      </w:pPr>
+      <w:rPr>
+        <w:rFonts w:hint="default" w:ascii="Symbol" w:hAnsi="Symbol" w:eastAsia="Symbol" w:cs="Symbol"/>
+      </w:rPr>
+      <w:start w:val="1"/>
+      <w:suff w:val="tab"/>
+    </w:lvl>
+    <w:lvl w:ilvl="4">
+      <w:isLgl w:val="false"/>
+      <w:lvlJc w:val="left"/>
+      <w:lvlText w:val="o"/>
+      <w:numFmt w:val="bullet"/>
+      <w:pPr>
+        <w:pBdr/>
+        <w:spacing/>
+        <w:ind w:hanging="360" w:left="3600"/>
+      </w:pPr>
+      <w:rPr>
+        <w:rFonts w:hint="default" w:ascii="Courier New" w:hAnsi="Courier New" w:eastAsia="Courier New" w:cs="Courier New"/>
+      </w:rPr>
+      <w:start w:val="1"/>
+      <w:suff w:val="tab"/>
+    </w:lvl>
+    <w:lvl w:ilvl="5">
+      <w:isLgl w:val="false"/>
+      <w:lvlJc w:val="left"/>
+      <w:lvlText w:val="§"/>
+      <w:numFmt w:val="bullet"/>
+      <w:pPr>
+        <w:pBdr/>
+        <w:spacing/>
+        <w:ind w:hanging="360" w:left="4320"/>
+      </w:pPr>
+      <w:rPr>
+        <w:rFonts w:hint="default" w:ascii="Wingdings" w:hAnsi="Wingdings" w:eastAsia="Wingdings" w:cs="Wingdings"/>
+      </w:rPr>
+      <w:start w:val="1"/>
+      <w:suff w:val="tab"/>
+    </w:lvl>
+    <w:lvl w:ilvl="6">
+      <w:isLgl w:val="false"/>
+      <w:lvlJc w:val="left"/>
+      <w:lvlText w:val="·"/>
+      <w:numFmt w:val="bullet"/>
+      <w:pPr>
+        <w:pBdr/>
+        <w:spacing/>
+        <w:ind w:hanging="360" w:left="5040"/>
+      </w:pPr>
+      <w:rPr>
+        <w:rFonts w:hint="default" w:ascii="Symbol" w:hAnsi="Symbol" w:eastAsia="Symbol" w:cs="Symbol"/>
+      </w:rPr>
+      <w:start w:val="1"/>
+      <w:suff w:val="tab"/>
+    </w:lvl>
+    <w:lvl w:ilvl="7">
+      <w:isLgl w:val="false"/>
+      <w:lvlJc w:val="left"/>
+      <w:lvlText w:val="o"/>
+      <w:numFmt w:val="bullet"/>
+      <w:pPr>
+        <w:pBdr/>
+        <w:spacing/>
+        <w:ind w:hanging="360" w:left="5760"/>
+      </w:pPr>
+      <w:rPr>
+        <w:rFonts w:hint="default" w:ascii="Courier New" w:hAnsi="Courier New" w:eastAsia="Courier New" w:cs="Courier New"/>
+      </w:rPr>
+      <w:start w:val="1"/>
+      <w:suff w:val="tab"/>
+    </w:lvl>
+    <w:lvl w:ilvl="8">
+      <w:isLgl w:val="false"/>
+      <w:lvlJc w:val="left"/>
+      <w:lvlText w:val="§"/>
+      <w:numFmt w:val="bullet"/>
+      <w:pPr>
+        <w:pBdr/>
+        <w:spacing/>
+        <w:ind w:hanging="360" w:left="6480"/>
+      </w:pPr>
+      <w:rPr>
+        <w:rFonts w:hint="default" w:ascii="Wingdings" w:hAnsi="Wingdings" w:eastAsia="Wingdings" w:cs="Wingdings"/>
       </w:rPr>
       <w:start w:val="1"/>
       <w:suff w:val="tab"/>
@@ -4186,6 +5970,21 @@
   </w:num>
   <w:num w:numId="7">
     <w:abstractNumId w:val="6"/>
+  </w:num>
+  <w:num w:numId="8">
+    <w:abstractNumId w:val="7"/>
+  </w:num>
+  <w:num w:numId="9">
+    <w:abstractNumId w:val="8"/>
+  </w:num>
+  <w:num w:numId="10">
+    <w:abstractNumId w:val="9"/>
+  </w:num>
+  <w:num w:numId="11">
+    <w:abstractNumId w:val="10"/>
+  </w:num>
+  <w:num w:numId="12">
+    <w:abstractNumId w:val="11"/>
   </w:num>
 </w:numbering>
 </file>
@@ -4348,7 +6147,7 @@
     <w:lsdException w:name="Bibliography" w:uiPriority="37"/>
     <w:lsdException w:name="TOC Heading" w:uiPriority="39" w:qFormat="1"/>
   </w:latentStyles>
-  <w:style w:type="table" w:styleId="11" w:default="1">
+  <w:style w:type="table" w:styleId="721" w:default="1">
     <w:name w:val="Normal Table"/>
     <w:uiPriority w:val="99"/>
     <w:semiHidden/>
@@ -4541,9 +6340,9 @@
       </w:tcPr>
     </w:tblStylePr>
   </w:style>
-  <w:style w:type="table" w:styleId="12">
+  <w:style w:type="table" w:styleId="722">
     <w:name w:val="Table Grid"/>
-    <w:basedOn w:val="11"/>
+    <w:basedOn w:val="721"/>
     <w:uiPriority w:val="59"/>
     <w:pPr>
       <w:pBdr/>
@@ -4740,9 +6539,9 @@
       </w:tcPr>
     </w:tblStylePr>
   </w:style>
-  <w:style w:type="table" w:styleId="13">
+  <w:style w:type="table" w:styleId="723">
     <w:name w:val="Table Grid Light"/>
-    <w:basedOn w:val="11"/>
+    <w:basedOn w:val="721"/>
     <w:uiPriority w:val="59"/>
     <w:pPr>
       <w:pBdr/>
@@ -4939,9 +6738,9 @@
       </w:tcPr>
     </w:tblStylePr>
   </w:style>
-  <w:style w:type="table" w:styleId="14">
+  <w:style w:type="table" w:styleId="724">
     <w:name w:val="Plain Table 1"/>
-    <w:basedOn w:val="11"/>
+    <w:basedOn w:val="721"/>
     <w:uiPriority w:val="59"/>
     <w:pPr>
       <w:pBdr/>
@@ -5164,9 +6963,9 @@
       </w:tcPr>
     </w:tblStylePr>
   </w:style>
-  <w:style w:type="table" w:styleId="15">
+  <w:style w:type="table" w:styleId="725">
     <w:name w:val="Plain Table 2"/>
-    <w:basedOn w:val="11"/>
+    <w:basedOn w:val="721"/>
     <w:uiPriority w:val="59"/>
     <w:pPr>
       <w:pBdr/>
@@ -5397,9 +7196,9 @@
       </w:tcPr>
     </w:tblStylePr>
   </w:style>
-  <w:style w:type="table" w:styleId="16">
+  <w:style w:type="table" w:styleId="726">
     <w:name w:val="Plain Table 3"/>
-    <w:basedOn w:val="11"/>
+    <w:basedOn w:val="721"/>
     <w:uiPriority w:val="99"/>
     <w:pPr>
       <w:pBdr/>
@@ -5627,9 +7426,9 @@
       </w:tcPr>
     </w:tblStylePr>
   </w:style>
-  <w:style w:type="table" w:styleId="17">
+  <w:style w:type="table" w:styleId="727">
     <w:name w:val="Plain Table 4"/>
-    <w:basedOn w:val="11"/>
+    <w:basedOn w:val="721"/>
     <w:uiPriority w:val="99"/>
     <w:pPr>
       <w:pBdr/>
@@ -5843,9 +7642,9 @@
       </w:tcPr>
     </w:tblStylePr>
   </w:style>
-  <w:style w:type="table" w:styleId="18">
+  <w:style w:type="table" w:styleId="728">
     <w:name w:val="Plain Table 5"/>
-    <w:basedOn w:val="11"/>
+    <w:basedOn w:val="721"/>
     <w:uiPriority w:val="99"/>
     <w:pPr>
       <w:pBdr/>
@@ -6076,9 +7875,9 @@
       </w:tcPr>
     </w:tblStylePr>
   </w:style>
-  <w:style w:type="table" w:styleId="19">
+  <w:style w:type="table" w:styleId="729">
     <w:name w:val="Grid Table 1 Light"/>
-    <w:basedOn w:val="11"/>
+    <w:basedOn w:val="721"/>
     <w:uiPriority w:val="99"/>
     <w:pPr>
       <w:pBdr/>
@@ -6299,9 +8098,9 @@
       </w:tcPr>
     </w:tblStylePr>
   </w:style>
-  <w:style w:type="table" w:styleId="20">
+  <w:style w:type="table" w:styleId="730">
     <w:name w:val="Grid Table 1 Light - Accent 1"/>
-    <w:basedOn w:val="11"/>
+    <w:basedOn w:val="721"/>
     <w:uiPriority w:val="99"/>
     <w:pPr>
       <w:pBdr/>
@@ -6522,9 +8321,9 @@
       </w:tcPr>
     </w:tblStylePr>
   </w:style>
-  <w:style w:type="table" w:styleId="21">
+  <w:style w:type="table" w:styleId="731">
     <w:name w:val="Grid Table 1 Light - Accent 2"/>
-    <w:basedOn w:val="11"/>
+    <w:basedOn w:val="721"/>
     <w:uiPriority w:val="99"/>
     <w:pPr>
       <w:pBdr/>
@@ -6745,9 +8544,9 @@
       </w:tcPr>
     </w:tblStylePr>
   </w:style>
-  <w:style w:type="table" w:styleId="22">
+  <w:style w:type="table" w:styleId="732">
     <w:name w:val="Grid Table 1 Light - Accent 3"/>
-    <w:basedOn w:val="11"/>
+    <w:basedOn w:val="721"/>
     <w:uiPriority w:val="99"/>
     <w:pPr>
       <w:pBdr/>
@@ -6968,9 +8767,9 @@
       </w:tcPr>
     </w:tblStylePr>
   </w:style>
-  <w:style w:type="table" w:styleId="23">
+  <w:style w:type="table" w:styleId="733">
     <w:name w:val="Grid Table 1 Light - Accent 4"/>
-    <w:basedOn w:val="11"/>
+    <w:basedOn w:val="721"/>
     <w:uiPriority w:val="99"/>
     <w:pPr>
       <w:pBdr/>
@@ -7191,9 +8990,9 @@
       </w:tcPr>
     </w:tblStylePr>
   </w:style>
-  <w:style w:type="table" w:styleId="24">
+  <w:style w:type="table" w:styleId="734">
     <w:name w:val="Grid Table 1 Light - Accent 5"/>
-    <w:basedOn w:val="11"/>
+    <w:basedOn w:val="721"/>
     <w:uiPriority w:val="99"/>
     <w:pPr>
       <w:pBdr/>
@@ -7414,9 +9213,9 @@
       </w:tcPr>
     </w:tblStylePr>
   </w:style>
-  <w:style w:type="table" w:styleId="25">
+  <w:style w:type="table" w:styleId="735">
     <w:name w:val="Grid Table 1 Light - Accent 6"/>
-    <w:basedOn w:val="11"/>
+    <w:basedOn w:val="721"/>
     <w:uiPriority w:val="99"/>
     <w:pPr>
       <w:pBdr/>
@@ -7637,9 +9436,9 @@
       </w:tcPr>
     </w:tblStylePr>
   </w:style>
-  <w:style w:type="table" w:styleId="26">
+  <w:style w:type="table" w:styleId="736">
     <w:name w:val="Grid Table 2"/>
-    <w:basedOn w:val="11"/>
+    <w:basedOn w:val="721"/>
     <w:uiPriority w:val="99"/>
     <w:pPr>
       <w:pBdr/>
@@ -7869,9 +9668,9 @@
       </w:tcPr>
     </w:tblStylePr>
   </w:style>
-  <w:style w:type="table" w:styleId="27">
+  <w:style w:type="table" w:styleId="737">
     <w:name w:val="Grid Table 2 - Accent 1"/>
-    <w:basedOn w:val="11"/>
+    <w:basedOn w:val="721"/>
     <w:uiPriority w:val="99"/>
     <w:pPr>
       <w:pBdr/>
@@ -8101,9 +9900,9 @@
       </w:tcPr>
     </w:tblStylePr>
   </w:style>
-  <w:style w:type="table" w:styleId="28">
+  <w:style w:type="table" w:styleId="738">
     <w:name w:val="Grid Table 2 - Accent 2"/>
-    <w:basedOn w:val="11"/>
+    <w:basedOn w:val="721"/>
     <w:uiPriority w:val="99"/>
     <w:pPr>
       <w:pBdr/>
@@ -8333,9 +10132,9 @@
       </w:tcPr>
     </w:tblStylePr>
   </w:style>
-  <w:style w:type="table" w:styleId="29">
+  <w:style w:type="table" w:styleId="739">
     <w:name w:val="Grid Table 2 - Accent 3"/>
-    <w:basedOn w:val="11"/>
+    <w:basedOn w:val="721"/>
     <w:uiPriority w:val="99"/>
     <w:pPr>
       <w:pBdr/>
@@ -8565,9 +10364,9 @@
       </w:tcPr>
     </w:tblStylePr>
   </w:style>
-  <w:style w:type="table" w:styleId="30">
+  <w:style w:type="table" w:styleId="740">
     <w:name w:val="Grid Table 2 - Accent 4"/>
-    <w:basedOn w:val="11"/>
+    <w:basedOn w:val="721"/>
     <w:uiPriority w:val="99"/>
     <w:pPr>
       <w:pBdr/>
@@ -8797,9 +10596,9 @@
       </w:tcPr>
     </w:tblStylePr>
   </w:style>
-  <w:style w:type="table" w:styleId="31">
+  <w:style w:type="table" w:styleId="741">
     <w:name w:val="Grid Table 2 - Accent 5"/>
-    <w:basedOn w:val="11"/>
+    <w:basedOn w:val="721"/>
     <w:uiPriority w:val="99"/>
     <w:pPr>
       <w:pBdr/>
@@ -9029,9 +10828,9 @@
       </w:tcPr>
     </w:tblStylePr>
   </w:style>
-  <w:style w:type="table" w:styleId="32">
+  <w:style w:type="table" w:styleId="742">
     <w:name w:val="Grid Table 2 - Accent 6"/>
-    <w:basedOn w:val="11"/>
+    <w:basedOn w:val="721"/>
     <w:uiPriority w:val="99"/>
     <w:pPr>
       <w:pBdr/>
@@ -9261,9 +11060,9 @@
       </w:tcPr>
     </w:tblStylePr>
   </w:style>
-  <w:style w:type="table" w:styleId="33">
+  <w:style w:type="table" w:styleId="743">
     <w:name w:val="Grid Table 3"/>
-    <w:basedOn w:val="11"/>
+    <w:basedOn w:val="721"/>
     <w:uiPriority w:val="99"/>
     <w:pPr>
       <w:pBdr/>
@@ -9362,29 +11161,6 @@
         <w:tblBorders/>
       </w:tblPr>
       <w:tcPr>
-        <w:shd w:color="ffffff"/>
-        <w:tcBorders>
-          <w:top w:val="none" w:color="000000" w:sz="4" w:space="0"/>
-          <w:left w:val="none" w:color="000000" w:sz="4" w:space="0"/>
-          <w:bottom w:val="none" w:color="000000" w:sz="4" w:space="0"/>
-          <w:right w:val="none" w:color="000000" w:sz="4" w:space="0"/>
-        </w:tcBorders>
-      </w:tcPr>
-    </w:tblStylePr>
-    <w:tblStylePr w:type="firstRow">
-      <w:rPr>
-        <w:b/>
-        <w:color w:val="404040"/>
-      </w:rPr>
-      <w:pPr>
-        <w:pBdr/>
-        <w:spacing/>
-        <w:ind/>
-      </w:pPr>
-      <w:tblPr>
-        <w:tblBorders/>
-      </w:tblPr>
-      <w:tcPr>
         <w:shd w:val="clear" w:color="ffffff"/>
         <w:tcBorders>
           <w:top w:val="none" w:color="000000" w:sz="4" w:space="0"/>
@@ -9394,30 +11170,7 @@
         </w:tcBorders>
       </w:tcPr>
     </w:tblStylePr>
-    <w:tblStylePr w:type="lastCol">
-      <w:rPr>
-        <w:i/>
-        <w:color w:val="404040"/>
-      </w:rPr>
-      <w:pPr>
-        <w:pBdr/>
-        <w:spacing/>
-        <w:ind/>
-      </w:pPr>
-      <w:tblPr>
-        <w:tblBorders/>
-      </w:tblPr>
-      <w:tcPr>
-        <w:shd w:color="ffffff"/>
-        <w:tcBorders>
-          <w:top w:val="none" w:color="000000" w:sz="4" w:space="0"/>
-          <w:left w:val="none" w:color="000000" w:sz="4" w:space="0"/>
-          <w:bottom w:val="none" w:color="000000" w:sz="4" w:space="0"/>
-          <w:right w:val="none" w:color="000000" w:sz="4" w:space="0"/>
-        </w:tcBorders>
-      </w:tcPr>
-    </w:tblStylePr>
-    <w:tblStylePr w:type="lastRow">
+    <w:tblStylePr w:type="firstRow">
       <w:rPr>
         <w:b/>
         <w:color w:val="404040"/>
@@ -9440,6 +11193,52 @@
         </w:tcBorders>
       </w:tcPr>
     </w:tblStylePr>
+    <w:tblStylePr w:type="lastCol">
+      <w:rPr>
+        <w:i/>
+        <w:color w:val="404040"/>
+      </w:rPr>
+      <w:pPr>
+        <w:pBdr/>
+        <w:spacing/>
+        <w:ind/>
+      </w:pPr>
+      <w:tblPr>
+        <w:tblBorders/>
+      </w:tblPr>
+      <w:tcPr>
+        <w:shd w:val="clear" w:color="ffffff"/>
+        <w:tcBorders>
+          <w:top w:val="none" w:color="000000" w:sz="4" w:space="0"/>
+          <w:left w:val="none" w:color="000000" w:sz="4" w:space="0"/>
+          <w:bottom w:val="none" w:color="000000" w:sz="4" w:space="0"/>
+          <w:right w:val="none" w:color="000000" w:sz="4" w:space="0"/>
+        </w:tcBorders>
+      </w:tcPr>
+    </w:tblStylePr>
+    <w:tblStylePr w:type="lastRow">
+      <w:rPr>
+        <w:b/>
+        <w:color w:val="404040"/>
+      </w:rPr>
+      <w:pPr>
+        <w:pBdr/>
+        <w:spacing/>
+        <w:ind/>
+      </w:pPr>
+      <w:tblPr>
+        <w:tblBorders/>
+      </w:tblPr>
+      <w:tcPr>
+        <w:shd w:val="clear" w:color="ffffff"/>
+        <w:tcBorders>
+          <w:top w:val="none" w:color="000000" w:sz="4" w:space="0"/>
+          <w:left w:val="none" w:color="000000" w:sz="4" w:space="0"/>
+          <w:bottom w:val="none" w:color="000000" w:sz="4" w:space="0"/>
+          <w:right w:val="none" w:color="000000" w:sz="4" w:space="0"/>
+        </w:tcBorders>
+      </w:tcPr>
+    </w:tblStylePr>
     <w:tblStylePr w:type="nwCell">
       <w:pPr>
         <w:pBdr/>
@@ -9506,9 +11305,9 @@
       </w:tcPr>
     </w:tblStylePr>
   </w:style>
-  <w:style w:type="table" w:styleId="34">
+  <w:style w:type="table" w:styleId="744">
     <w:name w:val="Grid Table 3 - Accent 1"/>
-    <w:basedOn w:val="11"/>
+    <w:basedOn w:val="721"/>
     <w:uiPriority w:val="99"/>
     <w:pPr>
       <w:pBdr/>
@@ -9607,29 +11406,6 @@
         <w:tblBorders/>
       </w:tblPr>
       <w:tcPr>
-        <w:shd w:color="ffffff"/>
-        <w:tcBorders>
-          <w:top w:val="none" w:color="000000" w:sz="4" w:space="0"/>
-          <w:left w:val="none" w:color="000000" w:sz="4" w:space="0"/>
-          <w:bottom w:val="none" w:color="000000" w:sz="4" w:space="0"/>
-          <w:right w:val="none" w:color="000000" w:sz="4" w:space="0"/>
-        </w:tcBorders>
-      </w:tcPr>
-    </w:tblStylePr>
-    <w:tblStylePr w:type="firstRow">
-      <w:rPr>
-        <w:b/>
-        <w:color w:val="404040"/>
-      </w:rPr>
-      <w:pPr>
-        <w:pBdr/>
-        <w:spacing/>
-        <w:ind/>
-      </w:pPr>
-      <w:tblPr>
-        <w:tblBorders/>
-      </w:tblPr>
-      <w:tcPr>
         <w:shd w:val="clear" w:color="ffffff"/>
         <w:tcBorders>
           <w:top w:val="none" w:color="000000" w:sz="4" w:space="0"/>
@@ -9639,30 +11415,7 @@
         </w:tcBorders>
       </w:tcPr>
     </w:tblStylePr>
-    <w:tblStylePr w:type="lastCol">
-      <w:rPr>
-        <w:i/>
-        <w:color w:val="404040"/>
-      </w:rPr>
-      <w:pPr>
-        <w:pBdr/>
-        <w:spacing/>
-        <w:ind/>
-      </w:pPr>
-      <w:tblPr>
-        <w:tblBorders/>
-      </w:tblPr>
-      <w:tcPr>
-        <w:shd w:color="ffffff"/>
-        <w:tcBorders>
-          <w:top w:val="none" w:color="000000" w:sz="4" w:space="0"/>
-          <w:left w:val="none" w:color="000000" w:sz="4" w:space="0"/>
-          <w:bottom w:val="none" w:color="000000" w:sz="4" w:space="0"/>
-          <w:right w:val="none" w:color="000000" w:sz="4" w:space="0"/>
-        </w:tcBorders>
-      </w:tcPr>
-    </w:tblStylePr>
-    <w:tblStylePr w:type="lastRow">
+    <w:tblStylePr w:type="firstRow">
       <w:rPr>
         <w:b/>
         <w:color w:val="404040"/>
@@ -9685,6 +11438,52 @@
         </w:tcBorders>
       </w:tcPr>
     </w:tblStylePr>
+    <w:tblStylePr w:type="lastCol">
+      <w:rPr>
+        <w:i/>
+        <w:color w:val="404040"/>
+      </w:rPr>
+      <w:pPr>
+        <w:pBdr/>
+        <w:spacing/>
+        <w:ind/>
+      </w:pPr>
+      <w:tblPr>
+        <w:tblBorders/>
+      </w:tblPr>
+      <w:tcPr>
+        <w:shd w:val="clear" w:color="ffffff"/>
+        <w:tcBorders>
+          <w:top w:val="none" w:color="000000" w:sz="4" w:space="0"/>
+          <w:left w:val="none" w:color="000000" w:sz="4" w:space="0"/>
+          <w:bottom w:val="none" w:color="000000" w:sz="4" w:space="0"/>
+          <w:right w:val="none" w:color="000000" w:sz="4" w:space="0"/>
+        </w:tcBorders>
+      </w:tcPr>
+    </w:tblStylePr>
+    <w:tblStylePr w:type="lastRow">
+      <w:rPr>
+        <w:b/>
+        <w:color w:val="404040"/>
+      </w:rPr>
+      <w:pPr>
+        <w:pBdr/>
+        <w:spacing/>
+        <w:ind/>
+      </w:pPr>
+      <w:tblPr>
+        <w:tblBorders/>
+      </w:tblPr>
+      <w:tcPr>
+        <w:shd w:val="clear" w:color="ffffff"/>
+        <w:tcBorders>
+          <w:top w:val="none" w:color="000000" w:sz="4" w:space="0"/>
+          <w:left w:val="none" w:color="000000" w:sz="4" w:space="0"/>
+          <w:bottom w:val="none" w:color="000000" w:sz="4" w:space="0"/>
+          <w:right w:val="none" w:color="000000" w:sz="4" w:space="0"/>
+        </w:tcBorders>
+      </w:tcPr>
+    </w:tblStylePr>
     <w:tblStylePr w:type="nwCell">
       <w:pPr>
         <w:pBdr/>
@@ -9751,9 +11550,9 @@
       </w:tcPr>
     </w:tblStylePr>
   </w:style>
-  <w:style w:type="table" w:styleId="35">
+  <w:style w:type="table" w:styleId="745">
     <w:name w:val="Grid Table 3 - Accent 2"/>
-    <w:basedOn w:val="11"/>
+    <w:basedOn w:val="721"/>
     <w:uiPriority w:val="99"/>
     <w:pPr>
       <w:pBdr/>
@@ -9852,29 +11651,6 @@
         <w:tblBorders/>
       </w:tblPr>
       <w:tcPr>
-        <w:shd w:color="ffffff"/>
-        <w:tcBorders>
-          <w:top w:val="none" w:color="000000" w:sz="4" w:space="0"/>
-          <w:left w:val="none" w:color="000000" w:sz="4" w:space="0"/>
-          <w:bottom w:val="none" w:color="000000" w:sz="4" w:space="0"/>
-          <w:right w:val="none" w:color="000000" w:sz="4" w:space="0"/>
-        </w:tcBorders>
-      </w:tcPr>
-    </w:tblStylePr>
-    <w:tblStylePr w:type="firstRow">
-      <w:rPr>
-        <w:b/>
-        <w:color w:val="404040"/>
-      </w:rPr>
-      <w:pPr>
-        <w:pBdr/>
-        <w:spacing/>
-        <w:ind/>
-      </w:pPr>
-      <w:tblPr>
-        <w:tblBorders/>
-      </w:tblPr>
-      <w:tcPr>
         <w:shd w:val="clear" w:color="ffffff"/>
         <w:tcBorders>
           <w:top w:val="none" w:color="000000" w:sz="4" w:space="0"/>
@@ -9884,30 +11660,7 @@
         </w:tcBorders>
       </w:tcPr>
     </w:tblStylePr>
-    <w:tblStylePr w:type="lastCol">
-      <w:rPr>
-        <w:i/>
-        <w:color w:val="404040"/>
-      </w:rPr>
-      <w:pPr>
-        <w:pBdr/>
-        <w:spacing/>
-        <w:ind/>
-      </w:pPr>
-      <w:tblPr>
-        <w:tblBorders/>
-      </w:tblPr>
-      <w:tcPr>
-        <w:shd w:color="ffffff"/>
-        <w:tcBorders>
-          <w:top w:val="none" w:color="000000" w:sz="4" w:space="0"/>
-          <w:left w:val="none" w:color="000000" w:sz="4" w:space="0"/>
-          <w:bottom w:val="none" w:color="000000" w:sz="4" w:space="0"/>
-          <w:right w:val="none" w:color="000000" w:sz="4" w:space="0"/>
-        </w:tcBorders>
-      </w:tcPr>
-    </w:tblStylePr>
-    <w:tblStylePr w:type="lastRow">
+    <w:tblStylePr w:type="firstRow">
       <w:rPr>
         <w:b/>
         <w:color w:val="404040"/>
@@ -9930,6 +11683,52 @@
         </w:tcBorders>
       </w:tcPr>
     </w:tblStylePr>
+    <w:tblStylePr w:type="lastCol">
+      <w:rPr>
+        <w:i/>
+        <w:color w:val="404040"/>
+      </w:rPr>
+      <w:pPr>
+        <w:pBdr/>
+        <w:spacing/>
+        <w:ind/>
+      </w:pPr>
+      <w:tblPr>
+        <w:tblBorders/>
+      </w:tblPr>
+      <w:tcPr>
+        <w:shd w:val="clear" w:color="ffffff"/>
+        <w:tcBorders>
+          <w:top w:val="none" w:color="000000" w:sz="4" w:space="0"/>
+          <w:left w:val="none" w:color="000000" w:sz="4" w:space="0"/>
+          <w:bottom w:val="none" w:color="000000" w:sz="4" w:space="0"/>
+          <w:right w:val="none" w:color="000000" w:sz="4" w:space="0"/>
+        </w:tcBorders>
+      </w:tcPr>
+    </w:tblStylePr>
+    <w:tblStylePr w:type="lastRow">
+      <w:rPr>
+        <w:b/>
+        <w:color w:val="404040"/>
+      </w:rPr>
+      <w:pPr>
+        <w:pBdr/>
+        <w:spacing/>
+        <w:ind/>
+      </w:pPr>
+      <w:tblPr>
+        <w:tblBorders/>
+      </w:tblPr>
+      <w:tcPr>
+        <w:shd w:val="clear" w:color="ffffff"/>
+        <w:tcBorders>
+          <w:top w:val="none" w:color="000000" w:sz="4" w:space="0"/>
+          <w:left w:val="none" w:color="000000" w:sz="4" w:space="0"/>
+          <w:bottom w:val="none" w:color="000000" w:sz="4" w:space="0"/>
+          <w:right w:val="none" w:color="000000" w:sz="4" w:space="0"/>
+        </w:tcBorders>
+      </w:tcPr>
+    </w:tblStylePr>
     <w:tblStylePr w:type="nwCell">
       <w:pPr>
         <w:pBdr/>
@@ -9996,9 +11795,9 @@
       </w:tcPr>
     </w:tblStylePr>
   </w:style>
-  <w:style w:type="table" w:styleId="36">
+  <w:style w:type="table" w:styleId="746">
     <w:name w:val="Grid Table 3 - Accent 3"/>
-    <w:basedOn w:val="11"/>
+    <w:basedOn w:val="721"/>
     <w:uiPriority w:val="99"/>
     <w:pPr>
       <w:pBdr/>
@@ -10097,29 +11896,6 @@
         <w:tblBorders/>
       </w:tblPr>
       <w:tcPr>
-        <w:shd w:color="ffffff"/>
-        <w:tcBorders>
-          <w:top w:val="none" w:color="000000" w:sz="4" w:space="0"/>
-          <w:left w:val="none" w:color="000000" w:sz="4" w:space="0"/>
-          <w:bottom w:val="none" w:color="000000" w:sz="4" w:space="0"/>
-          <w:right w:val="none" w:color="000000" w:sz="4" w:space="0"/>
-        </w:tcBorders>
-      </w:tcPr>
-    </w:tblStylePr>
-    <w:tblStylePr w:type="firstRow">
-      <w:rPr>
-        <w:b/>
-        <w:color w:val="404040"/>
-      </w:rPr>
-      <w:pPr>
-        <w:pBdr/>
-        <w:spacing/>
-        <w:ind/>
-      </w:pPr>
-      <w:tblPr>
-        <w:tblBorders/>
-      </w:tblPr>
-      <w:tcPr>
         <w:shd w:val="clear" w:color="ffffff"/>
         <w:tcBorders>
           <w:top w:val="none" w:color="000000" w:sz="4" w:space="0"/>
@@ -10129,30 +11905,7 @@
         </w:tcBorders>
       </w:tcPr>
     </w:tblStylePr>
-    <w:tblStylePr w:type="lastCol">
-      <w:rPr>
-        <w:i/>
-        <w:color w:val="404040"/>
-      </w:rPr>
-      <w:pPr>
-        <w:pBdr/>
-        <w:spacing/>
-        <w:ind/>
-      </w:pPr>
-      <w:tblPr>
-        <w:tblBorders/>
-      </w:tblPr>
-      <w:tcPr>
-        <w:shd w:color="ffffff"/>
-        <w:tcBorders>
-          <w:top w:val="none" w:color="000000" w:sz="4" w:space="0"/>
-          <w:left w:val="none" w:color="000000" w:sz="4" w:space="0"/>
-          <w:bottom w:val="none" w:color="000000" w:sz="4" w:space="0"/>
-          <w:right w:val="none" w:color="000000" w:sz="4" w:space="0"/>
-        </w:tcBorders>
-      </w:tcPr>
-    </w:tblStylePr>
-    <w:tblStylePr w:type="lastRow">
+    <w:tblStylePr w:type="firstRow">
       <w:rPr>
         <w:b/>
         <w:color w:val="404040"/>
@@ -10175,6 +11928,52 @@
         </w:tcBorders>
       </w:tcPr>
     </w:tblStylePr>
+    <w:tblStylePr w:type="lastCol">
+      <w:rPr>
+        <w:i/>
+        <w:color w:val="404040"/>
+      </w:rPr>
+      <w:pPr>
+        <w:pBdr/>
+        <w:spacing/>
+        <w:ind/>
+      </w:pPr>
+      <w:tblPr>
+        <w:tblBorders/>
+      </w:tblPr>
+      <w:tcPr>
+        <w:shd w:val="clear" w:color="ffffff"/>
+        <w:tcBorders>
+          <w:top w:val="none" w:color="000000" w:sz="4" w:space="0"/>
+          <w:left w:val="none" w:color="000000" w:sz="4" w:space="0"/>
+          <w:bottom w:val="none" w:color="000000" w:sz="4" w:space="0"/>
+          <w:right w:val="none" w:color="000000" w:sz="4" w:space="0"/>
+        </w:tcBorders>
+      </w:tcPr>
+    </w:tblStylePr>
+    <w:tblStylePr w:type="lastRow">
+      <w:rPr>
+        <w:b/>
+        <w:color w:val="404040"/>
+      </w:rPr>
+      <w:pPr>
+        <w:pBdr/>
+        <w:spacing/>
+        <w:ind/>
+      </w:pPr>
+      <w:tblPr>
+        <w:tblBorders/>
+      </w:tblPr>
+      <w:tcPr>
+        <w:shd w:val="clear" w:color="ffffff"/>
+        <w:tcBorders>
+          <w:top w:val="none" w:color="000000" w:sz="4" w:space="0"/>
+          <w:left w:val="none" w:color="000000" w:sz="4" w:space="0"/>
+          <w:bottom w:val="none" w:color="000000" w:sz="4" w:space="0"/>
+          <w:right w:val="none" w:color="000000" w:sz="4" w:space="0"/>
+        </w:tcBorders>
+      </w:tcPr>
+    </w:tblStylePr>
     <w:tblStylePr w:type="nwCell">
       <w:pPr>
         <w:pBdr/>
@@ -10241,9 +12040,9 @@
       </w:tcPr>
     </w:tblStylePr>
   </w:style>
-  <w:style w:type="table" w:styleId="37">
+  <w:style w:type="table" w:styleId="747">
     <w:name w:val="Grid Table 3 - Accent 4"/>
-    <w:basedOn w:val="11"/>
+    <w:basedOn w:val="721"/>
     <w:uiPriority w:val="99"/>
     <w:pPr>
       <w:pBdr/>
@@ -10342,29 +12141,6 @@
         <w:tblBorders/>
       </w:tblPr>
       <w:tcPr>
-        <w:shd w:color="ffffff"/>
-        <w:tcBorders>
-          <w:top w:val="none" w:color="000000" w:sz="4" w:space="0"/>
-          <w:left w:val="none" w:color="000000" w:sz="4" w:space="0"/>
-          <w:bottom w:val="none" w:color="000000" w:sz="4" w:space="0"/>
-          <w:right w:val="none" w:color="000000" w:sz="4" w:space="0"/>
-        </w:tcBorders>
-      </w:tcPr>
-    </w:tblStylePr>
-    <w:tblStylePr w:type="firstRow">
-      <w:rPr>
-        <w:b/>
-        <w:color w:val="404040"/>
-      </w:rPr>
-      <w:pPr>
-        <w:pBdr/>
-        <w:spacing/>
-        <w:ind/>
-      </w:pPr>
-      <w:tblPr>
-        <w:tblBorders/>
-      </w:tblPr>
-      <w:tcPr>
         <w:shd w:val="clear" w:color="ffffff"/>
         <w:tcBorders>
           <w:top w:val="none" w:color="000000" w:sz="4" w:space="0"/>
@@ -10374,30 +12150,7 @@
         </w:tcBorders>
       </w:tcPr>
     </w:tblStylePr>
-    <w:tblStylePr w:type="lastCol">
-      <w:rPr>
-        <w:i/>
-        <w:color w:val="404040"/>
-      </w:rPr>
-      <w:pPr>
-        <w:pBdr/>
-        <w:spacing/>
-        <w:ind/>
-      </w:pPr>
-      <w:tblPr>
-        <w:tblBorders/>
-      </w:tblPr>
-      <w:tcPr>
-        <w:shd w:color="ffffff"/>
-        <w:tcBorders>
-          <w:top w:val="none" w:color="000000" w:sz="4" w:space="0"/>
-          <w:left w:val="none" w:color="000000" w:sz="4" w:space="0"/>
-          <w:bottom w:val="none" w:color="000000" w:sz="4" w:space="0"/>
-          <w:right w:val="none" w:color="000000" w:sz="4" w:space="0"/>
-        </w:tcBorders>
-      </w:tcPr>
-    </w:tblStylePr>
-    <w:tblStylePr w:type="lastRow">
+    <w:tblStylePr w:type="firstRow">
       <w:rPr>
         <w:b/>
         <w:color w:val="404040"/>
@@ -10420,6 +12173,52 @@
         </w:tcBorders>
       </w:tcPr>
     </w:tblStylePr>
+    <w:tblStylePr w:type="lastCol">
+      <w:rPr>
+        <w:i/>
+        <w:color w:val="404040"/>
+      </w:rPr>
+      <w:pPr>
+        <w:pBdr/>
+        <w:spacing/>
+        <w:ind/>
+      </w:pPr>
+      <w:tblPr>
+        <w:tblBorders/>
+      </w:tblPr>
+      <w:tcPr>
+        <w:shd w:val="clear" w:color="ffffff"/>
+        <w:tcBorders>
+          <w:top w:val="none" w:color="000000" w:sz="4" w:space="0"/>
+          <w:left w:val="none" w:color="000000" w:sz="4" w:space="0"/>
+          <w:bottom w:val="none" w:color="000000" w:sz="4" w:space="0"/>
+          <w:right w:val="none" w:color="000000" w:sz="4" w:space="0"/>
+        </w:tcBorders>
+      </w:tcPr>
+    </w:tblStylePr>
+    <w:tblStylePr w:type="lastRow">
+      <w:rPr>
+        <w:b/>
+        <w:color w:val="404040"/>
+      </w:rPr>
+      <w:pPr>
+        <w:pBdr/>
+        <w:spacing/>
+        <w:ind/>
+      </w:pPr>
+      <w:tblPr>
+        <w:tblBorders/>
+      </w:tblPr>
+      <w:tcPr>
+        <w:shd w:val="clear" w:color="ffffff"/>
+        <w:tcBorders>
+          <w:top w:val="none" w:color="000000" w:sz="4" w:space="0"/>
+          <w:left w:val="none" w:color="000000" w:sz="4" w:space="0"/>
+          <w:bottom w:val="none" w:color="000000" w:sz="4" w:space="0"/>
+          <w:right w:val="none" w:color="000000" w:sz="4" w:space="0"/>
+        </w:tcBorders>
+      </w:tcPr>
+    </w:tblStylePr>
     <w:tblStylePr w:type="nwCell">
       <w:pPr>
         <w:pBdr/>
@@ -10486,9 +12285,9 @@
       </w:tcPr>
     </w:tblStylePr>
   </w:style>
-  <w:style w:type="table" w:styleId="38">
+  <w:style w:type="table" w:styleId="748">
     <w:name w:val="Grid Table 3 - Accent 5"/>
-    <w:basedOn w:val="11"/>
+    <w:basedOn w:val="721"/>
     <w:uiPriority w:val="99"/>
     <w:pPr>
       <w:pBdr/>
@@ -10587,29 +12386,6 @@
         <w:tblBorders/>
       </w:tblPr>
       <w:tcPr>
-        <w:shd w:color="ffffff"/>
-        <w:tcBorders>
-          <w:top w:val="none" w:color="000000" w:sz="4" w:space="0"/>
-          <w:left w:val="none" w:color="000000" w:sz="4" w:space="0"/>
-          <w:bottom w:val="none" w:color="000000" w:sz="4" w:space="0"/>
-          <w:right w:val="none" w:color="000000" w:sz="4" w:space="0"/>
-        </w:tcBorders>
-      </w:tcPr>
-    </w:tblStylePr>
-    <w:tblStylePr w:type="firstRow">
-      <w:rPr>
-        <w:b/>
-        <w:color w:val="404040"/>
-      </w:rPr>
-      <w:pPr>
-        <w:pBdr/>
-        <w:spacing/>
-        <w:ind/>
-      </w:pPr>
-      <w:tblPr>
-        <w:tblBorders/>
-      </w:tblPr>
-      <w:tcPr>
         <w:shd w:val="clear" w:color="ffffff"/>
         <w:tcBorders>
           <w:top w:val="none" w:color="000000" w:sz="4" w:space="0"/>
@@ -10619,30 +12395,7 @@
         </w:tcBorders>
       </w:tcPr>
     </w:tblStylePr>
-    <w:tblStylePr w:type="lastCol">
-      <w:rPr>
-        <w:i/>
-        <w:color w:val="404040"/>
-      </w:rPr>
-      <w:pPr>
-        <w:pBdr/>
-        <w:spacing/>
-        <w:ind/>
-      </w:pPr>
-      <w:tblPr>
-        <w:tblBorders/>
-      </w:tblPr>
-      <w:tcPr>
-        <w:shd w:color="ffffff"/>
-        <w:tcBorders>
-          <w:top w:val="none" w:color="000000" w:sz="4" w:space="0"/>
-          <w:left w:val="none" w:color="000000" w:sz="4" w:space="0"/>
-          <w:bottom w:val="none" w:color="000000" w:sz="4" w:space="0"/>
-          <w:right w:val="none" w:color="000000" w:sz="4" w:space="0"/>
-        </w:tcBorders>
-      </w:tcPr>
-    </w:tblStylePr>
-    <w:tblStylePr w:type="lastRow">
+    <w:tblStylePr w:type="firstRow">
       <w:rPr>
         <w:b/>
         <w:color w:val="404040"/>
@@ -10665,6 +12418,52 @@
         </w:tcBorders>
       </w:tcPr>
     </w:tblStylePr>
+    <w:tblStylePr w:type="lastCol">
+      <w:rPr>
+        <w:i/>
+        <w:color w:val="404040"/>
+      </w:rPr>
+      <w:pPr>
+        <w:pBdr/>
+        <w:spacing/>
+        <w:ind/>
+      </w:pPr>
+      <w:tblPr>
+        <w:tblBorders/>
+      </w:tblPr>
+      <w:tcPr>
+        <w:shd w:val="clear" w:color="ffffff"/>
+        <w:tcBorders>
+          <w:top w:val="none" w:color="000000" w:sz="4" w:space="0"/>
+          <w:left w:val="none" w:color="000000" w:sz="4" w:space="0"/>
+          <w:bottom w:val="none" w:color="000000" w:sz="4" w:space="0"/>
+          <w:right w:val="none" w:color="000000" w:sz="4" w:space="0"/>
+        </w:tcBorders>
+      </w:tcPr>
+    </w:tblStylePr>
+    <w:tblStylePr w:type="lastRow">
+      <w:rPr>
+        <w:b/>
+        <w:color w:val="404040"/>
+      </w:rPr>
+      <w:pPr>
+        <w:pBdr/>
+        <w:spacing/>
+        <w:ind/>
+      </w:pPr>
+      <w:tblPr>
+        <w:tblBorders/>
+      </w:tblPr>
+      <w:tcPr>
+        <w:shd w:val="clear" w:color="ffffff"/>
+        <w:tcBorders>
+          <w:top w:val="none" w:color="000000" w:sz="4" w:space="0"/>
+          <w:left w:val="none" w:color="000000" w:sz="4" w:space="0"/>
+          <w:bottom w:val="none" w:color="000000" w:sz="4" w:space="0"/>
+          <w:right w:val="none" w:color="000000" w:sz="4" w:space="0"/>
+        </w:tcBorders>
+      </w:tcPr>
+    </w:tblStylePr>
     <w:tblStylePr w:type="nwCell">
       <w:pPr>
         <w:pBdr/>
@@ -10731,9 +12530,9 @@
       </w:tcPr>
     </w:tblStylePr>
   </w:style>
-  <w:style w:type="table" w:styleId="39">
+  <w:style w:type="table" w:styleId="749">
     <w:name w:val="Grid Table 3 - Accent 6"/>
-    <w:basedOn w:val="11"/>
+    <w:basedOn w:val="721"/>
     <w:uiPriority w:val="99"/>
     <w:pPr>
       <w:pBdr/>
@@ -10832,29 +12631,6 @@
         <w:tblBorders/>
       </w:tblPr>
       <w:tcPr>
-        <w:shd w:color="ffffff"/>
-        <w:tcBorders>
-          <w:top w:val="none" w:color="000000" w:sz="4" w:space="0"/>
-          <w:left w:val="none" w:color="000000" w:sz="4" w:space="0"/>
-          <w:bottom w:val="none" w:color="000000" w:sz="4" w:space="0"/>
-          <w:right w:val="none" w:color="000000" w:sz="4" w:space="0"/>
-        </w:tcBorders>
-      </w:tcPr>
-    </w:tblStylePr>
-    <w:tblStylePr w:type="firstRow">
-      <w:rPr>
-        <w:b/>
-        <w:color w:val="404040"/>
-      </w:rPr>
-      <w:pPr>
-        <w:pBdr/>
-        <w:spacing/>
-        <w:ind/>
-      </w:pPr>
-      <w:tblPr>
-        <w:tblBorders/>
-      </w:tblPr>
-      <w:tcPr>
         <w:shd w:val="clear" w:color="ffffff"/>
         <w:tcBorders>
           <w:top w:val="none" w:color="000000" w:sz="4" w:space="0"/>
@@ -10864,30 +12640,7 @@
         </w:tcBorders>
       </w:tcPr>
     </w:tblStylePr>
-    <w:tblStylePr w:type="lastCol">
-      <w:rPr>
-        <w:i/>
-        <w:color w:val="404040"/>
-      </w:rPr>
-      <w:pPr>
-        <w:pBdr/>
-        <w:spacing/>
-        <w:ind/>
-      </w:pPr>
-      <w:tblPr>
-        <w:tblBorders/>
-      </w:tblPr>
-      <w:tcPr>
-        <w:shd w:color="ffffff"/>
-        <w:tcBorders>
-          <w:top w:val="none" w:color="000000" w:sz="4" w:space="0"/>
-          <w:left w:val="none" w:color="000000" w:sz="4" w:space="0"/>
-          <w:bottom w:val="none" w:color="000000" w:sz="4" w:space="0"/>
-          <w:right w:val="none" w:color="000000" w:sz="4" w:space="0"/>
-        </w:tcBorders>
-      </w:tcPr>
-    </w:tblStylePr>
-    <w:tblStylePr w:type="lastRow">
+    <w:tblStylePr w:type="firstRow">
       <w:rPr>
         <w:b/>
         <w:color w:val="404040"/>
@@ -10910,6 +12663,52 @@
         </w:tcBorders>
       </w:tcPr>
     </w:tblStylePr>
+    <w:tblStylePr w:type="lastCol">
+      <w:rPr>
+        <w:i/>
+        <w:color w:val="404040"/>
+      </w:rPr>
+      <w:pPr>
+        <w:pBdr/>
+        <w:spacing/>
+        <w:ind/>
+      </w:pPr>
+      <w:tblPr>
+        <w:tblBorders/>
+      </w:tblPr>
+      <w:tcPr>
+        <w:shd w:val="clear" w:color="ffffff"/>
+        <w:tcBorders>
+          <w:top w:val="none" w:color="000000" w:sz="4" w:space="0"/>
+          <w:left w:val="none" w:color="000000" w:sz="4" w:space="0"/>
+          <w:bottom w:val="none" w:color="000000" w:sz="4" w:space="0"/>
+          <w:right w:val="none" w:color="000000" w:sz="4" w:space="0"/>
+        </w:tcBorders>
+      </w:tcPr>
+    </w:tblStylePr>
+    <w:tblStylePr w:type="lastRow">
+      <w:rPr>
+        <w:b/>
+        <w:color w:val="404040"/>
+      </w:rPr>
+      <w:pPr>
+        <w:pBdr/>
+        <w:spacing/>
+        <w:ind/>
+      </w:pPr>
+      <w:tblPr>
+        <w:tblBorders/>
+      </w:tblPr>
+      <w:tcPr>
+        <w:shd w:val="clear" w:color="ffffff"/>
+        <w:tcBorders>
+          <w:top w:val="none" w:color="000000" w:sz="4" w:space="0"/>
+          <w:left w:val="none" w:color="000000" w:sz="4" w:space="0"/>
+          <w:bottom w:val="none" w:color="000000" w:sz="4" w:space="0"/>
+          <w:right w:val="none" w:color="000000" w:sz="4" w:space="0"/>
+        </w:tcBorders>
+      </w:tcPr>
+    </w:tblStylePr>
     <w:tblStylePr w:type="nwCell">
       <w:pPr>
         <w:pBdr/>
@@ -10976,9 +12775,9 @@
       </w:tcPr>
     </w:tblStylePr>
   </w:style>
-  <w:style w:type="table" w:styleId="40">
+  <w:style w:type="table" w:styleId="750">
     <w:name w:val="Grid Table 4"/>
-    <w:basedOn w:val="11"/>
+    <w:basedOn w:val="721"/>
     <w:uiPriority w:val="59"/>
     <w:pPr>
       <w:pBdr/>
@@ -11209,9 +13008,9 @@
       </w:tcPr>
     </w:tblStylePr>
   </w:style>
-  <w:style w:type="table" w:styleId="41">
+  <w:style w:type="table" w:styleId="751">
     <w:name w:val="Grid Table 4 - Accent 1"/>
-    <w:basedOn w:val="11"/>
+    <w:basedOn w:val="721"/>
     <w:uiPriority w:val="59"/>
     <w:pPr>
       <w:pBdr/>
@@ -11442,9 +13241,9 @@
       </w:tcPr>
     </w:tblStylePr>
   </w:style>
-  <w:style w:type="table" w:styleId="42">
+  <w:style w:type="table" w:styleId="752">
     <w:name w:val="Grid Table 4 - Accent 2"/>
-    <w:basedOn w:val="11"/>
+    <w:basedOn w:val="721"/>
     <w:uiPriority w:val="59"/>
     <w:pPr>
       <w:pBdr/>
@@ -11675,9 +13474,9 @@
       </w:tcPr>
     </w:tblStylePr>
   </w:style>
-  <w:style w:type="table" w:styleId="43">
+  <w:style w:type="table" w:styleId="753">
     <w:name w:val="Grid Table 4 - Accent 3"/>
-    <w:basedOn w:val="11"/>
+    <w:basedOn w:val="721"/>
     <w:uiPriority w:val="59"/>
     <w:pPr>
       <w:pBdr/>
@@ -11908,9 +13707,9 @@
       </w:tcPr>
     </w:tblStylePr>
   </w:style>
-  <w:style w:type="table" w:styleId="44">
+  <w:style w:type="table" w:styleId="754">
     <w:name w:val="Grid Table 4 - Accent 4"/>
-    <w:basedOn w:val="11"/>
+    <w:basedOn w:val="721"/>
     <w:uiPriority w:val="59"/>
     <w:pPr>
       <w:pBdr/>
@@ -12141,9 +13940,9 @@
       </w:tcPr>
     </w:tblStylePr>
   </w:style>
-  <w:style w:type="table" w:styleId="45">
+  <w:style w:type="table" w:styleId="755">
     <w:name w:val="Grid Table 4 - Accent 5"/>
-    <w:basedOn w:val="11"/>
+    <w:basedOn w:val="721"/>
     <w:uiPriority w:val="59"/>
     <w:pPr>
       <w:pBdr/>
@@ -12374,9 +14173,9 @@
       </w:tcPr>
     </w:tblStylePr>
   </w:style>
-  <w:style w:type="table" w:styleId="46">
+  <w:style w:type="table" w:styleId="756">
     <w:name w:val="Grid Table 4 - Accent 6"/>
-    <w:basedOn w:val="11"/>
+    <w:basedOn w:val="721"/>
     <w:uiPriority w:val="59"/>
     <w:pPr>
       <w:pBdr/>
@@ -12607,9 +14406,9 @@
       </w:tcPr>
     </w:tblStylePr>
   </w:style>
-  <w:style w:type="table" w:styleId="47">
+  <w:style w:type="table" w:styleId="757">
     <w:name w:val="Grid Table 5 Dark"/>
-    <w:basedOn w:val="11"/>
+    <w:basedOn w:val="721"/>
     <w:uiPriority w:val="99"/>
     <w:pPr>
       <w:pBdr/>
@@ -12835,9 +14634,9 @@
       </w:tcPr>
     </w:tblStylePr>
   </w:style>
-  <w:style w:type="table" w:styleId="48">
+  <w:style w:type="table" w:styleId="758">
     <w:name w:val="Grid Table 5 Dark- Accent 1"/>
-    <w:basedOn w:val="11"/>
+    <w:basedOn w:val="721"/>
     <w:uiPriority w:val="99"/>
     <w:pPr>
       <w:pBdr/>
@@ -13063,9 +14862,9 @@
       </w:tcPr>
     </w:tblStylePr>
   </w:style>
-  <w:style w:type="table" w:styleId="49">
+  <w:style w:type="table" w:styleId="759">
     <w:name w:val="Grid Table 5 Dark - Accent 2"/>
-    <w:basedOn w:val="11"/>
+    <w:basedOn w:val="721"/>
     <w:uiPriority w:val="99"/>
     <w:pPr>
       <w:pBdr/>
@@ -13291,9 +15090,9 @@
       </w:tcPr>
     </w:tblStylePr>
   </w:style>
-  <w:style w:type="table" w:styleId="50">
+  <w:style w:type="table" w:styleId="760">
     <w:name w:val="Grid Table 5 Dark - Accent 3"/>
-    <w:basedOn w:val="11"/>
+    <w:basedOn w:val="721"/>
     <w:uiPriority w:val="99"/>
     <w:pPr>
       <w:pBdr/>
@@ -13519,9 +15318,9 @@
       </w:tcPr>
     </w:tblStylePr>
   </w:style>
-  <w:style w:type="table" w:styleId="51">
+  <w:style w:type="table" w:styleId="761">
     <w:name w:val="Grid Table 5 Dark- Accent 4"/>
-    <w:basedOn w:val="11"/>
+    <w:basedOn w:val="721"/>
     <w:uiPriority w:val="99"/>
     <w:pPr>
       <w:pBdr/>
@@ -13747,9 +15546,9 @@
       </w:tcPr>
     </w:tblStylePr>
   </w:style>
-  <w:style w:type="table" w:styleId="52">
+  <w:style w:type="table" w:styleId="762">
     <w:name w:val="Grid Table 5 Dark - Accent 5"/>
-    <w:basedOn w:val="11"/>
+    <w:basedOn w:val="721"/>
     <w:uiPriority w:val="99"/>
     <w:pPr>
       <w:pBdr/>
@@ -13975,9 +15774,9 @@
       </w:tcPr>
     </w:tblStylePr>
   </w:style>
-  <w:style w:type="table" w:styleId="53">
+  <w:style w:type="table" w:styleId="763">
     <w:name w:val="Grid Table 5 Dark - Accent 6"/>
-    <w:basedOn w:val="11"/>
+    <w:basedOn w:val="721"/>
     <w:uiPriority w:val="99"/>
     <w:pPr>
       <w:pBdr/>
@@ -14203,9 +16002,9 @@
       </w:tcPr>
     </w:tblStylePr>
   </w:style>
-  <w:style w:type="table" w:styleId="54">
+  <w:style w:type="table" w:styleId="764">
     <w:name w:val="Grid Table 6 Colorful"/>
-    <w:basedOn w:val="11"/>
+    <w:basedOn w:val="721"/>
     <w:uiPriority w:val="99"/>
     <w:pPr>
       <w:pBdr/>
@@ -14433,9 +16232,9 @@
       </w:tcPr>
     </w:tblStylePr>
   </w:style>
-  <w:style w:type="table" w:styleId="55">
+  <w:style w:type="table" w:styleId="765">
     <w:name w:val="Grid Table 6 Colorful - Accent 1"/>
-    <w:basedOn w:val="11"/>
+    <w:basedOn w:val="721"/>
     <w:uiPriority w:val="99"/>
     <w:pPr>
       <w:pBdr/>
@@ -14663,9 +16462,9 @@
       </w:tcPr>
     </w:tblStylePr>
   </w:style>
-  <w:style w:type="table" w:styleId="56">
+  <w:style w:type="table" w:styleId="766">
     <w:name w:val="Grid Table 6 Colorful - Accent 2"/>
-    <w:basedOn w:val="11"/>
+    <w:basedOn w:val="721"/>
     <w:uiPriority w:val="99"/>
     <w:pPr>
       <w:pBdr/>
@@ -14893,9 +16692,9 @@
       </w:tcPr>
     </w:tblStylePr>
   </w:style>
-  <w:style w:type="table" w:styleId="57">
+  <w:style w:type="table" w:styleId="767">
     <w:name w:val="Grid Table 6 Colorful - Accent 3"/>
-    <w:basedOn w:val="11"/>
+    <w:basedOn w:val="721"/>
     <w:uiPriority w:val="99"/>
     <w:pPr>
       <w:pBdr/>
@@ -15123,9 +16922,9 @@
       </w:tcPr>
     </w:tblStylePr>
   </w:style>
-  <w:style w:type="table" w:styleId="58">
+  <w:style w:type="table" w:styleId="768">
     <w:name w:val="Grid Table 6 Colorful - Accent 4"/>
-    <w:basedOn w:val="11"/>
+    <w:basedOn w:val="721"/>
     <w:uiPriority w:val="99"/>
     <w:pPr>
       <w:pBdr/>
@@ -15353,9 +17152,9 @@
       </w:tcPr>
     </w:tblStylePr>
   </w:style>
-  <w:style w:type="table" w:styleId="59">
+  <w:style w:type="table" w:styleId="769">
     <w:name w:val="Grid Table 6 Colorful - Accent 5"/>
-    <w:basedOn w:val="11"/>
+    <w:basedOn w:val="721"/>
     <w:uiPriority w:val="99"/>
     <w:pPr>
       <w:pBdr/>
@@ -15583,9 +17382,9 @@
       </w:tcPr>
     </w:tblStylePr>
   </w:style>
-  <w:style w:type="table" w:styleId="60">
+  <w:style w:type="table" w:styleId="770">
     <w:name w:val="Grid Table 6 Colorful - Accent 6"/>
-    <w:basedOn w:val="11"/>
+    <w:basedOn w:val="721"/>
     <w:uiPriority w:val="99"/>
     <w:pPr>
       <w:pBdr/>
@@ -15813,9 +17612,9 @@
       </w:tcPr>
     </w:tblStylePr>
   </w:style>
-  <w:style w:type="table" w:styleId="61">
+  <w:style w:type="table" w:styleId="771">
     <w:name w:val="Grid Table 7 Colorful"/>
-    <w:basedOn w:val="11"/>
+    <w:basedOn w:val="721"/>
     <w:uiPriority w:val="99"/>
     <w:pPr>
       <w:pBdr/>
@@ -15917,11 +17716,11 @@
         <w:tblBorders/>
       </w:tblPr>
       <w:tcPr>
-        <w:shd w:color="ffffff"/>
+        <w:shd w:val="clear" w:color="ffffff"/>
         <w:tcBorders>
-          <w:top w:val="none"/>
-          <w:left w:val="none"/>
-          <w:bottom w:val="none"/>
+          <w:top w:val="none" w:color="000000" w:sz="4" w:space="0"/>
+          <w:left w:val="none" w:color="000000" w:sz="4" w:space="0"/>
+          <w:bottom w:val="none" w:color="000000" w:sz="4" w:space="0"/>
           <w:right w:val="single" w:color="000000" w:themeColor="text1" w:themeTint="80" w:sz="4" w:space="0"/>
         </w:tcBorders>
       </w:tcPr>
@@ -15944,10 +17743,10 @@
       <w:tcPr>
         <w:shd w:val="clear" w:color="ffffff" w:themeColor="light1" w:fill="ffffff" w:themeFill="light1"/>
         <w:tcBorders>
-          <w:top w:val="none"/>
-          <w:left w:val="none"/>
+          <w:top w:val="none" w:color="000000" w:sz="4" w:space="0"/>
+          <w:left w:val="none" w:color="000000" w:sz="4" w:space="0"/>
           <w:bottom w:val="single" w:color="000000" w:themeColor="text1" w:themeTint="80" w:sz="4" w:space="0"/>
-          <w:right w:val="none"/>
+          <w:right w:val="none" w:color="000000" w:sz="4" w:space="0"/>
         </w:tcBorders>
       </w:tcPr>
     </w:tblStylePr>
@@ -15967,12 +17766,12 @@
         <w:tblBorders/>
       </w:tblPr>
       <w:tcPr>
-        <w:shd w:color="ffffff"/>
+        <w:shd w:val="clear" w:color="ffffff"/>
         <w:tcBorders>
-          <w:top w:val="none"/>
+          <w:top w:val="none" w:color="000000" w:sz="4" w:space="0"/>
           <w:left w:val="single" w:color="000000" w:themeColor="text1" w:themeTint="80" w:sz="4" w:space="0"/>
-          <w:bottom w:val="none"/>
-          <w:right w:val="none"/>
+          <w:bottom w:val="none" w:color="000000" w:sz="4" w:space="0"/>
+          <w:right w:val="none" w:color="000000" w:sz="4" w:space="0"/>
         </w:tcBorders>
       </w:tcPr>
     </w:tblStylePr>
@@ -15995,9 +17794,9 @@
         <w:shd w:val="clear" w:color="ffffff" w:themeColor="light1" w:fill="ffffff" w:themeFill="light1"/>
         <w:tcBorders>
           <w:top w:val="single" w:color="000000" w:themeColor="text1" w:themeTint="80" w:sz="4" w:space="0"/>
-          <w:left w:val="none"/>
-          <w:bottom w:val="none"/>
-          <w:right w:val="none"/>
+          <w:left w:val="none" w:color="000000" w:sz="4" w:space="0"/>
+          <w:bottom w:val="none" w:color="000000" w:sz="4" w:space="0"/>
+          <w:right w:val="none" w:color="000000" w:sz="4" w:space="0"/>
         </w:tcBorders>
       </w:tcPr>
     </w:tblStylePr>
@@ -16067,9 +17866,9 @@
       </w:tcPr>
     </w:tblStylePr>
   </w:style>
-  <w:style w:type="table" w:styleId="62">
+  <w:style w:type="table" w:styleId="772">
     <w:name w:val="Grid Table 7 Colorful - Accent 1"/>
-    <w:basedOn w:val="11"/>
+    <w:basedOn w:val="721"/>
     <w:uiPriority w:val="99"/>
     <w:pPr>
       <w:pBdr/>
@@ -16171,11 +17970,11 @@
         <w:tblBorders/>
       </w:tblPr>
       <w:tcPr>
-        <w:shd w:color="ffffff"/>
+        <w:shd w:val="clear" w:color="ffffff"/>
         <w:tcBorders>
-          <w:top w:val="none"/>
-          <w:left w:val="none"/>
-          <w:bottom w:val="none"/>
+          <w:top w:val="none" w:color="000000" w:sz="4" w:space="0"/>
+          <w:left w:val="none" w:color="000000" w:sz="4" w:space="0"/>
+          <w:bottom w:val="none" w:color="000000" w:sz="4" w:space="0"/>
           <w:right w:val="single" w:color="000000" w:themeColor="accent1" w:themeTint="80" w:sz="4" w:space="0"/>
         </w:tcBorders>
       </w:tcPr>
@@ -16198,10 +17997,10 @@
       <w:tcPr>
         <w:shd w:val="clear" w:color="ffffff" w:themeColor="light1" w:fill="ffffff" w:themeFill="light1"/>
         <w:tcBorders>
-          <w:top w:val="none"/>
-          <w:left w:val="none"/>
+          <w:top w:val="none" w:color="000000" w:sz="4" w:space="0"/>
+          <w:left w:val="none" w:color="000000" w:sz="4" w:space="0"/>
           <w:bottom w:val="single" w:color="000000" w:themeColor="accent1" w:themeTint="80" w:sz="4" w:space="0"/>
-          <w:right w:val="none"/>
+          <w:right w:val="none" w:color="000000" w:sz="4" w:space="0"/>
         </w:tcBorders>
       </w:tcPr>
     </w:tblStylePr>
@@ -16221,12 +18020,12 @@
         <w:tblBorders/>
       </w:tblPr>
       <w:tcPr>
-        <w:shd w:color="ffffff"/>
+        <w:shd w:val="clear" w:color="ffffff"/>
         <w:tcBorders>
-          <w:top w:val="none"/>
+          <w:top w:val="none" w:color="000000" w:sz="4" w:space="0"/>
           <w:left w:val="single" w:color="000000" w:themeColor="accent1" w:themeTint="80" w:sz="4" w:space="0"/>
-          <w:bottom w:val="none"/>
-          <w:right w:val="none"/>
+          <w:bottom w:val="none" w:color="000000" w:sz="4" w:space="0"/>
+          <w:right w:val="none" w:color="000000" w:sz="4" w:space="0"/>
         </w:tcBorders>
       </w:tcPr>
     </w:tblStylePr>
@@ -16249,9 +18048,9 @@
         <w:shd w:val="clear" w:color="ffffff" w:themeColor="light1" w:fill="ffffff" w:themeFill="light1"/>
         <w:tcBorders>
           <w:top w:val="single" w:color="000000" w:themeColor="accent1" w:themeTint="80" w:sz="4" w:space="0"/>
-          <w:left w:val="none"/>
-          <w:bottom w:val="none"/>
-          <w:right w:val="none"/>
+          <w:left w:val="none" w:color="000000" w:sz="4" w:space="0"/>
+          <w:bottom w:val="none" w:color="000000" w:sz="4" w:space="0"/>
+          <w:right w:val="none" w:color="000000" w:sz="4" w:space="0"/>
         </w:tcBorders>
       </w:tcPr>
     </w:tblStylePr>
@@ -16321,9 +18120,9 @@
       </w:tcPr>
     </w:tblStylePr>
   </w:style>
-  <w:style w:type="table" w:styleId="63">
+  <w:style w:type="table" w:styleId="773">
     <w:name w:val="Grid Table 7 Colorful - Accent 2"/>
-    <w:basedOn w:val="11"/>
+    <w:basedOn w:val="721"/>
     <w:uiPriority w:val="99"/>
     <w:pPr>
       <w:pBdr/>
@@ -16425,11 +18224,11 @@
         <w:tblBorders/>
       </w:tblPr>
       <w:tcPr>
-        <w:shd w:color="ffffff"/>
+        <w:shd w:val="clear" w:color="ffffff"/>
         <w:tcBorders>
-          <w:top w:val="none"/>
-          <w:left w:val="none"/>
-          <w:bottom w:val="none"/>
+          <w:top w:val="none" w:color="000000" w:sz="4" w:space="0"/>
+          <w:left w:val="none" w:color="000000" w:sz="4" w:space="0"/>
+          <w:bottom w:val="none" w:color="000000" w:sz="4" w:space="0"/>
           <w:right w:val="single" w:color="000000" w:themeColor="accent2" w:themeTint="97" w:sz="4" w:space="0"/>
         </w:tcBorders>
       </w:tcPr>
@@ -16452,10 +18251,10 @@
       <w:tcPr>
         <w:shd w:val="clear" w:color="ffffff" w:themeColor="light1" w:fill="ffffff" w:themeFill="light1"/>
         <w:tcBorders>
-          <w:top w:val="none"/>
-          <w:left w:val="none"/>
+          <w:top w:val="none" w:color="000000" w:sz="4" w:space="0"/>
+          <w:left w:val="none" w:color="000000" w:sz="4" w:space="0"/>
           <w:bottom w:val="single" w:color="000000" w:themeColor="accent2" w:themeTint="97" w:sz="4" w:space="0"/>
-          <w:right w:val="none"/>
+          <w:right w:val="none" w:color="000000" w:sz="4" w:space="0"/>
         </w:tcBorders>
       </w:tcPr>
     </w:tblStylePr>
@@ -16475,12 +18274,12 @@
         <w:tblBorders/>
       </w:tblPr>
       <w:tcPr>
-        <w:shd w:color="ffffff"/>
+        <w:shd w:val="clear" w:color="ffffff"/>
         <w:tcBorders>
-          <w:top w:val="none"/>
+          <w:top w:val="none" w:color="000000" w:sz="4" w:space="0"/>
           <w:left w:val="single" w:color="000000" w:themeColor="accent2" w:themeTint="97" w:sz="4" w:space="0"/>
-          <w:bottom w:val="none"/>
-          <w:right w:val="none"/>
+          <w:bottom w:val="none" w:color="000000" w:sz="4" w:space="0"/>
+          <w:right w:val="none" w:color="000000" w:sz="4" w:space="0"/>
         </w:tcBorders>
       </w:tcPr>
     </w:tblStylePr>
@@ -16503,9 +18302,9 @@
         <w:shd w:val="clear" w:color="ffffff" w:themeColor="light1" w:fill="ffffff" w:themeFill="light1"/>
         <w:tcBorders>
           <w:top w:val="single" w:color="000000" w:themeColor="accent2" w:themeTint="97" w:sz="4" w:space="0"/>
-          <w:left w:val="none"/>
-          <w:bottom w:val="none"/>
-          <w:right w:val="none"/>
+          <w:left w:val="none" w:color="000000" w:sz="4" w:space="0"/>
+          <w:bottom w:val="none" w:color="000000" w:sz="4" w:space="0"/>
+          <w:right w:val="none" w:color="000000" w:sz="4" w:space="0"/>
         </w:tcBorders>
       </w:tcPr>
     </w:tblStylePr>
@@ -16575,9 +18374,9 @@
       </w:tcPr>
     </w:tblStylePr>
   </w:style>
-  <w:style w:type="table" w:styleId="64">
+  <w:style w:type="table" w:styleId="774">
     <w:name w:val="Grid Table 7 Colorful - Accent 3"/>
-    <w:basedOn w:val="11"/>
+    <w:basedOn w:val="721"/>
     <w:uiPriority w:val="99"/>
     <w:pPr>
       <w:pBdr/>
@@ -16679,11 +18478,11 @@
         <w:tblBorders/>
       </w:tblPr>
       <w:tcPr>
-        <w:shd w:color="ffffff"/>
+        <w:shd w:val="clear" w:color="ffffff"/>
         <w:tcBorders>
-          <w:top w:val="none"/>
-          <w:left w:val="none"/>
-          <w:bottom w:val="none"/>
+          <w:top w:val="none" w:color="000000" w:sz="4" w:space="0"/>
+          <w:left w:val="none" w:color="000000" w:sz="4" w:space="0"/>
+          <w:bottom w:val="none" w:color="000000" w:sz="4" w:space="0"/>
           <w:right w:val="single" w:color="000000" w:themeColor="accent3" w:themeTint="FE" w:sz="4" w:space="0"/>
         </w:tcBorders>
       </w:tcPr>
@@ -16706,10 +18505,10 @@
       <w:tcPr>
         <w:shd w:val="clear" w:color="ffffff" w:themeColor="light1" w:fill="ffffff" w:themeFill="light1"/>
         <w:tcBorders>
-          <w:top w:val="none"/>
-          <w:left w:val="none"/>
+          <w:top w:val="none" w:color="000000" w:sz="4" w:space="0"/>
+          <w:left w:val="none" w:color="000000" w:sz="4" w:space="0"/>
           <w:bottom w:val="single" w:color="000000" w:themeColor="accent3" w:themeTint="FE" w:sz="4" w:space="0"/>
-          <w:right w:val="none"/>
+          <w:right w:val="none" w:color="000000" w:sz="4" w:space="0"/>
         </w:tcBorders>
       </w:tcPr>
     </w:tblStylePr>
@@ -16729,12 +18528,12 @@
         <w:tblBorders/>
       </w:tblPr>
       <w:tcPr>
-        <w:shd w:color="ffffff"/>
+        <w:shd w:val="clear" w:color="ffffff"/>
         <w:tcBorders>
-          <w:top w:val="none"/>
+          <w:top w:val="none" w:color="000000" w:sz="4" w:space="0"/>
           <w:left w:val="single" w:color="000000" w:themeColor="accent3" w:themeTint="FE" w:sz="4" w:space="0"/>
-          <w:bottom w:val="none"/>
-          <w:right w:val="none"/>
+          <w:bottom w:val="none" w:color="000000" w:sz="4" w:space="0"/>
+          <w:right w:val="none" w:color="000000" w:sz="4" w:space="0"/>
         </w:tcBorders>
       </w:tcPr>
     </w:tblStylePr>
@@ -16757,9 +18556,9 @@
         <w:shd w:val="clear" w:color="ffffff" w:themeColor="light1" w:fill="ffffff" w:themeFill="light1"/>
         <w:tcBorders>
           <w:top w:val="single" w:color="000000" w:themeColor="accent3" w:themeTint="FE" w:sz="4" w:space="0"/>
-          <w:left w:val="none"/>
-          <w:bottom w:val="none"/>
-          <w:right w:val="none"/>
+          <w:left w:val="none" w:color="000000" w:sz="4" w:space="0"/>
+          <w:bottom w:val="none" w:color="000000" w:sz="4" w:space="0"/>
+          <w:right w:val="none" w:color="000000" w:sz="4" w:space="0"/>
         </w:tcBorders>
       </w:tcPr>
     </w:tblStylePr>
@@ -16829,9 +18628,9 @@
       </w:tcPr>
     </w:tblStylePr>
   </w:style>
-  <w:style w:type="table" w:styleId="65">
+  <w:style w:type="table" w:styleId="775">
     <w:name w:val="Grid Table 7 Colorful - Accent 4"/>
-    <w:basedOn w:val="11"/>
+    <w:basedOn w:val="721"/>
     <w:uiPriority w:val="99"/>
     <w:pPr>
       <w:pBdr/>
@@ -16933,11 +18732,11 @@
         <w:tblBorders/>
       </w:tblPr>
       <w:tcPr>
-        <w:shd w:color="ffffff"/>
+        <w:shd w:val="clear" w:color="ffffff"/>
         <w:tcBorders>
-          <w:top w:val="none"/>
-          <w:left w:val="none"/>
-          <w:bottom w:val="none"/>
+          <w:top w:val="none" w:color="000000" w:sz="4" w:space="0"/>
+          <w:left w:val="none" w:color="000000" w:sz="4" w:space="0"/>
+          <w:bottom w:val="none" w:color="000000" w:sz="4" w:space="0"/>
           <w:right w:val="single" w:color="000000" w:themeColor="accent4" w:themeTint="9A" w:sz="4" w:space="0"/>
         </w:tcBorders>
       </w:tcPr>
@@ -16960,10 +18759,10 @@
       <w:tcPr>
         <w:shd w:val="clear" w:color="ffffff" w:themeColor="light1" w:fill="ffffff" w:themeFill="light1"/>
         <w:tcBorders>
-          <w:top w:val="none"/>
-          <w:left w:val="none"/>
+          <w:top w:val="none" w:color="000000" w:sz="4" w:space="0"/>
+          <w:left w:val="none" w:color="000000" w:sz="4" w:space="0"/>
           <w:bottom w:val="single" w:color="000000" w:themeColor="accent4" w:themeTint="9A" w:sz="4" w:space="0"/>
-          <w:right w:val="none"/>
+          <w:right w:val="none" w:color="000000" w:sz="4" w:space="0"/>
         </w:tcBorders>
       </w:tcPr>
     </w:tblStylePr>
@@ -16983,12 +18782,12 @@
         <w:tblBorders/>
       </w:tblPr>
       <w:tcPr>
-        <w:shd w:color="ffffff"/>
+        <w:shd w:val="clear" w:color="ffffff"/>
         <w:tcBorders>
-          <w:top w:val="none"/>
+          <w:top w:val="none" w:color="000000" w:sz="4" w:space="0"/>
           <w:left w:val="single" w:color="000000" w:themeColor="accent4" w:themeTint="9A" w:sz="4" w:space="0"/>
-          <w:bottom w:val="none"/>
-          <w:right w:val="none"/>
+          <w:bottom w:val="none" w:color="000000" w:sz="4" w:space="0"/>
+          <w:right w:val="none" w:color="000000" w:sz="4" w:space="0"/>
         </w:tcBorders>
       </w:tcPr>
     </w:tblStylePr>
@@ -17011,9 +18810,9 @@
         <w:shd w:val="clear" w:color="ffffff" w:themeColor="light1" w:fill="ffffff" w:themeFill="light1"/>
         <w:tcBorders>
           <w:top w:val="single" w:color="000000" w:themeColor="accent4" w:themeTint="9A" w:sz="4" w:space="0"/>
-          <w:left w:val="none"/>
-          <w:bottom w:val="none"/>
-          <w:right w:val="none"/>
+          <w:left w:val="none" w:color="000000" w:sz="4" w:space="0"/>
+          <w:bottom w:val="none" w:color="000000" w:sz="4" w:space="0"/>
+          <w:right w:val="none" w:color="000000" w:sz="4" w:space="0"/>
         </w:tcBorders>
       </w:tcPr>
     </w:tblStylePr>
@@ -17083,9 +18882,9 @@
       </w:tcPr>
     </w:tblStylePr>
   </w:style>
-  <w:style w:type="table" w:styleId="66">
+  <w:style w:type="table" w:styleId="776">
     <w:name w:val="Grid Table 7 Colorful - Accent 5"/>
-    <w:basedOn w:val="11"/>
+    <w:basedOn w:val="721"/>
     <w:uiPriority w:val="99"/>
     <w:pPr>
       <w:pBdr/>
@@ -17187,11 +18986,11 @@
         <w:tblBorders/>
       </w:tblPr>
       <w:tcPr>
-        <w:shd w:color="ffffff"/>
+        <w:shd w:val="clear" w:color="ffffff"/>
         <w:tcBorders>
-          <w:top w:val="none"/>
-          <w:left w:val="none"/>
-          <w:bottom w:val="none"/>
+          <w:top w:val="none" w:color="000000" w:sz="4" w:space="0"/>
+          <w:left w:val="none" w:color="000000" w:sz="4" w:space="0"/>
+          <w:bottom w:val="none" w:color="000000" w:sz="4" w:space="0"/>
           <w:right w:val="single" w:color="000000" w:themeColor="accent5" w:themeTint="90" w:sz="4" w:space="0"/>
         </w:tcBorders>
       </w:tcPr>
@@ -17214,10 +19013,10 @@
       <w:tcPr>
         <w:shd w:val="clear" w:color="ffffff" w:themeColor="light1" w:fill="ffffff" w:themeFill="light1"/>
         <w:tcBorders>
-          <w:top w:val="none"/>
-          <w:left w:val="none"/>
+          <w:top w:val="none" w:color="000000" w:sz="4" w:space="0"/>
+          <w:left w:val="none" w:color="000000" w:sz="4" w:space="0"/>
           <w:bottom w:val="single" w:color="000000" w:themeColor="accent5" w:themeTint="90" w:sz="4" w:space="0"/>
-          <w:right w:val="none"/>
+          <w:right w:val="none" w:color="000000" w:sz="4" w:space="0"/>
         </w:tcBorders>
       </w:tcPr>
     </w:tblStylePr>
@@ -17237,12 +19036,12 @@
         <w:tblBorders/>
       </w:tblPr>
       <w:tcPr>
-        <w:shd w:color="ffffff"/>
+        <w:shd w:val="clear" w:color="ffffff"/>
         <w:tcBorders>
-          <w:top w:val="none"/>
+          <w:top w:val="none" w:color="000000" w:sz="4" w:space="0"/>
           <w:left w:val="single" w:color="000000" w:themeColor="accent5" w:themeTint="90" w:sz="4" w:space="0"/>
-          <w:bottom w:val="none"/>
-          <w:right w:val="none"/>
+          <w:bottom w:val="none" w:color="000000" w:sz="4" w:space="0"/>
+          <w:right w:val="none" w:color="000000" w:sz="4" w:space="0"/>
         </w:tcBorders>
       </w:tcPr>
     </w:tblStylePr>
@@ -17265,9 +19064,9 @@
         <w:shd w:val="clear" w:color="ffffff" w:themeColor="light1" w:fill="ffffff" w:themeFill="light1"/>
         <w:tcBorders>
           <w:top w:val="single" w:color="000000" w:themeColor="accent5" w:themeTint="90" w:sz="4" w:space="0"/>
-          <w:left w:val="none"/>
-          <w:bottom w:val="none"/>
-          <w:right w:val="none"/>
+          <w:left w:val="none" w:color="000000" w:sz="4" w:space="0"/>
+          <w:bottom w:val="none" w:color="000000" w:sz="4" w:space="0"/>
+          <w:right w:val="none" w:color="000000" w:sz="4" w:space="0"/>
         </w:tcBorders>
       </w:tcPr>
     </w:tblStylePr>
@@ -17337,9 +19136,9 @@
       </w:tcPr>
     </w:tblStylePr>
   </w:style>
-  <w:style w:type="table" w:styleId="67">
+  <w:style w:type="table" w:styleId="777">
     <w:name w:val="Grid Table 7 Colorful - Accent 6"/>
-    <w:basedOn w:val="11"/>
+    <w:basedOn w:val="721"/>
     <w:uiPriority w:val="99"/>
     <w:pPr>
       <w:pBdr/>
@@ -17441,11 +19240,11 @@
         <w:tblBorders/>
       </w:tblPr>
       <w:tcPr>
-        <w:shd w:color="ffffff"/>
+        <w:shd w:val="clear" w:color="ffffff"/>
         <w:tcBorders>
-          <w:top w:val="none"/>
-          <w:left w:val="none"/>
-          <w:bottom w:val="none"/>
+          <w:top w:val="none" w:color="000000" w:sz="4" w:space="0"/>
+          <w:left w:val="none" w:color="000000" w:sz="4" w:space="0"/>
+          <w:bottom w:val="none" w:color="000000" w:sz="4" w:space="0"/>
           <w:right w:val="single" w:color="000000" w:themeColor="accent6" w:themeTint="90" w:sz="4" w:space="0"/>
         </w:tcBorders>
       </w:tcPr>
@@ -17468,10 +19267,10 @@
       <w:tcPr>
         <w:shd w:val="clear" w:color="ffffff" w:themeColor="light1" w:fill="ffffff" w:themeFill="light1"/>
         <w:tcBorders>
-          <w:top w:val="none"/>
-          <w:left w:val="none"/>
+          <w:top w:val="none" w:color="000000" w:sz="4" w:space="0"/>
+          <w:left w:val="none" w:color="000000" w:sz="4" w:space="0"/>
           <w:bottom w:val="single" w:color="000000" w:themeColor="accent6" w:themeTint="90" w:sz="4" w:space="0"/>
-          <w:right w:val="none"/>
+          <w:right w:val="none" w:color="000000" w:sz="4" w:space="0"/>
         </w:tcBorders>
       </w:tcPr>
     </w:tblStylePr>
@@ -17491,12 +19290,12 @@
         <w:tblBorders/>
       </w:tblPr>
       <w:tcPr>
-        <w:shd w:color="ffffff"/>
+        <w:shd w:val="clear" w:color="ffffff"/>
         <w:tcBorders>
-          <w:top w:val="none"/>
+          <w:top w:val="none" w:color="000000" w:sz="4" w:space="0"/>
           <w:left w:val="single" w:color="000000" w:themeColor="accent6" w:themeTint="90" w:sz="4" w:space="0"/>
-          <w:bottom w:val="none"/>
-          <w:right w:val="none"/>
+          <w:bottom w:val="none" w:color="000000" w:sz="4" w:space="0"/>
+          <w:right w:val="none" w:color="000000" w:sz="4" w:space="0"/>
         </w:tcBorders>
       </w:tcPr>
     </w:tblStylePr>
@@ -17519,9 +19318,9 @@
         <w:shd w:val="clear" w:color="ffffff" w:themeColor="light1" w:fill="ffffff" w:themeFill="light1"/>
         <w:tcBorders>
           <w:top w:val="single" w:color="000000" w:themeColor="accent6" w:themeTint="90" w:sz="4" w:space="0"/>
-          <w:left w:val="none"/>
-          <w:bottom w:val="none"/>
-          <w:right w:val="none"/>
+          <w:left w:val="none" w:color="000000" w:sz="4" w:space="0"/>
+          <w:bottom w:val="none" w:color="000000" w:sz="4" w:space="0"/>
+          <w:right w:val="none" w:color="000000" w:sz="4" w:space="0"/>
         </w:tcBorders>
       </w:tcPr>
     </w:tblStylePr>
@@ -17591,9 +19390,9 @@
       </w:tcPr>
     </w:tblStylePr>
   </w:style>
-  <w:style w:type="table" w:styleId="68">
+  <w:style w:type="table" w:styleId="778">
     <w:name w:val="List Table 1 Light"/>
-    <w:basedOn w:val="11"/>
+    <w:basedOn w:val="721"/>
     <w:uiPriority w:val="99"/>
     <w:pPr>
       <w:pBdr/>
@@ -17807,9 +19606,9 @@
       </w:tcPr>
     </w:tblStylePr>
   </w:style>
-  <w:style w:type="table" w:styleId="69">
+  <w:style w:type="table" w:styleId="779">
     <w:name w:val="List Table 1 Light - Accent 1"/>
-    <w:basedOn w:val="11"/>
+    <w:basedOn w:val="721"/>
     <w:uiPriority w:val="99"/>
     <w:pPr>
       <w:pBdr/>
@@ -18023,9 +19822,9 @@
       </w:tcPr>
     </w:tblStylePr>
   </w:style>
-  <w:style w:type="table" w:styleId="70">
+  <w:style w:type="table" w:styleId="780">
     <w:name w:val="List Table 1 Light - Accent 2"/>
-    <w:basedOn w:val="11"/>
+    <w:basedOn w:val="721"/>
     <w:uiPriority w:val="99"/>
     <w:pPr>
       <w:pBdr/>
@@ -18239,9 +20038,9 @@
       </w:tcPr>
     </w:tblStylePr>
   </w:style>
-  <w:style w:type="table" w:styleId="71">
+  <w:style w:type="table" w:styleId="781">
     <w:name w:val="List Table 1 Light - Accent 3"/>
-    <w:basedOn w:val="11"/>
+    <w:basedOn w:val="721"/>
     <w:uiPriority w:val="99"/>
     <w:pPr>
       <w:pBdr/>
@@ -18455,9 +20254,9 @@
       </w:tcPr>
     </w:tblStylePr>
   </w:style>
-  <w:style w:type="table" w:styleId="72">
+  <w:style w:type="table" w:styleId="782">
     <w:name w:val="List Table 1 Light - Accent 4"/>
-    <w:basedOn w:val="11"/>
+    <w:basedOn w:val="721"/>
     <w:uiPriority w:val="99"/>
     <w:pPr>
       <w:pBdr/>
@@ -18671,9 +20470,9 @@
       </w:tcPr>
     </w:tblStylePr>
   </w:style>
-  <w:style w:type="table" w:styleId="73">
+  <w:style w:type="table" w:styleId="783">
     <w:name w:val="List Table 1 Light - Accent 5"/>
-    <w:basedOn w:val="11"/>
+    <w:basedOn w:val="721"/>
     <w:uiPriority w:val="99"/>
     <w:pPr>
       <w:pBdr/>
@@ -18887,9 +20686,9 @@
       </w:tcPr>
     </w:tblStylePr>
   </w:style>
-  <w:style w:type="table" w:styleId="74">
+  <w:style w:type="table" w:styleId="784">
     <w:name w:val="List Table 1 Light - Accent 6"/>
-    <w:basedOn w:val="11"/>
+    <w:basedOn w:val="721"/>
     <w:uiPriority w:val="99"/>
     <w:pPr>
       <w:pBdr/>
@@ -19103,9 +20902,9 @@
       </w:tcPr>
     </w:tblStylePr>
   </w:style>
-  <w:style w:type="table" w:styleId="75">
+  <w:style w:type="table" w:styleId="785">
     <w:name w:val="List Table 2"/>
-    <w:basedOn w:val="11"/>
+    <w:basedOn w:val="721"/>
     <w:uiPriority w:val="99"/>
     <w:pPr>
       <w:pBdr/>
@@ -19341,9 +21140,9 @@
       </w:tcPr>
     </w:tblStylePr>
   </w:style>
-  <w:style w:type="table" w:styleId="76">
+  <w:style w:type="table" w:styleId="786">
     <w:name w:val="List Table 2 - Accent 1"/>
-    <w:basedOn w:val="11"/>
+    <w:basedOn w:val="721"/>
     <w:uiPriority w:val="99"/>
     <w:pPr>
       <w:pBdr/>
@@ -19579,9 +21378,9 @@
       </w:tcPr>
     </w:tblStylePr>
   </w:style>
-  <w:style w:type="table" w:styleId="77">
+  <w:style w:type="table" w:styleId="787">
     <w:name w:val="List Table 2 - Accent 2"/>
-    <w:basedOn w:val="11"/>
+    <w:basedOn w:val="721"/>
     <w:uiPriority w:val="99"/>
     <w:pPr>
       <w:pBdr/>
@@ -19817,9 +21616,9 @@
       </w:tcPr>
     </w:tblStylePr>
   </w:style>
-  <w:style w:type="table" w:styleId="78">
+  <w:style w:type="table" w:styleId="788">
     <w:name w:val="List Table 2 - Accent 3"/>
-    <w:basedOn w:val="11"/>
+    <w:basedOn w:val="721"/>
     <w:uiPriority w:val="99"/>
     <w:pPr>
       <w:pBdr/>
@@ -20055,9 +21854,9 @@
       </w:tcPr>
     </w:tblStylePr>
   </w:style>
-  <w:style w:type="table" w:styleId="79">
+  <w:style w:type="table" w:styleId="789">
     <w:name w:val="List Table 2 - Accent 4"/>
-    <w:basedOn w:val="11"/>
+    <w:basedOn w:val="721"/>
     <w:uiPriority w:val="99"/>
     <w:pPr>
       <w:pBdr/>
@@ -20293,9 +22092,9 @@
       </w:tcPr>
     </w:tblStylePr>
   </w:style>
-  <w:style w:type="table" w:styleId="80">
+  <w:style w:type="table" w:styleId="790">
     <w:name w:val="List Table 2 - Accent 5"/>
-    <w:basedOn w:val="11"/>
+    <w:basedOn w:val="721"/>
     <w:uiPriority w:val="99"/>
     <w:pPr>
       <w:pBdr/>
@@ -20531,9 +22330,9 @@
       </w:tcPr>
     </w:tblStylePr>
   </w:style>
-  <w:style w:type="table" w:styleId="81">
+  <w:style w:type="table" w:styleId="791">
     <w:name w:val="List Table 2 - Accent 6"/>
-    <w:basedOn w:val="11"/>
+    <w:basedOn w:val="721"/>
     <w:uiPriority w:val="99"/>
     <w:pPr>
       <w:pBdr/>
@@ -20769,9 +22568,9 @@
       </w:tcPr>
     </w:tblStylePr>
   </w:style>
-  <w:style w:type="table" w:styleId="82">
+  <w:style w:type="table" w:styleId="792">
     <w:name w:val="List Table 3"/>
-    <w:basedOn w:val="11"/>
+    <w:basedOn w:val="721"/>
     <w:uiPriority w:val="99"/>
     <w:pPr>
       <w:pBdr/>
@@ -20997,9 +22796,9 @@
       </w:tcPr>
     </w:tblStylePr>
   </w:style>
-  <w:style w:type="table" w:styleId="83">
+  <w:style w:type="table" w:styleId="793">
     <w:name w:val="List Table 3 - Accent 1"/>
-    <w:basedOn w:val="11"/>
+    <w:basedOn w:val="721"/>
     <w:uiPriority w:val="99"/>
     <w:pPr>
       <w:pBdr/>
@@ -21225,9 +23024,9 @@
       </w:tcPr>
     </w:tblStylePr>
   </w:style>
-  <w:style w:type="table" w:styleId="84">
+  <w:style w:type="table" w:styleId="794">
     <w:name w:val="List Table 3 - Accent 2"/>
-    <w:basedOn w:val="11"/>
+    <w:basedOn w:val="721"/>
     <w:uiPriority w:val="99"/>
     <w:pPr>
       <w:pBdr/>
@@ -21453,9 +23252,9 @@
       </w:tcPr>
     </w:tblStylePr>
   </w:style>
-  <w:style w:type="table" w:styleId="85">
+  <w:style w:type="table" w:styleId="795">
     <w:name w:val="List Table 3 - Accent 3"/>
-    <w:basedOn w:val="11"/>
+    <w:basedOn w:val="721"/>
     <w:uiPriority w:val="99"/>
     <w:pPr>
       <w:pBdr/>
@@ -21681,9 +23480,9 @@
       </w:tcPr>
     </w:tblStylePr>
   </w:style>
-  <w:style w:type="table" w:styleId="86">
+  <w:style w:type="table" w:styleId="796">
     <w:name w:val="List Table 3 - Accent 4"/>
-    <w:basedOn w:val="11"/>
+    <w:basedOn w:val="721"/>
     <w:uiPriority w:val="99"/>
     <w:pPr>
       <w:pBdr/>
@@ -21909,9 +23708,9 @@
       </w:tcPr>
     </w:tblStylePr>
   </w:style>
-  <w:style w:type="table" w:styleId="87">
+  <w:style w:type="table" w:styleId="797">
     <w:name w:val="List Table 3 - Accent 5"/>
-    <w:basedOn w:val="11"/>
+    <w:basedOn w:val="721"/>
     <w:uiPriority w:val="99"/>
     <w:pPr>
       <w:pBdr/>
@@ -22137,9 +23936,9 @@
       </w:tcPr>
     </w:tblStylePr>
   </w:style>
-  <w:style w:type="table" w:styleId="88">
+  <w:style w:type="table" w:styleId="798">
     <w:name w:val="List Table 3 - Accent 6"/>
-    <w:basedOn w:val="11"/>
+    <w:basedOn w:val="721"/>
     <w:uiPriority w:val="99"/>
     <w:pPr>
       <w:pBdr/>
@@ -22365,9 +24164,9 @@
       </w:tcPr>
     </w:tblStylePr>
   </w:style>
-  <w:style w:type="table" w:styleId="89">
+  <w:style w:type="table" w:styleId="799">
     <w:name w:val="List Table 4"/>
-    <w:basedOn w:val="11"/>
+    <w:basedOn w:val="721"/>
     <w:uiPriority w:val="99"/>
     <w:pPr>
       <w:pBdr/>
@@ -22590,9 +24389,9 @@
       </w:tcPr>
     </w:tblStylePr>
   </w:style>
-  <w:style w:type="table" w:styleId="90">
+  <w:style w:type="table" w:styleId="800">
     <w:name w:val="List Table 4 - Accent 1"/>
-    <w:basedOn w:val="11"/>
+    <w:basedOn w:val="721"/>
     <w:uiPriority w:val="99"/>
     <w:pPr>
       <w:pBdr/>
@@ -22815,9 +24614,9 @@
       </w:tcPr>
     </w:tblStylePr>
   </w:style>
-  <w:style w:type="table" w:styleId="91">
+  <w:style w:type="table" w:styleId="801">
     <w:name w:val="List Table 4 - Accent 2"/>
-    <w:basedOn w:val="11"/>
+    <w:basedOn w:val="721"/>
     <w:uiPriority w:val="99"/>
     <w:pPr>
       <w:pBdr/>
@@ -23040,9 +24839,9 @@
       </w:tcPr>
     </w:tblStylePr>
   </w:style>
-  <w:style w:type="table" w:styleId="92">
+  <w:style w:type="table" w:styleId="802">
     <w:name w:val="List Table 4 - Accent 3"/>
-    <w:basedOn w:val="11"/>
+    <w:basedOn w:val="721"/>
     <w:uiPriority w:val="99"/>
     <w:pPr>
       <w:pBdr/>
@@ -23265,9 +25064,9 @@
       </w:tcPr>
     </w:tblStylePr>
   </w:style>
-  <w:style w:type="table" w:styleId="93">
+  <w:style w:type="table" w:styleId="803">
     <w:name w:val="List Table 4 - Accent 4"/>
-    <w:basedOn w:val="11"/>
+    <w:basedOn w:val="721"/>
     <w:uiPriority w:val="99"/>
     <w:pPr>
       <w:pBdr/>
@@ -23490,9 +25289,9 @@
       </w:tcPr>
     </w:tblStylePr>
   </w:style>
-  <w:style w:type="table" w:styleId="94">
+  <w:style w:type="table" w:styleId="804">
     <w:name w:val="List Table 4 - Accent 5"/>
-    <w:basedOn w:val="11"/>
+    <w:basedOn w:val="721"/>
     <w:uiPriority w:val="99"/>
     <w:pPr>
       <w:pBdr/>
@@ -23715,9 +25514,9 @@
       </w:tcPr>
     </w:tblStylePr>
   </w:style>
-  <w:style w:type="table" w:styleId="95">
+  <w:style w:type="table" w:styleId="805">
     <w:name w:val="List Table 4 - Accent 6"/>
-    <w:basedOn w:val="11"/>
+    <w:basedOn w:val="721"/>
     <w:uiPriority w:val="99"/>
     <w:pPr>
       <w:pBdr/>
@@ -23940,9 +25739,9 @@
       </w:tcPr>
     </w:tblStylePr>
   </w:style>
-  <w:style w:type="table" w:styleId="96">
+  <w:style w:type="table" w:styleId="806">
     <w:name w:val="List Table 5 Dark"/>
-    <w:basedOn w:val="11"/>
+    <w:basedOn w:val="721"/>
     <w:uiPriority w:val="99"/>
     <w:pPr>
       <w:pBdr/>
@@ -24182,9 +25981,9 @@
       </w:tcPr>
     </w:tblStylePr>
   </w:style>
-  <w:style w:type="table" w:styleId="97">
+  <w:style w:type="table" w:styleId="807">
     <w:name w:val="List Table 5 Dark - Accent 1"/>
-    <w:basedOn w:val="11"/>
+    <w:basedOn w:val="721"/>
     <w:uiPriority w:val="99"/>
     <w:pPr>
       <w:pBdr/>
@@ -24424,9 +26223,9 @@
       </w:tcPr>
     </w:tblStylePr>
   </w:style>
-  <w:style w:type="table" w:styleId="98">
+  <w:style w:type="table" w:styleId="808">
     <w:name w:val="List Table 5 Dark - Accent 2"/>
-    <w:basedOn w:val="11"/>
+    <w:basedOn w:val="721"/>
     <w:uiPriority w:val="99"/>
     <w:pPr>
       <w:pBdr/>
@@ -24666,9 +26465,9 @@
       </w:tcPr>
     </w:tblStylePr>
   </w:style>
-  <w:style w:type="table" w:styleId="99">
+  <w:style w:type="table" w:styleId="809">
     <w:name w:val="List Table 5 Dark - Accent 3"/>
-    <w:basedOn w:val="11"/>
+    <w:basedOn w:val="721"/>
     <w:uiPriority w:val="99"/>
     <w:pPr>
       <w:pBdr/>
@@ -24908,9 +26707,9 @@
       </w:tcPr>
     </w:tblStylePr>
   </w:style>
-  <w:style w:type="table" w:styleId="100">
+  <w:style w:type="table" w:styleId="810">
     <w:name w:val="List Table 5 Dark - Accent 4"/>
-    <w:basedOn w:val="11"/>
+    <w:basedOn w:val="721"/>
     <w:uiPriority w:val="99"/>
     <w:pPr>
       <w:pBdr/>
@@ -25150,9 +26949,9 @@
       </w:tcPr>
     </w:tblStylePr>
   </w:style>
-  <w:style w:type="table" w:styleId="101">
+  <w:style w:type="table" w:styleId="811">
     <w:name w:val="List Table 5 Dark - Accent 5"/>
-    <w:basedOn w:val="11"/>
+    <w:basedOn w:val="721"/>
     <w:uiPriority w:val="99"/>
     <w:pPr>
       <w:pBdr/>
@@ -25392,9 +27191,9 @@
       </w:tcPr>
     </w:tblStylePr>
   </w:style>
-  <w:style w:type="table" w:styleId="102">
+  <w:style w:type="table" w:styleId="812">
     <w:name w:val="List Table 5 Dark - Accent 6"/>
-    <w:basedOn w:val="11"/>
+    <w:basedOn w:val="721"/>
     <w:uiPriority w:val="99"/>
     <w:pPr>
       <w:pBdr/>
@@ -25634,9 +27433,9 @@
       </w:tcPr>
     </w:tblStylePr>
   </w:style>
-  <w:style w:type="table" w:styleId="103">
+  <w:style w:type="table" w:styleId="813">
     <w:name w:val="List Table 6 Colorful"/>
-    <w:basedOn w:val="11"/>
+    <w:basedOn w:val="721"/>
     <w:uiPriority w:val="99"/>
     <w:pPr>
       <w:pBdr/>
@@ -25857,9 +27656,9 @@
       </w:tcPr>
     </w:tblStylePr>
   </w:style>
-  <w:style w:type="table" w:styleId="104">
+  <w:style w:type="table" w:styleId="814">
     <w:name w:val="List Table 6 Colorful - Accent 1"/>
-    <w:basedOn w:val="11"/>
+    <w:basedOn w:val="721"/>
     <w:uiPriority w:val="99"/>
     <w:pPr>
       <w:pBdr/>
@@ -26080,9 +27879,9 @@
       </w:tcPr>
     </w:tblStylePr>
   </w:style>
-  <w:style w:type="table" w:styleId="105">
+  <w:style w:type="table" w:styleId="815">
     <w:name w:val="List Table 6 Colorful - Accent 2"/>
-    <w:basedOn w:val="11"/>
+    <w:basedOn w:val="721"/>
     <w:uiPriority w:val="99"/>
     <w:pPr>
       <w:pBdr/>
@@ -26303,9 +28102,9 @@
       </w:tcPr>
     </w:tblStylePr>
   </w:style>
-  <w:style w:type="table" w:styleId="106">
+  <w:style w:type="table" w:styleId="816">
     <w:name w:val="List Table 6 Colorful - Accent 3"/>
-    <w:basedOn w:val="11"/>
+    <w:basedOn w:val="721"/>
     <w:uiPriority w:val="99"/>
     <w:pPr>
       <w:pBdr/>
@@ -26526,9 +28325,9 @@
       </w:tcPr>
     </w:tblStylePr>
   </w:style>
-  <w:style w:type="table" w:styleId="107">
+  <w:style w:type="table" w:styleId="817">
     <w:name w:val="List Table 6 Colorful - Accent 4"/>
-    <w:basedOn w:val="11"/>
+    <w:basedOn w:val="721"/>
     <w:uiPriority w:val="99"/>
     <w:pPr>
       <w:pBdr/>
@@ -26749,9 +28548,9 @@
       </w:tcPr>
     </w:tblStylePr>
   </w:style>
-  <w:style w:type="table" w:styleId="108">
+  <w:style w:type="table" w:styleId="818">
     <w:name w:val="List Table 6 Colorful - Accent 5"/>
-    <w:basedOn w:val="11"/>
+    <w:basedOn w:val="721"/>
     <w:uiPriority w:val="99"/>
     <w:pPr>
       <w:pBdr/>
@@ -26972,9 +28771,9 @@
       </w:tcPr>
     </w:tblStylePr>
   </w:style>
-  <w:style w:type="table" w:styleId="109">
+  <w:style w:type="table" w:styleId="819">
     <w:name w:val="List Table 6 Colorful - Accent 6"/>
-    <w:basedOn w:val="11"/>
+    <w:basedOn w:val="721"/>
     <w:uiPriority w:val="99"/>
     <w:pPr>
       <w:pBdr/>
@@ -27195,9 +28994,9 @@
       </w:tcPr>
     </w:tblStylePr>
   </w:style>
-  <w:style w:type="table" w:styleId="110">
+  <w:style w:type="table" w:styleId="820">
     <w:name w:val="List Table 7 Colorful"/>
-    <w:basedOn w:val="11"/>
+    <w:basedOn w:val="721"/>
     <w:uiPriority w:val="99"/>
     <w:pPr>
       <w:pBdr/>
@@ -27296,11 +29095,11 @@
         <w:tblBorders/>
       </w:tblPr>
       <w:tcPr>
-        <w:shd w:color="ffffff"/>
+        <w:shd w:val="clear" w:color="ffffff"/>
         <w:tcBorders>
-          <w:top w:val="none"/>
-          <w:left w:val="none"/>
-          <w:bottom w:val="none"/>
+          <w:top w:val="none" w:color="000000" w:sz="4" w:space="0"/>
+          <w:left w:val="none" w:color="000000" w:sz="4" w:space="0"/>
+          <w:bottom w:val="none" w:color="000000" w:sz="4" w:space="0"/>
           <w:right w:val="single" w:color="000000" w:themeColor="text1" w:themeTint="80" w:sz="4" w:space="0"/>
         </w:tcBorders>
       </w:tcPr>
@@ -27323,10 +29122,10 @@
       <w:tcPr>
         <w:shd w:val="clear" w:color="ffffff" w:themeColor="light1" w:fill="ffffff" w:themeFill="light1"/>
         <w:tcBorders>
-          <w:top w:val="none"/>
-          <w:left w:val="none"/>
+          <w:top w:val="none" w:color="000000" w:sz="4" w:space="0"/>
+          <w:left w:val="none" w:color="000000" w:sz="4" w:space="0"/>
           <w:bottom w:val="single" w:color="000000" w:themeColor="text1" w:themeTint="80" w:sz="4" w:space="0"/>
-          <w:right w:val="none"/>
+          <w:right w:val="none" w:color="000000" w:sz="4" w:space="0"/>
         </w:tcBorders>
       </w:tcPr>
     </w:tblStylePr>
@@ -27346,12 +29145,12 @@
         <w:tblBorders/>
       </w:tblPr>
       <w:tcPr>
-        <w:shd w:color="ffffff"/>
+        <w:shd w:val="clear" w:color="ffffff"/>
         <w:tcBorders>
-          <w:top w:val="none"/>
+          <w:top w:val="none" w:color="000000" w:sz="4" w:space="0"/>
           <w:left w:val="single" w:color="000000" w:themeColor="text1" w:themeTint="80" w:sz="4" w:space="0"/>
-          <w:bottom w:val="none"/>
-          <w:right w:val="none"/>
+          <w:bottom w:val="none" w:color="000000" w:sz="4" w:space="0"/>
+          <w:right w:val="none" w:color="000000" w:sz="4" w:space="0"/>
         </w:tcBorders>
       </w:tcPr>
     </w:tblStylePr>
@@ -27374,9 +29173,9 @@
         <w:shd w:val="clear" w:color="ffffff" w:themeColor="light1" w:fill="ffffff" w:themeFill="light1"/>
         <w:tcBorders>
           <w:top w:val="single" w:color="000000" w:themeColor="text1" w:themeTint="80" w:sz="4" w:space="0"/>
-          <w:left w:val="none"/>
-          <w:bottom w:val="none"/>
-          <w:right w:val="none"/>
+          <w:left w:val="none" w:color="000000" w:sz="4" w:space="0"/>
+          <w:bottom w:val="none" w:color="000000" w:sz="4" w:space="0"/>
+          <w:right w:val="none" w:color="000000" w:sz="4" w:space="0"/>
         </w:tcBorders>
       </w:tcPr>
     </w:tblStylePr>
@@ -27451,9 +29250,9 @@
       </w:tcPr>
     </w:tblStylePr>
   </w:style>
-  <w:style w:type="table" w:styleId="111">
+  <w:style w:type="table" w:styleId="821">
     <w:name w:val="List Table 7 Colorful - Accent 1"/>
-    <w:basedOn w:val="11"/>
+    <w:basedOn w:val="721"/>
     <w:uiPriority w:val="99"/>
     <w:pPr>
       <w:pBdr/>
@@ -27552,11 +29351,11 @@
         <w:tblBorders/>
       </w:tblPr>
       <w:tcPr>
-        <w:shd w:color="ffffff"/>
+        <w:shd w:val="clear" w:color="ffffff"/>
         <w:tcBorders>
-          <w:top w:val="none"/>
-          <w:left w:val="none"/>
-          <w:bottom w:val="none"/>
+          <w:top w:val="none" w:color="000000" w:sz="4" w:space="0"/>
+          <w:left w:val="none" w:color="000000" w:sz="4" w:space="0"/>
+          <w:bottom w:val="none" w:color="000000" w:sz="4" w:space="0"/>
           <w:right w:val="single" w:color="000000" w:themeColor="accent1" w:sz="4" w:space="0"/>
         </w:tcBorders>
       </w:tcPr>
@@ -27579,10 +29378,10 @@
       <w:tcPr>
         <w:shd w:val="clear" w:color="ffffff" w:themeColor="light1" w:fill="ffffff" w:themeFill="light1"/>
         <w:tcBorders>
-          <w:top w:val="none"/>
-          <w:left w:val="none"/>
+          <w:top w:val="none" w:color="000000" w:sz="4" w:space="0"/>
+          <w:left w:val="none" w:color="000000" w:sz="4" w:space="0"/>
           <w:bottom w:val="single" w:color="000000" w:themeColor="accent1" w:sz="4" w:space="0"/>
-          <w:right w:val="none"/>
+          <w:right w:val="none" w:color="000000" w:sz="4" w:space="0"/>
         </w:tcBorders>
       </w:tcPr>
     </w:tblStylePr>
@@ -27602,12 +29401,12 @@
         <w:tblBorders/>
       </w:tblPr>
       <w:tcPr>
-        <w:shd w:color="ffffff"/>
+        <w:shd w:val="clear" w:color="ffffff"/>
         <w:tcBorders>
-          <w:top w:val="none"/>
+          <w:top w:val="none" w:color="000000" w:sz="4" w:space="0"/>
           <w:left w:val="single" w:color="000000" w:themeColor="accent1" w:sz="4" w:space="0"/>
-          <w:bottom w:val="none"/>
-          <w:right w:val="none"/>
+          <w:bottom w:val="none" w:color="000000" w:sz="4" w:space="0"/>
+          <w:right w:val="none" w:color="000000" w:sz="4" w:space="0"/>
         </w:tcBorders>
       </w:tcPr>
     </w:tblStylePr>
@@ -27630,9 +29429,9 @@
         <w:shd w:val="clear" w:color="ffffff" w:themeColor="light1" w:fill="ffffff" w:themeFill="light1"/>
         <w:tcBorders>
           <w:top w:val="single" w:color="000000" w:themeColor="accent1" w:sz="4" w:space="0"/>
-          <w:left w:val="none"/>
-          <w:bottom w:val="none"/>
-          <w:right w:val="none"/>
+          <w:left w:val="none" w:color="000000" w:sz="4" w:space="0"/>
+          <w:bottom w:val="none" w:color="000000" w:sz="4" w:space="0"/>
+          <w:right w:val="none" w:color="000000" w:sz="4" w:space="0"/>
         </w:tcBorders>
       </w:tcPr>
     </w:tblStylePr>
@@ -27707,9 +29506,9 @@
       </w:tcPr>
     </w:tblStylePr>
   </w:style>
-  <w:style w:type="table" w:styleId="112">
+  <w:style w:type="table" w:styleId="822">
     <w:name w:val="List Table 7 Colorful - Accent 2"/>
-    <w:basedOn w:val="11"/>
+    <w:basedOn w:val="721"/>
     <w:uiPriority w:val="99"/>
     <w:pPr>
       <w:pBdr/>
@@ -27808,11 +29607,11 @@
         <w:tblBorders/>
       </w:tblPr>
       <w:tcPr>
-        <w:shd w:color="ffffff"/>
+        <w:shd w:val="clear" w:color="ffffff"/>
         <w:tcBorders>
-          <w:top w:val="none"/>
-          <w:left w:val="none"/>
-          <w:bottom w:val="none"/>
+          <w:top w:val="none" w:color="000000" w:sz="4" w:space="0"/>
+          <w:left w:val="none" w:color="000000" w:sz="4" w:space="0"/>
+          <w:bottom w:val="none" w:color="000000" w:sz="4" w:space="0"/>
           <w:right w:val="single" w:color="000000" w:themeColor="accent2" w:themeTint="97" w:sz="4" w:space="0"/>
         </w:tcBorders>
       </w:tcPr>
@@ -27835,10 +29634,10 @@
       <w:tcPr>
         <w:shd w:val="clear" w:color="ffffff" w:themeColor="light1" w:fill="ffffff" w:themeFill="light1"/>
         <w:tcBorders>
-          <w:top w:val="none"/>
-          <w:left w:val="none"/>
+          <w:top w:val="none" w:color="000000" w:sz="4" w:space="0"/>
+          <w:left w:val="none" w:color="000000" w:sz="4" w:space="0"/>
           <w:bottom w:val="single" w:color="000000" w:themeColor="accent2" w:themeTint="97" w:sz="4" w:space="0"/>
-          <w:right w:val="none"/>
+          <w:right w:val="none" w:color="000000" w:sz="4" w:space="0"/>
         </w:tcBorders>
       </w:tcPr>
     </w:tblStylePr>
@@ -27858,12 +29657,12 @@
         <w:tblBorders/>
       </w:tblPr>
       <w:tcPr>
-        <w:shd w:color="ffffff"/>
+        <w:shd w:val="clear" w:color="ffffff"/>
         <w:tcBorders>
-          <w:top w:val="none"/>
+          <w:top w:val="none" w:color="000000" w:sz="4" w:space="0"/>
           <w:left w:val="single" w:color="000000" w:themeColor="accent2" w:themeTint="97" w:sz="4" w:space="0"/>
-          <w:bottom w:val="none"/>
-          <w:right w:val="none"/>
+          <w:bottom w:val="none" w:color="000000" w:sz="4" w:space="0"/>
+          <w:right w:val="none" w:color="000000" w:sz="4" w:space="0"/>
         </w:tcBorders>
       </w:tcPr>
     </w:tblStylePr>
@@ -27886,9 +29685,9 @@
         <w:shd w:val="clear" w:color="ffffff" w:themeColor="light1" w:fill="ffffff" w:themeFill="light1"/>
         <w:tcBorders>
           <w:top w:val="single" w:color="000000" w:themeColor="accent2" w:themeTint="97" w:sz="4" w:space="0"/>
-          <w:left w:val="none"/>
-          <w:bottom w:val="none"/>
-          <w:right w:val="none"/>
+          <w:left w:val="none" w:color="000000" w:sz="4" w:space="0"/>
+          <w:bottom w:val="none" w:color="000000" w:sz="4" w:space="0"/>
+          <w:right w:val="none" w:color="000000" w:sz="4" w:space="0"/>
         </w:tcBorders>
       </w:tcPr>
     </w:tblStylePr>
@@ -27963,9 +29762,9 @@
       </w:tcPr>
     </w:tblStylePr>
   </w:style>
-  <w:style w:type="table" w:styleId="113">
+  <w:style w:type="table" w:styleId="823">
     <w:name w:val="List Table 7 Colorful - Accent 3"/>
-    <w:basedOn w:val="11"/>
+    <w:basedOn w:val="721"/>
     <w:uiPriority w:val="99"/>
     <w:pPr>
       <w:pBdr/>
@@ -28064,11 +29863,11 @@
         <w:tblBorders/>
       </w:tblPr>
       <w:tcPr>
-        <w:shd w:color="ffffff"/>
+        <w:shd w:val="clear" w:color="ffffff"/>
         <w:tcBorders>
-          <w:top w:val="none"/>
-          <w:left w:val="none"/>
-          <w:bottom w:val="none"/>
+          <w:top w:val="none" w:color="000000" w:sz="4" w:space="0"/>
+          <w:left w:val="none" w:color="000000" w:sz="4" w:space="0"/>
+          <w:bottom w:val="none" w:color="000000" w:sz="4" w:space="0"/>
           <w:right w:val="single" w:color="000000" w:themeColor="accent3" w:themeTint="98" w:sz="4" w:space="0"/>
         </w:tcBorders>
       </w:tcPr>
@@ -28091,10 +29890,10 @@
       <w:tcPr>
         <w:shd w:val="clear" w:color="ffffff" w:themeColor="light1" w:fill="ffffff" w:themeFill="light1"/>
         <w:tcBorders>
-          <w:top w:val="none"/>
-          <w:left w:val="none"/>
+          <w:top w:val="none" w:color="000000" w:sz="4" w:space="0"/>
+          <w:left w:val="none" w:color="000000" w:sz="4" w:space="0"/>
           <w:bottom w:val="single" w:color="000000" w:themeColor="accent3" w:themeTint="98" w:sz="4" w:space="0"/>
-          <w:right w:val="none"/>
+          <w:right w:val="none" w:color="000000" w:sz="4" w:space="0"/>
         </w:tcBorders>
       </w:tcPr>
     </w:tblStylePr>
@@ -28114,12 +29913,12 @@
         <w:tblBorders/>
       </w:tblPr>
       <w:tcPr>
-        <w:shd w:color="ffffff"/>
+        <w:shd w:val="clear" w:color="ffffff"/>
         <w:tcBorders>
-          <w:top w:val="none"/>
+          <w:top w:val="none" w:color="000000" w:sz="4" w:space="0"/>
           <w:left w:val="single" w:color="000000" w:themeColor="accent3" w:themeTint="98" w:sz="4" w:space="0"/>
-          <w:bottom w:val="none"/>
-          <w:right w:val="none"/>
+          <w:bottom w:val="none" w:color="000000" w:sz="4" w:space="0"/>
+          <w:right w:val="none" w:color="000000" w:sz="4" w:space="0"/>
         </w:tcBorders>
       </w:tcPr>
     </w:tblStylePr>
@@ -28142,9 +29941,9 @@
         <w:shd w:val="clear" w:color="ffffff" w:themeColor="light1" w:fill="ffffff" w:themeFill="light1"/>
         <w:tcBorders>
           <w:top w:val="single" w:color="000000" w:themeColor="accent3" w:themeTint="98" w:sz="4" w:space="0"/>
-          <w:left w:val="none"/>
-          <w:bottom w:val="none"/>
-          <w:right w:val="none"/>
+          <w:left w:val="none" w:color="000000" w:sz="4" w:space="0"/>
+          <w:bottom w:val="none" w:color="000000" w:sz="4" w:space="0"/>
+          <w:right w:val="none" w:color="000000" w:sz="4" w:space="0"/>
         </w:tcBorders>
       </w:tcPr>
     </w:tblStylePr>
@@ -28219,9 +30018,9 @@
       </w:tcPr>
     </w:tblStylePr>
   </w:style>
-  <w:style w:type="table" w:styleId="114">
+  <w:style w:type="table" w:styleId="824">
     <w:name w:val="List Table 7 Colorful - Accent 4"/>
-    <w:basedOn w:val="11"/>
+    <w:basedOn w:val="721"/>
     <w:uiPriority w:val="99"/>
     <w:pPr>
       <w:pBdr/>
@@ -28320,11 +30119,11 @@
         <w:tblBorders/>
       </w:tblPr>
       <w:tcPr>
-        <w:shd w:color="ffffff"/>
+        <w:shd w:val="clear" w:color="ffffff"/>
         <w:tcBorders>
-          <w:top w:val="none"/>
-          <w:left w:val="none"/>
-          <w:bottom w:val="none"/>
+          <w:top w:val="none" w:color="000000" w:sz="4" w:space="0"/>
+          <w:left w:val="none" w:color="000000" w:sz="4" w:space="0"/>
+          <w:bottom w:val="none" w:color="000000" w:sz="4" w:space="0"/>
           <w:right w:val="single" w:color="000000" w:themeColor="accent4" w:themeTint="9A" w:sz="4" w:space="0"/>
         </w:tcBorders>
       </w:tcPr>
@@ -28347,10 +30146,10 @@
       <w:tcPr>
         <w:shd w:val="clear" w:color="ffffff" w:themeColor="light1" w:fill="ffffff" w:themeFill="light1"/>
         <w:tcBorders>
-          <w:top w:val="none"/>
-          <w:left w:val="none"/>
+          <w:top w:val="none" w:color="000000" w:sz="4" w:space="0"/>
+          <w:left w:val="none" w:color="000000" w:sz="4" w:space="0"/>
           <w:bottom w:val="single" w:color="000000" w:themeColor="accent4" w:themeTint="9A" w:sz="4" w:space="0"/>
-          <w:right w:val="none"/>
+          <w:right w:val="none" w:color="000000" w:sz="4" w:space="0"/>
         </w:tcBorders>
       </w:tcPr>
     </w:tblStylePr>
@@ -28370,12 +30169,12 @@
         <w:tblBorders/>
       </w:tblPr>
       <w:tcPr>
-        <w:shd w:color="ffffff"/>
+        <w:shd w:val="clear" w:color="ffffff"/>
         <w:tcBorders>
-          <w:top w:val="none"/>
+          <w:top w:val="none" w:color="000000" w:sz="4" w:space="0"/>
           <w:left w:val="single" w:color="000000" w:themeColor="accent4" w:themeTint="9A" w:sz="4" w:space="0"/>
-          <w:bottom w:val="none"/>
-          <w:right w:val="none"/>
+          <w:bottom w:val="none" w:color="000000" w:sz="4" w:space="0"/>
+          <w:right w:val="none" w:color="000000" w:sz="4" w:space="0"/>
         </w:tcBorders>
       </w:tcPr>
     </w:tblStylePr>
@@ -28398,9 +30197,9 @@
         <w:shd w:val="clear" w:color="ffffff" w:themeColor="light1" w:fill="ffffff" w:themeFill="light1"/>
         <w:tcBorders>
           <w:top w:val="single" w:color="000000" w:themeColor="accent4" w:themeTint="9A" w:sz="4" w:space="0"/>
-          <w:left w:val="none"/>
-          <w:bottom w:val="none"/>
-          <w:right w:val="none"/>
+          <w:left w:val="none" w:color="000000" w:sz="4" w:space="0"/>
+          <w:bottom w:val="none" w:color="000000" w:sz="4" w:space="0"/>
+          <w:right w:val="none" w:color="000000" w:sz="4" w:space="0"/>
         </w:tcBorders>
       </w:tcPr>
     </w:tblStylePr>
@@ -28475,9 +30274,9 @@
       </w:tcPr>
     </w:tblStylePr>
   </w:style>
-  <w:style w:type="table" w:styleId="115">
+  <w:style w:type="table" w:styleId="825">
     <w:name w:val="List Table 7 Colorful - Accent 5"/>
-    <w:basedOn w:val="11"/>
+    <w:basedOn w:val="721"/>
     <w:uiPriority w:val="99"/>
     <w:pPr>
       <w:pBdr/>
@@ -28576,11 +30375,11 @@
         <w:tblBorders/>
       </w:tblPr>
       <w:tcPr>
-        <w:shd w:color="ffffff"/>
+        <w:shd w:val="clear" w:color="ffffff"/>
         <w:tcBorders>
-          <w:top w:val="none"/>
-          <w:left w:val="none"/>
-          <w:bottom w:val="none"/>
+          <w:top w:val="none" w:color="000000" w:sz="4" w:space="0"/>
+          <w:left w:val="none" w:color="000000" w:sz="4" w:space="0"/>
+          <w:bottom w:val="none" w:color="000000" w:sz="4" w:space="0"/>
           <w:right w:val="single" w:color="000000" w:themeColor="accent5" w:themeTint="9A" w:sz="4" w:space="0"/>
         </w:tcBorders>
       </w:tcPr>
@@ -28603,10 +30402,10 @@
       <w:tcPr>
         <w:shd w:val="clear" w:color="ffffff" w:themeColor="light1" w:fill="ffffff" w:themeFill="light1"/>
         <w:tcBorders>
-          <w:top w:val="none"/>
-          <w:left w:val="none"/>
+          <w:top w:val="none" w:color="000000" w:sz="4" w:space="0"/>
+          <w:left w:val="none" w:color="000000" w:sz="4" w:space="0"/>
           <w:bottom w:val="single" w:color="000000" w:themeColor="accent5" w:themeTint="9A" w:sz="4" w:space="0"/>
-          <w:right w:val="none"/>
+          <w:right w:val="none" w:color="000000" w:sz="4" w:space="0"/>
         </w:tcBorders>
       </w:tcPr>
     </w:tblStylePr>
@@ -28626,12 +30425,12 @@
         <w:tblBorders/>
       </w:tblPr>
       <w:tcPr>
-        <w:shd w:color="ffffff"/>
+        <w:shd w:val="clear" w:color="ffffff"/>
         <w:tcBorders>
-          <w:top w:val="none"/>
+          <w:top w:val="none" w:color="000000" w:sz="4" w:space="0"/>
           <w:left w:val="single" w:color="000000" w:themeColor="accent5" w:themeTint="9A" w:sz="4" w:space="0"/>
-          <w:bottom w:val="none"/>
-          <w:right w:val="none"/>
+          <w:bottom w:val="none" w:color="000000" w:sz="4" w:space="0"/>
+          <w:right w:val="none" w:color="000000" w:sz="4" w:space="0"/>
         </w:tcBorders>
       </w:tcPr>
     </w:tblStylePr>
@@ -28654,9 +30453,9 @@
         <w:shd w:val="clear" w:color="ffffff" w:themeColor="light1" w:fill="ffffff" w:themeFill="light1"/>
         <w:tcBorders>
           <w:top w:val="single" w:color="000000" w:themeColor="accent5" w:themeTint="9A" w:sz="4" w:space="0"/>
-          <w:left w:val="none"/>
-          <w:bottom w:val="none"/>
-          <w:right w:val="none"/>
+          <w:left w:val="none" w:color="000000" w:sz="4" w:space="0"/>
+          <w:bottom w:val="none" w:color="000000" w:sz="4" w:space="0"/>
+          <w:right w:val="none" w:color="000000" w:sz="4" w:space="0"/>
         </w:tcBorders>
       </w:tcPr>
     </w:tblStylePr>
@@ -28731,9 +30530,9 @@
       </w:tcPr>
     </w:tblStylePr>
   </w:style>
-  <w:style w:type="table" w:styleId="116">
+  <w:style w:type="table" w:styleId="826">
     <w:name w:val="List Table 7 Colorful - Accent 6"/>
-    <w:basedOn w:val="11"/>
+    <w:basedOn w:val="721"/>
     <w:uiPriority w:val="99"/>
     <w:pPr>
       <w:pBdr/>
@@ -28832,11 +30631,11 @@
         <w:tblBorders/>
       </w:tblPr>
       <w:tcPr>
-        <w:shd w:color="ffffff"/>
+        <w:shd w:val="clear" w:color="ffffff"/>
         <w:tcBorders>
-          <w:top w:val="none"/>
-          <w:left w:val="none"/>
-          <w:bottom w:val="none"/>
+          <w:top w:val="none" w:color="000000" w:sz="4" w:space="0"/>
+          <w:left w:val="none" w:color="000000" w:sz="4" w:space="0"/>
+          <w:bottom w:val="none" w:color="000000" w:sz="4" w:space="0"/>
           <w:right w:val="single" w:color="000000" w:themeColor="accent6" w:themeTint="98" w:sz="4" w:space="0"/>
         </w:tcBorders>
       </w:tcPr>
@@ -28859,10 +30658,10 @@
       <w:tcPr>
         <w:shd w:val="clear" w:color="ffffff" w:themeColor="light1" w:fill="ffffff" w:themeFill="light1"/>
         <w:tcBorders>
-          <w:top w:val="none"/>
-          <w:left w:val="none"/>
+          <w:top w:val="none" w:color="000000" w:sz="4" w:space="0"/>
+          <w:left w:val="none" w:color="000000" w:sz="4" w:space="0"/>
           <w:bottom w:val="single" w:color="000000" w:themeColor="accent6" w:themeTint="98" w:sz="4" w:space="0"/>
-          <w:right w:val="none"/>
+          <w:right w:val="none" w:color="000000" w:sz="4" w:space="0"/>
         </w:tcBorders>
       </w:tcPr>
     </w:tblStylePr>
@@ -28882,12 +30681,12 @@
         <w:tblBorders/>
       </w:tblPr>
       <w:tcPr>
-        <w:shd w:color="ffffff"/>
+        <w:shd w:val="clear" w:color="ffffff"/>
         <w:tcBorders>
-          <w:top w:val="none"/>
+          <w:top w:val="none" w:color="000000" w:sz="4" w:space="0"/>
           <w:left w:val="single" w:color="000000" w:themeColor="accent6" w:themeTint="98" w:sz="4" w:space="0"/>
-          <w:bottom w:val="none"/>
-          <w:right w:val="none"/>
+          <w:bottom w:val="none" w:color="000000" w:sz="4" w:space="0"/>
+          <w:right w:val="none" w:color="000000" w:sz="4" w:space="0"/>
         </w:tcBorders>
       </w:tcPr>
     </w:tblStylePr>
@@ -28910,9 +30709,9 @@
         <w:shd w:val="clear" w:color="ffffff" w:themeColor="light1" w:fill="ffffff" w:themeFill="light1"/>
         <w:tcBorders>
           <w:top w:val="single" w:color="000000" w:themeColor="accent6" w:themeTint="98" w:sz="4" w:space="0"/>
-          <w:left w:val="none"/>
-          <w:bottom w:val="none"/>
-          <w:right w:val="none"/>
+          <w:left w:val="none" w:color="000000" w:sz="4" w:space="0"/>
+          <w:bottom w:val="none" w:color="000000" w:sz="4" w:space="0"/>
+          <w:right w:val="none" w:color="000000" w:sz="4" w:space="0"/>
         </w:tcBorders>
       </w:tcPr>
     </w:tblStylePr>
@@ -28987,9 +30786,9 @@
       </w:tcPr>
     </w:tblStylePr>
   </w:style>
-  <w:style w:type="table" w:styleId="117">
+  <w:style w:type="table" w:styleId="827">
     <w:name w:val="Lined - Accent"/>
-    <w:basedOn w:val="11"/>
+    <w:basedOn w:val="721"/>
     <w:uiPriority w:val="99"/>
     <w:pPr>
       <w:pBdr/>
@@ -29224,9 +31023,9 @@
       </w:tcPr>
     </w:tblStylePr>
   </w:style>
-  <w:style w:type="table" w:styleId="118">
+  <w:style w:type="table" w:styleId="828">
     <w:name w:val="Lined - Accent 1"/>
-    <w:basedOn w:val="11"/>
+    <w:basedOn w:val="721"/>
     <w:uiPriority w:val="99"/>
     <w:pPr>
       <w:pBdr/>
@@ -29461,9 +31260,9 @@
       </w:tcPr>
     </w:tblStylePr>
   </w:style>
-  <w:style w:type="table" w:styleId="119">
+  <w:style w:type="table" w:styleId="829">
     <w:name w:val="Lined - Accent 2"/>
-    <w:basedOn w:val="11"/>
+    <w:basedOn w:val="721"/>
     <w:uiPriority w:val="99"/>
     <w:pPr>
       <w:pBdr/>
@@ -29698,9 +31497,9 @@
       </w:tcPr>
     </w:tblStylePr>
   </w:style>
-  <w:style w:type="table" w:styleId="120">
+  <w:style w:type="table" w:styleId="830">
     <w:name w:val="Lined - Accent 3"/>
-    <w:basedOn w:val="11"/>
+    <w:basedOn w:val="721"/>
     <w:uiPriority w:val="99"/>
     <w:pPr>
       <w:pBdr/>
@@ -29935,9 +31734,9 @@
       </w:tcPr>
     </w:tblStylePr>
   </w:style>
-  <w:style w:type="table" w:styleId="121">
+  <w:style w:type="table" w:styleId="831">
     <w:name w:val="Lined - Accent 4"/>
-    <w:basedOn w:val="11"/>
+    <w:basedOn w:val="721"/>
     <w:uiPriority w:val="99"/>
     <w:pPr>
       <w:pBdr/>
@@ -30172,9 +31971,9 @@
       </w:tcPr>
     </w:tblStylePr>
   </w:style>
-  <w:style w:type="table" w:styleId="122">
+  <w:style w:type="table" w:styleId="832">
     <w:name w:val="Lined - Accent 5"/>
-    <w:basedOn w:val="11"/>
+    <w:basedOn w:val="721"/>
     <w:uiPriority w:val="99"/>
     <w:pPr>
       <w:pBdr/>
@@ -30409,9 +32208,9 @@
       </w:tcPr>
     </w:tblStylePr>
   </w:style>
-  <w:style w:type="table" w:styleId="123">
+  <w:style w:type="table" w:styleId="833">
     <w:name w:val="Lined - Accent 6"/>
-    <w:basedOn w:val="11"/>
+    <w:basedOn w:val="721"/>
     <w:uiPriority w:val="99"/>
     <w:pPr>
       <w:pBdr/>
@@ -30646,9 +32445,9 @@
       </w:tcPr>
     </w:tblStylePr>
   </w:style>
-  <w:style w:type="table" w:styleId="124">
+  <w:style w:type="table" w:styleId="834">
     <w:name w:val="Bordered &amp; Lined - Accent"/>
-    <w:basedOn w:val="11"/>
+    <w:basedOn w:val="721"/>
     <w:uiPriority w:val="99"/>
     <w:pPr>
       <w:pBdr/>
@@ -30890,9 +32689,9 @@
       </w:tcPr>
     </w:tblStylePr>
   </w:style>
-  <w:style w:type="table" w:styleId="125">
+  <w:style w:type="table" w:styleId="835">
     <w:name w:val="Bordered &amp; Lined - Accent 1"/>
-    <w:basedOn w:val="11"/>
+    <w:basedOn w:val="721"/>
     <w:uiPriority w:val="99"/>
     <w:pPr>
       <w:pBdr/>
@@ -31134,9 +32933,9 @@
       </w:tcPr>
     </w:tblStylePr>
   </w:style>
-  <w:style w:type="table" w:styleId="126">
+  <w:style w:type="table" w:styleId="836">
     <w:name w:val="Bordered &amp; Lined - Accent 2"/>
-    <w:basedOn w:val="11"/>
+    <w:basedOn w:val="721"/>
     <w:uiPriority w:val="99"/>
     <w:pPr>
       <w:pBdr/>
@@ -31378,9 +33177,9 @@
       </w:tcPr>
     </w:tblStylePr>
   </w:style>
-  <w:style w:type="table" w:styleId="127">
+  <w:style w:type="table" w:styleId="837">
     <w:name w:val="Bordered &amp; Lined - Accent 3"/>
-    <w:basedOn w:val="11"/>
+    <w:basedOn w:val="721"/>
     <w:uiPriority w:val="99"/>
     <w:pPr>
       <w:pBdr/>
@@ -31622,9 +33421,9 @@
       </w:tcPr>
     </w:tblStylePr>
   </w:style>
-  <w:style w:type="table" w:styleId="128">
+  <w:style w:type="table" w:styleId="838">
     <w:name w:val="Bordered &amp; Lined - Accent 4"/>
-    <w:basedOn w:val="11"/>
+    <w:basedOn w:val="721"/>
     <w:uiPriority w:val="99"/>
     <w:pPr>
       <w:pBdr/>
@@ -31866,9 +33665,9 @@
       </w:tcPr>
     </w:tblStylePr>
   </w:style>
-  <w:style w:type="table" w:styleId="129">
+  <w:style w:type="table" w:styleId="839">
     <w:name w:val="Bordered &amp; Lined - Accent 5"/>
-    <w:basedOn w:val="11"/>
+    <w:basedOn w:val="721"/>
     <w:uiPriority w:val="99"/>
     <w:pPr>
       <w:pBdr/>
@@ -32110,9 +33909,9 @@
       </w:tcPr>
     </w:tblStylePr>
   </w:style>
-  <w:style w:type="table" w:styleId="130">
+  <w:style w:type="table" w:styleId="840">
     <w:name w:val="Bordered &amp; Lined - Accent 6"/>
-    <w:basedOn w:val="11"/>
+    <w:basedOn w:val="721"/>
     <w:uiPriority w:val="99"/>
     <w:pPr>
       <w:pBdr/>
@@ -32354,9 +34153,9 @@
       </w:tcPr>
     </w:tblStylePr>
   </w:style>
-  <w:style w:type="table" w:styleId="131">
+  <w:style w:type="table" w:styleId="841">
     <w:name w:val="Bordered"/>
-    <w:basedOn w:val="11"/>
+    <w:basedOn w:val="721"/>
     <w:uiPriority w:val="99"/>
     <w:pPr>
       <w:pBdr/>
@@ -32585,9 +34384,9 @@
       </w:tcPr>
     </w:tblStylePr>
   </w:style>
-  <w:style w:type="table" w:styleId="132">
+  <w:style w:type="table" w:styleId="842">
     <w:name w:val="Bordered - Accent 1"/>
-    <w:basedOn w:val="11"/>
+    <w:basedOn w:val="721"/>
     <w:uiPriority w:val="99"/>
     <w:pPr>
       <w:pBdr/>
@@ -32816,9 +34615,9 @@
       </w:tcPr>
     </w:tblStylePr>
   </w:style>
-  <w:style w:type="table" w:styleId="133">
+  <w:style w:type="table" w:styleId="843">
     <w:name w:val="Bordered - Accent 2"/>
-    <w:basedOn w:val="11"/>
+    <w:basedOn w:val="721"/>
     <w:uiPriority w:val="99"/>
     <w:pPr>
       <w:pBdr/>
@@ -33047,9 +34846,9 @@
       </w:tcPr>
     </w:tblStylePr>
   </w:style>
-  <w:style w:type="table" w:styleId="134">
+  <w:style w:type="table" w:styleId="844">
     <w:name w:val="Bordered - Accent 3"/>
-    <w:basedOn w:val="11"/>
+    <w:basedOn w:val="721"/>
     <w:uiPriority w:val="99"/>
     <w:pPr>
       <w:pBdr/>
@@ -33278,9 +35077,9 @@
       </w:tcPr>
     </w:tblStylePr>
   </w:style>
-  <w:style w:type="table" w:styleId="135">
+  <w:style w:type="table" w:styleId="845">
     <w:name w:val="Bordered - Accent 4"/>
-    <w:basedOn w:val="11"/>
+    <w:basedOn w:val="721"/>
     <w:uiPriority w:val="99"/>
     <w:pPr>
       <w:pBdr/>
@@ -33509,9 +35308,9 @@
       </w:tcPr>
     </w:tblStylePr>
   </w:style>
-  <w:style w:type="table" w:styleId="136">
+  <w:style w:type="table" w:styleId="846">
     <w:name w:val="Bordered - Accent 5"/>
-    <w:basedOn w:val="11"/>
+    <w:basedOn w:val="721"/>
     <w:uiPriority w:val="99"/>
     <w:pPr>
       <w:pBdr/>
@@ -33740,9 +35539,9 @@
       </w:tcPr>
     </w:tblStylePr>
   </w:style>
-  <w:style w:type="table" w:styleId="137">
+  <w:style w:type="table" w:styleId="847">
     <w:name w:val="Bordered - Accent 6"/>
-    <w:basedOn w:val="11"/>
+    <w:basedOn w:val="721"/>
     <w:uiPriority w:val="99"/>
     <w:pPr>
       <w:pBdr/>
@@ -33971,11 +35770,11 @@
       </w:tcPr>
     </w:tblStylePr>
   </w:style>
-  <w:style w:type="paragraph" w:styleId="145">
+  <w:style w:type="paragraph" w:styleId="848">
     <w:name w:val="Heading 7"/>
-    <w:basedOn w:val="684"/>
-    <w:next w:val="684"/>
-    <w:link w:val="156"/>
+    <w:basedOn w:val="903"/>
+    <w:next w:val="903"/>
+    <w:link w:val="859"/>
     <w:uiPriority w:val="9"/>
     <w:unhideWhenUsed/>
     <w:qFormat/>
@@ -33992,11 +35791,11 @@
       <w:color w:val="595959" w:themeColor="text1" w:themeTint="A6"/>
     </w:rPr>
   </w:style>
-  <w:style w:type="paragraph" w:styleId="146">
+  <w:style w:type="paragraph" w:styleId="849">
     <w:name w:val="Heading 8"/>
-    <w:basedOn w:val="684"/>
-    <w:next w:val="684"/>
-    <w:link w:val="157"/>
+    <w:basedOn w:val="903"/>
+    <w:next w:val="903"/>
+    <w:link w:val="860"/>
     <w:uiPriority w:val="9"/>
     <w:unhideWhenUsed/>
     <w:qFormat/>
@@ -34015,11 +35814,11 @@
       <w:color w:val="272727" w:themeColor="text1" w:themeTint="D8"/>
     </w:rPr>
   </w:style>
-  <w:style w:type="paragraph" w:styleId="147">
+  <w:style w:type="paragraph" w:styleId="850">
     <w:name w:val="Heading 9"/>
-    <w:basedOn w:val="684"/>
-    <w:next w:val="684"/>
-    <w:link w:val="158"/>
+    <w:basedOn w:val="903"/>
+    <w:next w:val="903"/>
+    <w:link w:val="861"/>
     <w:uiPriority w:val="9"/>
     <w:unhideWhenUsed/>
     <w:qFormat/>
@@ -34038,7 +35837,7 @@
       <w:color w:val="272727" w:themeColor="text1" w:themeTint="D8"/>
     </w:rPr>
   </w:style>
-  <w:style w:type="character" w:styleId="148" w:default="1">
+  <w:style w:type="character" w:styleId="851" w:default="1">
     <w:name w:val="Default Paragraph Font"/>
     <w:uiPriority w:val="1"/>
     <w:semiHidden/>
@@ -34049,7 +35848,7 @@
       <w:ind/>
     </w:pPr>
   </w:style>
-  <w:style w:type="numbering" w:styleId="149" w:default="1">
+  <w:style w:type="numbering" w:styleId="852" w:default="1">
     <w:name w:val="No List"/>
     <w:uiPriority w:val="99"/>
     <w:semiHidden/>
@@ -34060,10 +35859,10 @@
       <w:ind/>
     </w:pPr>
   </w:style>
-  <w:style w:type="character" w:styleId="150">
+  <w:style w:type="character" w:styleId="853">
     <w:name w:val="Heading 1 Char"/>
-    <w:basedOn w:val="148"/>
-    <w:link w:val="685"/>
+    <w:basedOn w:val="851"/>
+    <w:link w:val="904"/>
     <w:uiPriority w:val="9"/>
     <w:pPr>
       <w:pBdr/>
@@ -34077,10 +35876,10 @@
       <w:szCs w:val="40"/>
     </w:rPr>
   </w:style>
-  <w:style w:type="character" w:styleId="151">
+  <w:style w:type="character" w:styleId="854">
     <w:name w:val="Heading 2 Char"/>
-    <w:basedOn w:val="148"/>
-    <w:link w:val="686"/>
+    <w:basedOn w:val="851"/>
+    <w:link w:val="905"/>
     <w:uiPriority w:val="9"/>
     <w:pPr>
       <w:pBdr/>
@@ -34094,10 +35893,10 @@
       <w:szCs w:val="32"/>
     </w:rPr>
   </w:style>
-  <w:style w:type="character" w:styleId="152">
+  <w:style w:type="character" w:styleId="855">
     <w:name w:val="Heading 3 Char"/>
-    <w:basedOn w:val="148"/>
-    <w:link w:val="687"/>
+    <w:basedOn w:val="851"/>
+    <w:link w:val="906"/>
     <w:uiPriority w:val="9"/>
     <w:pPr>
       <w:pBdr/>
@@ -34111,10 +35910,10 @@
       <w:szCs w:val="28"/>
     </w:rPr>
   </w:style>
-  <w:style w:type="character" w:styleId="153">
+  <w:style w:type="character" w:styleId="856">
     <w:name w:val="Heading 4 Char"/>
-    <w:basedOn w:val="148"/>
-    <w:link w:val="688"/>
+    <w:basedOn w:val="851"/>
+    <w:link w:val="907"/>
     <w:uiPriority w:val="9"/>
     <w:pPr>
       <w:pBdr/>
@@ -34128,10 +35927,10 @@
       <w:color w:val="0f4761" w:themeColor="accent1" w:themeShade="BF"/>
     </w:rPr>
   </w:style>
-  <w:style w:type="character" w:styleId="154">
+  <w:style w:type="character" w:styleId="857">
     <w:name w:val="Heading 5 Char"/>
-    <w:basedOn w:val="148"/>
-    <w:link w:val="689"/>
+    <w:basedOn w:val="851"/>
+    <w:link w:val="908"/>
     <w:uiPriority w:val="9"/>
     <w:pPr>
       <w:pBdr/>
@@ -34143,10 +35942,10 @@
       <w:color w:val="0f4761" w:themeColor="accent1" w:themeShade="BF"/>
     </w:rPr>
   </w:style>
-  <w:style w:type="character" w:styleId="155">
+  <w:style w:type="character" w:styleId="858">
     <w:name w:val="Heading 6 Char"/>
-    <w:basedOn w:val="148"/>
-    <w:link w:val="690"/>
+    <w:basedOn w:val="851"/>
+    <w:link w:val="909"/>
     <w:uiPriority w:val="9"/>
     <w:pPr>
       <w:pBdr/>
@@ -34160,10 +35959,10 @@
       <w:color w:val="595959" w:themeColor="text1" w:themeTint="A6"/>
     </w:rPr>
   </w:style>
-  <w:style w:type="character" w:styleId="156">
+  <w:style w:type="character" w:styleId="859">
     <w:name w:val="Heading 7 Char"/>
-    <w:basedOn w:val="148"/>
-    <w:link w:val="145"/>
+    <w:basedOn w:val="851"/>
+    <w:link w:val="848"/>
     <w:uiPriority w:val="9"/>
     <w:pPr>
       <w:pBdr/>
@@ -34175,10 +35974,10 @@
       <w:color w:val="595959" w:themeColor="text1" w:themeTint="A6"/>
     </w:rPr>
   </w:style>
-  <w:style w:type="character" w:styleId="157">
+  <w:style w:type="character" w:styleId="860">
     <w:name w:val="Heading 8 Char"/>
-    <w:basedOn w:val="148"/>
-    <w:link w:val="146"/>
+    <w:basedOn w:val="851"/>
+    <w:link w:val="849"/>
     <w:uiPriority w:val="9"/>
     <w:pPr>
       <w:pBdr/>
@@ -34192,10 +35991,10 @@
       <w:color w:val="272727" w:themeColor="text1" w:themeTint="D8"/>
     </w:rPr>
   </w:style>
-  <w:style w:type="character" w:styleId="158">
+  <w:style w:type="character" w:styleId="861">
     <w:name w:val="Heading 9 Char"/>
-    <w:basedOn w:val="148"/>
-    <w:link w:val="147"/>
+    <w:basedOn w:val="851"/>
+    <w:link w:val="850"/>
     <w:uiPriority w:val="9"/>
     <w:pPr>
       <w:pBdr/>
@@ -34209,10 +36008,10 @@
       <w:color w:val="272727" w:themeColor="text1" w:themeTint="D8"/>
     </w:rPr>
   </w:style>
-  <w:style w:type="character" w:styleId="160">
+  <w:style w:type="character" w:styleId="862">
     <w:name w:val="Title Char"/>
-    <w:basedOn w:val="148"/>
-    <w:link w:val="691"/>
+    <w:basedOn w:val="851"/>
+    <w:link w:val="910"/>
     <w:uiPriority w:val="10"/>
     <w:pPr>
       <w:pBdr/>
@@ -34226,10 +36025,10 @@
       <w:szCs w:val="56"/>
     </w:rPr>
   </w:style>
-  <w:style w:type="character" w:styleId="162">
+  <w:style w:type="character" w:styleId="863">
     <w:name w:val="Subtitle Char"/>
-    <w:basedOn w:val="148"/>
-    <w:link w:val="692"/>
+    <w:basedOn w:val="851"/>
+    <w:link w:val="911"/>
     <w:uiPriority w:val="11"/>
     <w:pPr>
       <w:pBdr/>
@@ -34243,11 +36042,11 @@
       <w:szCs w:val="28"/>
     </w:rPr>
   </w:style>
-  <w:style w:type="paragraph" w:styleId="163">
+  <w:style w:type="paragraph" w:styleId="864">
     <w:name w:val="Quote"/>
-    <w:basedOn w:val="684"/>
-    <w:next w:val="684"/>
-    <w:link w:val="164"/>
+    <w:basedOn w:val="903"/>
+    <w:next w:val="903"/>
+    <w:link w:val="865"/>
     <w:uiPriority w:val="29"/>
     <w:qFormat/>
     <w:pPr>
@@ -34262,10 +36061,10 @@
       <w:color w:val="404040" w:themeColor="text1" w:themeTint="BF"/>
     </w:rPr>
   </w:style>
-  <w:style w:type="character" w:styleId="164">
+  <w:style w:type="character" w:styleId="865">
     <w:name w:val="Quote Char"/>
-    <w:basedOn w:val="148"/>
-    <w:link w:val="163"/>
+    <w:basedOn w:val="851"/>
+    <w:link w:val="864"/>
     <w:uiPriority w:val="29"/>
     <w:pPr>
       <w:pBdr/>
@@ -34278,9 +36077,9 @@
       <w:color w:val="404040" w:themeColor="text1" w:themeTint="BF"/>
     </w:rPr>
   </w:style>
-  <w:style w:type="paragraph" w:styleId="165">
+  <w:style w:type="paragraph" w:styleId="866">
     <w:name w:val="List Paragraph"/>
-    <w:basedOn w:val="684"/>
+    <w:basedOn w:val="903"/>
     <w:uiPriority w:val="34"/>
     <w:qFormat/>
     <w:pPr>
@@ -34290,9 +36089,9 @@
       <w:contextualSpacing w:val="true"/>
     </w:pPr>
   </w:style>
-  <w:style w:type="character" w:styleId="166">
+  <w:style w:type="character" w:styleId="867">
     <w:name w:val="Intense Emphasis"/>
-    <w:basedOn w:val="148"/>
+    <w:basedOn w:val="851"/>
     <w:uiPriority w:val="21"/>
     <w:qFormat/>
     <w:pPr>
@@ -34306,11 +36105,11 @@
       <w:color w:val="0f4761" w:themeColor="accent1" w:themeShade="BF"/>
     </w:rPr>
   </w:style>
-  <w:style w:type="paragraph" w:styleId="167">
+  <w:style w:type="paragraph" w:styleId="868">
     <w:name w:val="Intense Quote"/>
-    <w:basedOn w:val="684"/>
-    <w:next w:val="684"/>
-    <w:link w:val="168"/>
+    <w:basedOn w:val="903"/>
+    <w:next w:val="903"/>
+    <w:link w:val="869"/>
     <w:uiPriority w:val="30"/>
     <w:qFormat/>
     <w:pPr>
@@ -34328,10 +36127,10 @@
       <w:color w:val="0f4761" w:themeColor="accent1" w:themeShade="BF"/>
     </w:rPr>
   </w:style>
-  <w:style w:type="character" w:styleId="168">
+  <w:style w:type="character" w:styleId="869">
     <w:name w:val="Intense Quote Char"/>
-    <w:basedOn w:val="148"/>
-    <w:link w:val="167"/>
+    <w:basedOn w:val="851"/>
+    <w:link w:val="868"/>
     <w:uiPriority w:val="30"/>
     <w:pPr>
       <w:pBdr/>
@@ -34344,9 +36143,9 @@
       <w:color w:val="0f4761" w:themeColor="accent1" w:themeShade="BF"/>
     </w:rPr>
   </w:style>
-  <w:style w:type="character" w:styleId="169">
+  <w:style w:type="character" w:styleId="870">
     <w:name w:val="Intense Reference"/>
-    <w:basedOn w:val="148"/>
+    <w:basedOn w:val="851"/>
     <w:uiPriority w:val="32"/>
     <w:qFormat/>
     <w:pPr>
@@ -34362,9 +36161,9 @@
       <w:spacing w:val="5"/>
     </w:rPr>
   </w:style>
-  <w:style w:type="paragraph" w:styleId="170">
+  <w:style w:type="paragraph" w:styleId="871">
     <w:name w:val="No Spacing"/>
-    <w:basedOn w:val="684"/>
+    <w:basedOn w:val="903"/>
     <w:uiPriority w:val="1"/>
     <w:qFormat/>
     <w:pPr>
@@ -34373,9 +36172,9 @@
       <w:ind/>
     </w:pPr>
   </w:style>
-  <w:style w:type="character" w:styleId="171">
+  <w:style w:type="character" w:styleId="872">
     <w:name w:val="Subtle Emphasis"/>
-    <w:basedOn w:val="148"/>
+    <w:basedOn w:val="851"/>
     <w:uiPriority w:val="19"/>
     <w:qFormat/>
     <w:pPr>
@@ -34389,9 +36188,9 @@
       <w:color w:val="404040" w:themeColor="text1" w:themeTint="BF"/>
     </w:rPr>
   </w:style>
-  <w:style w:type="character" w:styleId="172">
+  <w:style w:type="character" w:styleId="873">
     <w:name w:val="Emphasis"/>
-    <w:basedOn w:val="148"/>
+    <w:basedOn w:val="851"/>
     <w:uiPriority w:val="20"/>
     <w:qFormat/>
     <w:pPr>
@@ -34404,9 +36203,9 @@
       <w:iCs/>
     </w:rPr>
   </w:style>
-  <w:style w:type="character" w:styleId="173">
+  <w:style w:type="character" w:styleId="874">
     <w:name w:val="Strong"/>
-    <w:basedOn w:val="148"/>
+    <w:basedOn w:val="851"/>
     <w:uiPriority w:val="22"/>
     <w:qFormat/>
     <w:pPr>
@@ -34419,9 +36218,9 @@
       <w:bCs/>
     </w:rPr>
   </w:style>
-  <w:style w:type="character" w:styleId="174">
+  <w:style w:type="character" w:styleId="875">
     <w:name w:val="Subtle Reference"/>
-    <w:basedOn w:val="148"/>
+    <w:basedOn w:val="851"/>
     <w:uiPriority w:val="31"/>
     <w:qFormat/>
     <w:pPr>
@@ -34434,9 +36233,9 @@
       <w:color w:val="5a5a5a" w:themeColor="text1" w:themeTint="A5"/>
     </w:rPr>
   </w:style>
-  <w:style w:type="character" w:styleId="175">
+  <w:style w:type="character" w:styleId="876">
     <w:name w:val="Book Title"/>
-    <w:basedOn w:val="148"/>
+    <w:basedOn w:val="851"/>
     <w:uiPriority w:val="33"/>
     <w:qFormat/>
     <w:pPr>
@@ -34452,10 +36251,10 @@
       <w:spacing w:val="5"/>
     </w:rPr>
   </w:style>
-  <w:style w:type="paragraph" w:styleId="176">
+  <w:style w:type="paragraph" w:styleId="877">
     <w:name w:val="Header"/>
-    <w:basedOn w:val="684"/>
-    <w:link w:val="177"/>
+    <w:basedOn w:val="903"/>
+    <w:link w:val="878"/>
     <w:uiPriority w:val="99"/>
     <w:unhideWhenUsed/>
     <w:pPr>
@@ -34468,10 +36267,10 @@
       <w:ind/>
     </w:pPr>
   </w:style>
-  <w:style w:type="character" w:styleId="177">
+  <w:style w:type="character" w:styleId="878">
     <w:name w:val="Header Char"/>
-    <w:basedOn w:val="148"/>
-    <w:link w:val="176"/>
+    <w:basedOn w:val="851"/>
+    <w:link w:val="877"/>
     <w:uiPriority w:val="99"/>
     <w:pPr>
       <w:pBdr/>
@@ -34479,10 +36278,10 @@
       <w:ind/>
     </w:pPr>
   </w:style>
-  <w:style w:type="paragraph" w:styleId="178">
+  <w:style w:type="paragraph" w:styleId="879">
     <w:name w:val="Footer"/>
-    <w:basedOn w:val="684"/>
-    <w:link w:val="179"/>
+    <w:basedOn w:val="903"/>
+    <w:link w:val="880"/>
     <w:uiPriority w:val="99"/>
     <w:unhideWhenUsed/>
     <w:pPr>
@@ -34495,10 +36294,10 @@
       <w:ind/>
     </w:pPr>
   </w:style>
-  <w:style w:type="character" w:styleId="179">
+  <w:style w:type="character" w:styleId="880">
     <w:name w:val="Footer Char"/>
-    <w:basedOn w:val="148"/>
-    <w:link w:val="178"/>
+    <w:basedOn w:val="851"/>
+    <w:link w:val="879"/>
     <w:uiPriority w:val="99"/>
     <w:pPr>
       <w:pBdr/>
@@ -34506,10 +36305,10 @@
       <w:ind/>
     </w:pPr>
   </w:style>
-  <w:style w:type="paragraph" w:styleId="180">
+  <w:style w:type="paragraph" w:styleId="881">
     <w:name w:val="Caption"/>
-    <w:basedOn w:val="684"/>
-    <w:next w:val="684"/>
+    <w:basedOn w:val="903"/>
+    <w:next w:val="903"/>
     <w:uiPriority w:val="35"/>
     <w:unhideWhenUsed/>
     <w:qFormat/>
@@ -34526,10 +36325,10 @@
       <w:szCs w:val="18"/>
     </w:rPr>
   </w:style>
-  <w:style w:type="paragraph" w:styleId="181">
+  <w:style w:type="paragraph" w:styleId="882">
     <w:name w:val="footnote text"/>
-    <w:basedOn w:val="684"/>
-    <w:link w:val="182"/>
+    <w:basedOn w:val="903"/>
+    <w:link w:val="883"/>
     <w:uiPriority w:val="99"/>
     <w:semiHidden/>
     <w:unhideWhenUsed/>
@@ -34543,10 +36342,10 @@
       <w:szCs w:val="20"/>
     </w:rPr>
   </w:style>
-  <w:style w:type="character" w:styleId="182">
+  <w:style w:type="character" w:styleId="883">
     <w:name w:val="Footnote Text Char"/>
-    <w:basedOn w:val="148"/>
-    <w:link w:val="181"/>
+    <w:basedOn w:val="851"/>
+    <w:link w:val="882"/>
     <w:uiPriority w:val="99"/>
     <w:semiHidden/>
     <w:pPr>
@@ -34559,9 +36358,9 @@
       <w:szCs w:val="20"/>
     </w:rPr>
   </w:style>
-  <w:style w:type="character" w:styleId="183">
+  <w:style w:type="character" w:styleId="884">
     <w:name w:val="footnote reference"/>
-    <w:basedOn w:val="148"/>
+    <w:basedOn w:val="851"/>
     <w:uiPriority w:val="99"/>
     <w:semiHidden/>
     <w:unhideWhenUsed/>
@@ -34574,10 +36373,10 @@
       <w:vertAlign w:val="superscript"/>
     </w:rPr>
   </w:style>
-  <w:style w:type="paragraph" w:styleId="184">
+  <w:style w:type="paragraph" w:styleId="885">
     <w:name w:val="endnote text"/>
-    <w:basedOn w:val="684"/>
-    <w:link w:val="185"/>
+    <w:basedOn w:val="903"/>
+    <w:link w:val="886"/>
     <w:uiPriority w:val="99"/>
     <w:semiHidden/>
     <w:unhideWhenUsed/>
@@ -34591,10 +36390,10 @@
       <w:szCs w:val="20"/>
     </w:rPr>
   </w:style>
-  <w:style w:type="character" w:styleId="185">
+  <w:style w:type="character" w:styleId="886">
     <w:name w:val="Endnote Text Char"/>
-    <w:basedOn w:val="148"/>
-    <w:link w:val="184"/>
+    <w:basedOn w:val="851"/>
+    <w:link w:val="885"/>
     <w:uiPriority w:val="99"/>
     <w:semiHidden/>
     <w:pPr>
@@ -34607,9 +36406,9 @@
       <w:szCs w:val="20"/>
     </w:rPr>
   </w:style>
-  <w:style w:type="character" w:styleId="186">
+  <w:style w:type="character" w:styleId="887">
     <w:name w:val="endnote reference"/>
-    <w:basedOn w:val="148"/>
+    <w:basedOn w:val="851"/>
     <w:uiPriority w:val="99"/>
     <w:semiHidden/>
     <w:unhideWhenUsed/>
@@ -34622,9 +36421,9 @@
       <w:vertAlign w:val="superscript"/>
     </w:rPr>
   </w:style>
-  <w:style w:type="character" w:styleId="187">
+  <w:style w:type="character" w:styleId="888">
     <w:name w:val="Hyperlink"/>
-    <w:basedOn w:val="148"/>
+    <w:basedOn w:val="851"/>
     <w:uiPriority w:val="99"/>
     <w:unhideWhenUsed/>
     <w:pPr>
@@ -34637,9 +36436,9 @@
       <w:u w:val="single"/>
     </w:rPr>
   </w:style>
-  <w:style w:type="character" w:styleId="188">
+  <w:style w:type="character" w:styleId="889">
     <w:name w:val="FollowedHyperlink"/>
-    <w:basedOn w:val="148"/>
+    <w:basedOn w:val="851"/>
     <w:uiPriority w:val="99"/>
     <w:semiHidden/>
     <w:unhideWhenUsed/>
@@ -34653,10 +36452,10 @@
       <w:u w:val="single"/>
     </w:rPr>
   </w:style>
-  <w:style w:type="paragraph" w:styleId="189">
+  <w:style w:type="paragraph" w:styleId="890">
     <w:name w:val="toc 1"/>
-    <w:basedOn w:val="684"/>
-    <w:next w:val="684"/>
+    <w:basedOn w:val="903"/>
+    <w:next w:val="903"/>
     <w:uiPriority w:val="39"/>
     <w:unhideWhenUsed/>
     <w:pPr>
@@ -34665,10 +36464,10 @@
       <w:ind/>
     </w:pPr>
   </w:style>
-  <w:style w:type="paragraph" w:styleId="190">
+  <w:style w:type="paragraph" w:styleId="891">
     <w:name w:val="toc 2"/>
-    <w:basedOn w:val="684"/>
-    <w:next w:val="684"/>
+    <w:basedOn w:val="903"/>
+    <w:next w:val="903"/>
     <w:uiPriority w:val="39"/>
     <w:unhideWhenUsed/>
     <w:pPr>
@@ -34677,10 +36476,10 @@
       <w:ind w:left="220"/>
     </w:pPr>
   </w:style>
-  <w:style w:type="paragraph" w:styleId="191">
+  <w:style w:type="paragraph" w:styleId="892">
     <w:name w:val="toc 3"/>
-    <w:basedOn w:val="684"/>
-    <w:next w:val="684"/>
+    <w:basedOn w:val="903"/>
+    <w:next w:val="903"/>
     <w:uiPriority w:val="39"/>
     <w:unhideWhenUsed/>
     <w:pPr>
@@ -34689,10 +36488,10 @@
       <w:ind w:left="440"/>
     </w:pPr>
   </w:style>
-  <w:style w:type="paragraph" w:styleId="192">
+  <w:style w:type="paragraph" w:styleId="893">
     <w:name w:val="toc 4"/>
-    <w:basedOn w:val="684"/>
-    <w:next w:val="684"/>
+    <w:basedOn w:val="903"/>
+    <w:next w:val="903"/>
     <w:uiPriority w:val="39"/>
     <w:unhideWhenUsed/>
     <w:pPr>
@@ -34701,10 +36500,10 @@
       <w:ind w:left="660"/>
     </w:pPr>
   </w:style>
-  <w:style w:type="paragraph" w:styleId="193">
+  <w:style w:type="paragraph" w:styleId="894">
     <w:name w:val="toc 5"/>
-    <w:basedOn w:val="684"/>
-    <w:next w:val="684"/>
+    <w:basedOn w:val="903"/>
+    <w:next w:val="903"/>
     <w:uiPriority w:val="39"/>
     <w:unhideWhenUsed/>
     <w:pPr>
@@ -34713,10 +36512,10 @@
       <w:ind w:left="880"/>
     </w:pPr>
   </w:style>
-  <w:style w:type="paragraph" w:styleId="194">
+  <w:style w:type="paragraph" w:styleId="895">
     <w:name w:val="toc 6"/>
-    <w:basedOn w:val="684"/>
-    <w:next w:val="684"/>
+    <w:basedOn w:val="903"/>
+    <w:next w:val="903"/>
     <w:uiPriority w:val="39"/>
     <w:unhideWhenUsed/>
     <w:pPr>
@@ -34725,10 +36524,10 @@
       <w:ind w:left="1100"/>
     </w:pPr>
   </w:style>
-  <w:style w:type="paragraph" w:styleId="195">
+  <w:style w:type="paragraph" w:styleId="896">
     <w:name w:val="toc 7"/>
-    <w:basedOn w:val="684"/>
-    <w:next w:val="684"/>
+    <w:basedOn w:val="903"/>
+    <w:next w:val="903"/>
     <w:uiPriority w:val="39"/>
     <w:unhideWhenUsed/>
     <w:pPr>
@@ -34737,10 +36536,10 @@
       <w:ind w:left="1320"/>
     </w:pPr>
   </w:style>
-  <w:style w:type="paragraph" w:styleId="196">
+  <w:style w:type="paragraph" w:styleId="897">
     <w:name w:val="toc 8"/>
-    <w:basedOn w:val="684"/>
-    <w:next w:val="684"/>
+    <w:basedOn w:val="903"/>
+    <w:next w:val="903"/>
     <w:uiPriority w:val="39"/>
     <w:unhideWhenUsed/>
     <w:pPr>
@@ -34749,10 +36548,10 @@
       <w:ind w:left="1540"/>
     </w:pPr>
   </w:style>
-  <w:style w:type="paragraph" w:styleId="197">
+  <w:style w:type="paragraph" w:styleId="898">
     <w:name w:val="toc 9"/>
-    <w:basedOn w:val="684"/>
-    <w:next w:val="684"/>
+    <w:basedOn w:val="903"/>
+    <w:next w:val="903"/>
     <w:uiPriority w:val="39"/>
     <w:unhideWhenUsed/>
     <w:pPr>
@@ -34761,9 +36560,9 @@
       <w:ind w:left="1760"/>
     </w:pPr>
   </w:style>
-  <w:style w:type="character" w:styleId="198">
+  <w:style w:type="character" w:styleId="899">
     <w:name w:val="Placeholder Text"/>
-    <w:basedOn w:val="148"/>
+    <w:basedOn w:val="851"/>
     <w:uiPriority w:val="99"/>
     <w:semiHidden/>
     <w:pPr>
@@ -34775,7 +36574,7 @@
       <w:color w:val="666666"/>
     </w:rPr>
   </w:style>
-  <w:style w:type="paragraph" w:styleId="208">
+  <w:style w:type="paragraph" w:styleId="900">
     <w:name w:val="TOC Heading"/>
     <w:uiPriority w:val="39"/>
     <w:unhideWhenUsed/>
@@ -34785,10 +36584,10 @@
       <w:ind/>
     </w:pPr>
   </w:style>
-  <w:style w:type="paragraph" w:styleId="209">
+  <w:style w:type="paragraph" w:styleId="901">
     <w:name w:val="table of figures"/>
-    <w:basedOn w:val="684"/>
-    <w:next w:val="684"/>
+    <w:basedOn w:val="903"/>
+    <w:next w:val="903"/>
     <w:uiPriority w:val="99"/>
     <w:unhideWhenUsed/>
     <w:pPr>
@@ -34797,7 +36596,7 @@
       <w:ind/>
     </w:pPr>
   </w:style>
-  <w:style w:type="table" w:styleId="683">
+  <w:style w:type="table" w:styleId="902">
     <w:name w:val="TableNormal"/>
     <w:pPr>
       <w:pBdr/>
@@ -34986,7 +36785,7 @@
       </w:tcPr>
     </w:tblStylePr>
   </w:style>
-  <w:style w:type="paragraph" w:styleId="684" w:default="1">
+  <w:style w:type="paragraph" w:styleId="903">
     <w:name w:val="Normal"/>
     <w:pPr>
       <w:pBdr/>
@@ -34994,10 +36793,10 @@
       <w:ind/>
     </w:pPr>
   </w:style>
-  <w:style w:type="paragraph" w:styleId="685">
+  <w:style w:type="paragraph" w:styleId="904">
     <w:name w:val="Heading 1"/>
-    <w:basedOn w:val="684"/>
-    <w:next w:val="684"/>
+    <w:basedOn w:val="903"/>
+    <w:next w:val="903"/>
     <w:pPr>
       <w:keepNext w:val="true"/>
       <w:keepLines w:val="true"/>
@@ -35011,10 +36810,10 @@
       <w:szCs w:val="40"/>
     </w:rPr>
   </w:style>
-  <w:style w:type="paragraph" w:styleId="686">
+  <w:style w:type="paragraph" w:styleId="905">
     <w:name w:val="Heading 2"/>
-    <w:basedOn w:val="684"/>
-    <w:next w:val="684"/>
+    <w:basedOn w:val="903"/>
+    <w:next w:val="903"/>
     <w:pPr>
       <w:keepNext w:val="true"/>
       <w:keepLines w:val="true"/>
@@ -35030,10 +36829,10 @@
       <w:szCs w:val="32"/>
     </w:rPr>
   </w:style>
-  <w:style w:type="paragraph" w:styleId="687">
+  <w:style w:type="paragraph" w:styleId="906">
     <w:name w:val="Heading 3"/>
-    <w:basedOn w:val="684"/>
-    <w:next w:val="684"/>
+    <w:basedOn w:val="903"/>
+    <w:next w:val="903"/>
     <w:pPr>
       <w:keepNext w:val="true"/>
       <w:keepLines w:val="true"/>
@@ -35050,10 +36849,10 @@
       <w:szCs w:val="28"/>
     </w:rPr>
   </w:style>
-  <w:style w:type="paragraph" w:styleId="688">
+  <w:style w:type="paragraph" w:styleId="907">
     <w:name w:val="Heading 4"/>
-    <w:basedOn w:val="684"/>
-    <w:next w:val="684"/>
+    <w:basedOn w:val="903"/>
+    <w:next w:val="903"/>
     <w:pPr>
       <w:keepNext w:val="true"/>
       <w:keepLines w:val="true"/>
@@ -35068,10 +36867,10 @@
       <w:szCs w:val="24"/>
     </w:rPr>
   </w:style>
-  <w:style w:type="paragraph" w:styleId="689">
+  <w:style w:type="paragraph" w:styleId="908">
     <w:name w:val="Heading 5"/>
-    <w:basedOn w:val="684"/>
-    <w:next w:val="684"/>
+    <w:basedOn w:val="903"/>
+    <w:next w:val="903"/>
     <w:pPr>
       <w:keepNext w:val="true"/>
       <w:keepLines w:val="true"/>
@@ -35086,10 +36885,10 @@
       <w:szCs w:val="22"/>
     </w:rPr>
   </w:style>
-  <w:style w:type="paragraph" w:styleId="690">
+  <w:style w:type="paragraph" w:styleId="909">
     <w:name w:val="Heading 6"/>
-    <w:basedOn w:val="684"/>
-    <w:next w:val="684"/>
+    <w:basedOn w:val="903"/>
+    <w:next w:val="903"/>
     <w:pPr>
       <w:keepNext w:val="true"/>
       <w:keepLines w:val="true"/>
@@ -35106,10 +36905,10 @@
       <w:szCs w:val="22"/>
     </w:rPr>
   </w:style>
-  <w:style w:type="paragraph" w:styleId="691">
+  <w:style w:type="paragraph" w:styleId="910">
     <w:name w:val="Title"/>
-    <w:basedOn w:val="684"/>
-    <w:next w:val="684"/>
+    <w:basedOn w:val="903"/>
+    <w:next w:val="903"/>
     <w:pPr>
       <w:keepNext w:val="true"/>
       <w:keepLines w:val="true"/>
@@ -35123,10 +36922,10 @@
       <w:szCs w:val="52"/>
     </w:rPr>
   </w:style>
-  <w:style w:type="paragraph" w:styleId="692">
+  <w:style w:type="paragraph" w:styleId="911">
     <w:name w:val="Subtitle"/>
-    <w:basedOn w:val="684"/>
-    <w:next w:val="684"/>
+    <w:basedOn w:val="903"/>
+    <w:next w:val="903"/>
     <w:pPr>
       <w:keepNext w:val="true"/>
       <w:keepLines w:val="true"/>
@@ -35144,9 +36943,9 @@
       <w:szCs w:val="30"/>
     </w:rPr>
   </w:style>
-  <w:style w:type="table" w:styleId="693">
+  <w:style w:type="table" w:styleId="912">
     <w:name w:val="StGen0"/>
-    <w:basedOn w:val="683"/>
+    <w:basedOn w:val="902"/>
     <w:pPr>
       <w:pBdr/>
       <w:spacing/>
@@ -35330,9 +37129,9 @@
       </w:tcPr>
     </w:tblStylePr>
   </w:style>
-  <w:style w:type="table" w:styleId="694">
+  <w:style w:type="table" w:styleId="913">
     <w:name w:val="StGen1"/>
-    <w:basedOn w:val="683"/>
+    <w:basedOn w:val="902"/>
     <w:pPr>
       <w:pBdr/>
       <w:spacing/>
@@ -35516,9 +37315,9 @@
       </w:tcPr>
     </w:tblStylePr>
   </w:style>
-  <w:style w:type="table" w:styleId="695">
+  <w:style w:type="table" w:styleId="914">
     <w:name w:val="StGen2"/>
-    <w:basedOn w:val="683"/>
+    <w:basedOn w:val="902"/>
     <w:pPr>
       <w:pBdr/>
       <w:spacing/>
@@ -35702,9 +37501,9 @@
       </w:tcPr>
     </w:tblStylePr>
   </w:style>
-  <w:style w:type="table" w:styleId="696">
+  <w:style w:type="table" w:styleId="915">
     <w:name w:val="StGen3"/>
-    <w:basedOn w:val="683"/>
+    <w:basedOn w:val="902"/>
     <w:pPr>
       <w:pBdr/>
       <w:spacing/>
@@ -35887,6 +37686,137 @@
         <w:tcBorders/>
       </w:tcPr>
     </w:tblStylePr>
+  </w:style>
+  <w:style w:type="paragraph" w:styleId="916">
+    <w:name w:val="Normal"/>
+    <w:qFormat/>
+    <w:pPr>
+      <w:pBdr/>
+      <w:spacing/>
+      <w:ind/>
+    </w:pPr>
+  </w:style>
+  <w:style w:type="paragraph" w:styleId="917">
+    <w:name w:val="Title"/>
+    <w:basedOn w:val="916"/>
+    <w:next w:val="916"/>
+    <w:uiPriority w:val="10"/>
+    <w:qFormat/>
+    <w:pPr>
+      <w:pBdr/>
+      <w:spacing w:after="80"/>
+      <w:ind/>
+      <w:contextualSpacing w:val="true"/>
+    </w:pPr>
+    <w:rPr>
+      <w:rFonts w:asciiTheme="majorHAnsi" w:hAnsiTheme="majorHAnsi" w:eastAsiaTheme="majorEastAsia" w:cstheme="majorBidi"/>
+      <w:spacing w:val="-10"/>
+      <w:sz w:val="56"/>
+      <w:szCs w:val="56"/>
+    </w:rPr>
+  </w:style>
+  <w:style w:type="paragraph" w:styleId="918">
+    <w:name w:val="Subtitle"/>
+    <w:basedOn w:val="916"/>
+    <w:next w:val="916"/>
+    <w:uiPriority w:val="11"/>
+    <w:qFormat/>
+    <w:pPr>
+      <w:numPr>
+        <w:ilvl w:val="1"/>
+      </w:numPr>
+      <w:pBdr/>
+      <w:spacing w:after="160"/>
+      <w:ind/>
+    </w:pPr>
+    <w:rPr>
+      <w:rFonts w:asciiTheme="minorHAnsi" w:hAnsiTheme="minorHAnsi" w:eastAsiaTheme="majorEastAsia" w:cstheme="majorBidi"/>
+      <w:color w:val="595959" w:themeColor="text1" w:themeTint="A6"/>
+      <w:spacing w:val="15"/>
+      <w:sz w:val="28"/>
+      <w:szCs w:val="28"/>
+    </w:rPr>
+  </w:style>
+  <w:style w:type="paragraph" w:styleId="919">
+    <w:name w:val="Heading 1"/>
+    <w:basedOn w:val="916"/>
+    <w:next w:val="916"/>
+    <w:uiPriority w:val="9"/>
+    <w:qFormat/>
+    <w:pPr>
+      <w:keepNext w:val="true"/>
+      <w:keepLines w:val="true"/>
+      <w:pBdr/>
+      <w:spacing w:after="80" w:before="360"/>
+      <w:ind/>
+      <w:outlineLvl w:val="0"/>
+    </w:pPr>
+    <w:rPr>
+      <w:rFonts w:asciiTheme="majorHAnsi" w:hAnsiTheme="majorHAnsi" w:eastAsiaTheme="majorEastAsia" w:cstheme="majorBidi"/>
+      <w:color w:val="0f4761" w:themeColor="accent1" w:themeShade="BF"/>
+      <w:sz w:val="40"/>
+      <w:szCs w:val="40"/>
+    </w:rPr>
+  </w:style>
+  <w:style w:type="paragraph" w:styleId="920">
+    <w:name w:val="Heading 2"/>
+    <w:basedOn w:val="916"/>
+    <w:next w:val="916"/>
+    <w:uiPriority w:val="9"/>
+    <w:semiHidden/>
+    <w:unhideWhenUsed/>
+    <w:qFormat/>
+    <w:pPr>
+      <w:keepNext w:val="true"/>
+      <w:keepLines w:val="true"/>
+      <w:pBdr/>
+      <w:spacing w:after="80" w:before="160"/>
+      <w:ind/>
+      <w:outlineLvl w:val="1"/>
+    </w:pPr>
+    <w:rPr>
+      <w:rFonts w:asciiTheme="majorHAnsi" w:hAnsiTheme="majorHAnsi" w:eastAsiaTheme="majorEastAsia" w:cstheme="majorBidi"/>
+      <w:color w:val="0f4761" w:themeColor="accent1" w:themeShade="BF"/>
+      <w:sz w:val="32"/>
+      <w:szCs w:val="32"/>
+    </w:rPr>
+  </w:style>
+  <w:style w:type="paragraph" w:styleId="921">
+    <w:name w:val="Heading 3"/>
+    <w:basedOn w:val="916"/>
+    <w:next w:val="916"/>
+    <w:uiPriority w:val="9"/>
+    <w:semiHidden/>
+    <w:unhideWhenUsed/>
+    <w:qFormat/>
+    <w:pPr>
+      <w:keepNext w:val="true"/>
+      <w:keepLines w:val="true"/>
+      <w:pBdr/>
+      <w:spacing w:after="80" w:before="160"/>
+      <w:ind/>
+      <w:outlineLvl w:val="2"/>
+    </w:pPr>
+    <w:rPr>
+      <w:rFonts w:eastAsiaTheme="majorEastAsia" w:cstheme="majorBidi"/>
+      <w:color w:val="0f4761" w:themeColor="accent1" w:themeShade="BF"/>
+      <w:sz w:val="28"/>
+      <w:szCs w:val="28"/>
+    </w:rPr>
+  </w:style>
+  <w:style w:type="character" w:styleId="922">
+    <w:name w:val="Hyperlink"/>
+    <w:uiPriority w:val="99"/>
+    <w:unhideWhenUsed/>
+    <w:pPr>
+      <w:pBdr/>
+      <w:spacing/>
+      <w:ind/>
+    </w:pPr>
+    <w:rPr>
+      <w:color w:val="467886" w:themeColor="hyperlink"/>
+      <w:u w:val="single"/>
+    </w:rPr>
   </w:style>
 </w:styles>
 </file>
